--- a/Relatório técnico-CBD.docx
+++ b/Relatório técnico-CBD.docx
@@ -1650,7 +1650,7 @@
           <w:rFonts w:cs="Arial Unicode MS" w:eastAsia="Arial Unicode MS"/>
           <w:rtl w:val="0"/>
         </w:rPr>
-        <w:t>44</w:t>
+        <w:t>54</w:t>
       </w:r>
       <w:r>
         <w:rPr/>
@@ -1690,7 +1690,7 @@
           <w:rFonts w:cs="Arial Unicode MS" w:eastAsia="Arial Unicode MS"/>
           <w:rtl w:val="0"/>
         </w:rPr>
-        <w:t>44</w:t>
+        <w:t>54</w:t>
       </w:r>
       <w:r>
         <w:rPr/>
@@ -1726,7 +1726,7 @@
           <w:rFonts w:cs="Arial Unicode MS" w:eastAsia="Arial Unicode MS"/>
           <w:rtl w:val="0"/>
         </w:rPr>
-        <w:t>45</w:t>
+        <w:t>55</w:t>
       </w:r>
       <w:r>
         <w:rPr/>
@@ -1762,7 +1762,7 @@
           <w:rFonts w:cs="Arial Unicode MS" w:eastAsia="Arial Unicode MS"/>
           <w:rtl w:val="0"/>
         </w:rPr>
-        <w:t>46</w:t>
+        <w:t>56</w:t>
       </w:r>
       <w:r>
         <w:rPr/>
@@ -1801,8 +1801,83 @@
         <w:rPr>
           <w:rFonts w:cs="Arial Unicode MS" w:eastAsia="Arial Unicode MS"/>
           <w:rtl w:val="0"/>
-        </w:rPr>
-        <w:t>47</w:t>
+          <w:lang w:val="ru-RU"/>
+        </w:rPr>
+        <w:t>57</w:t>
+      </w:r>
+      <w:r>
+        <w:rPr/>
+        <w:fldChar w:fldCharType="end" w:fldLock="0"/>
+      </w:r>
+    </w:p>
+    <w:p>
+      <w:pPr>
+        <w:pStyle w:val="TOC 2"/>
+      </w:pPr>
+      <w:r>
+        <w:rPr>
+          <w:rFonts w:cs="Arial Unicode MS" w:eastAsia="Arial Unicode MS" w:hint="default"/>
+          <w:rtl w:val="0"/>
+          <w:lang w:val="pt-PT"/>
+        </w:rPr>
+        <w:t>Campos Sensíveis</w:t>
+        <w:tab/>
+      </w:r>
+      <w:r>
+        <w:rPr/>
+        <w:fldChar w:fldCharType="begin" w:fldLock="0"/>
+      </w:r>
+      <w:r>
+        <w:instrText xml:space="preserve"> PAGEREF _Toc30 \h </w:instrText>
+      </w:r>
+      <w:r>
+        <w:rPr/>
+        <w:fldChar w:fldCharType="separate" w:fldLock="0"/>
+      </w:r>
+      <w:r>
+        <w:rPr>
+          <w:rFonts w:cs="Arial Unicode MS" w:eastAsia="Arial Unicode MS"/>
+          <w:rtl w:val="0"/>
+          <w:lang w:val="ru-RU"/>
+        </w:rPr>
+        <w:t>57</w:t>
+      </w:r>
+      <w:r>
+        <w:rPr/>
+        <w:fldChar w:fldCharType="end" w:fldLock="0"/>
+      </w:r>
+    </w:p>
+    <w:p>
+      <w:pPr>
+        <w:pStyle w:val="TOC 2"/>
+      </w:pPr>
+      <w:r>
+        <w:rPr>
+          <w:rFonts w:cs="Arial Unicode MS" w:eastAsia="Arial Unicode MS"/>
+          <w:rtl w:val="0"/>
+          <w:lang w:val="pt-PT"/>
+        </w:rPr>
+        <w:t>Consulta de NIF Encriptado e Desenciptado:</w:t>
+        <w:tab/>
+      </w:r>
+      <w:r>
+        <w:rPr/>
+        <w:fldChar w:fldCharType="begin" w:fldLock="0"/>
+      </w:r>
+      <w:r>
+        <w:instrText xml:space="preserve"> PAGEREF _Toc31 \h </w:instrText>
+      </w:r>
+      <w:r>
+        <w:rPr/>
+        <w:fldChar w:fldCharType="separate" w:fldLock="0"/>
+      </w:r>
+      <w:r>
+        <w:rPr>
+          <w:rFonts w:cs="Arial Unicode MS" w:eastAsia="Arial Unicode MS"/>
+          <w:rtl w:val="0"/>
+          <w:lang w:val="ru-RU"/>
+        </w:rPr>
+        <w:t>58</w:t>
       </w:r>
       <w:r>
         <w:rPr/>
@@ -1831,7 +1906,7 @@
         <w:fldChar w:fldCharType="begin" w:fldLock="0"/>
       </w:r>
       <w:r>
-        <w:instrText xml:space="preserve"> PAGEREF _Toc30 \h </w:instrText>
+        <w:instrText xml:space="preserve"> PAGEREF _Toc32 \h </w:instrText>
       </w:r>
       <w:r>
         <w:rPr/>
@@ -1842,7 +1917,7 @@
           <w:rFonts w:cs="Arial Unicode MS" w:eastAsia="Arial Unicode MS"/>
           <w:rtl w:val="0"/>
         </w:rPr>
-        <w:t>48</w:t>
+        <w:t>60</w:t>
       </w:r>
       <w:r>
         <w:rPr/>
@@ -1870,7 +1945,7 @@
         <w:fldChar w:fldCharType="begin" w:fldLock="0"/>
       </w:r>
       <w:r>
-        <w:instrText xml:space="preserve"> PAGEREF _Toc31 \h </w:instrText>
+        <w:instrText xml:space="preserve"> PAGEREF _Toc33 \h </w:instrText>
       </w:r>
       <w:r>
         <w:rPr/>
@@ -1881,7 +1956,7 @@
           <w:rFonts w:cs="Arial Unicode MS" w:eastAsia="Arial Unicode MS"/>
           <w:rtl w:val="0"/>
         </w:rPr>
-        <w:t>49</w:t>
+        <w:t>61</w:t>
       </w:r>
       <w:r>
         <w:rPr/>
@@ -1910,7 +1985,7 @@
         <w:fldChar w:fldCharType="begin" w:fldLock="0"/>
       </w:r>
       <w:r>
-        <w:instrText xml:space="preserve"> PAGEREF _Toc32 \h </w:instrText>
+        <w:instrText xml:space="preserve"> PAGEREF _Toc34 \h </w:instrText>
       </w:r>
       <w:r>
         <w:rPr/>
@@ -1921,7 +1996,7 @@
           <w:rFonts w:cs="Arial Unicode MS" w:eastAsia="Arial Unicode MS"/>
           <w:rtl w:val="0"/>
         </w:rPr>
-        <w:t>50</w:t>
+        <w:t>62</w:t>
       </w:r>
       <w:r>
         <w:rPr/>
@@ -1950,7 +2025,7 @@
         <w:fldChar w:fldCharType="begin" w:fldLock="0"/>
       </w:r>
       <w:r>
-        <w:instrText xml:space="preserve"> PAGEREF _Toc33 \h </w:instrText>
+        <w:instrText xml:space="preserve"> PAGEREF _Toc35 \h </w:instrText>
       </w:r>
       <w:r>
         <w:rPr/>
@@ -1961,7 +2036,7 @@
           <w:rFonts w:cs="Arial Unicode MS" w:eastAsia="Arial Unicode MS"/>
           <w:rtl w:val="0"/>
         </w:rPr>
-        <w:t>50</w:t>
+        <w:t>62</w:t>
       </w:r>
       <w:r>
         <w:rPr/>
@@ -1990,7 +2065,7 @@
         <w:fldChar w:fldCharType="begin" w:fldLock="0"/>
       </w:r>
       <w:r>
-        <w:instrText xml:space="preserve"> PAGEREF _Toc34 \h </w:instrText>
+        <w:instrText xml:space="preserve"> PAGEREF _Toc36 \h </w:instrText>
       </w:r>
       <w:r>
         <w:rPr/>
@@ -2001,7 +2076,7 @@
           <w:rFonts w:cs="Arial Unicode MS" w:eastAsia="Arial Unicode MS"/>
           <w:rtl w:val="0"/>
         </w:rPr>
-        <w:t>51</w:t>
+        <w:t>63</w:t>
       </w:r>
       <w:r>
         <w:rPr/>
@@ -46314,6 +46389,7 @@
     <w:p>
       <w:pPr>
         <w:pStyle w:val="Body"/>
+        <w:spacing w:line="264" w:lineRule="auto"/>
       </w:pPr>
       <w:r>
         <w:rPr>
@@ -46552,7 +46628,20 @@
         <w:rPr>
           <w:rtl w:val="0"/>
         </w:rPr>
-        <w:t>es transacionais frequentes (vendas, cria</w:t>
+        <w:t>es transacionais frequentes (</w:t>
+      </w:r>
+      <w:r>
+        <w:rPr>
+          <w:rtl w:val="0"/>
+          <w:lang w:val="en-US"/>
+        </w:rPr>
+        <w:t xml:space="preserve">produtos, </w:t>
+      </w:r>
+      <w:r>
+        <w:rPr>
+          <w:rtl w:val="0"/>
+        </w:rPr>
+        <w:t>vendas, cria</w:t>
       </w:r>
       <w:r>
         <w:rPr>
@@ -46564,7 +46653,7 @@
         <w:rPr>
           <w:rtl w:val="0"/>
         </w:rPr>
-        <w:t>o de utilizadores, logging, etc.).</w:t>
+        <w:t>o de utilizadores, etc.).</w:t>
       </w:r>
     </w:p>
     <w:p>
@@ -48493,17 +48582,359 @@
       </w:pPr>
       <w:r>
         <w:rPr>
-          <w:outline w:val="0"/>
-          <w:color w:val="ff0700"/>
-          <w:rtl w:val="0"/>
-          <w:lang w:val="pt-PT"/>
-          <w14:textFill>
-            <w14:solidFill>
-              <w14:srgbClr w14:val="FF0800"/>
-            </w14:solidFill>
-          </w14:textFill>
-        </w:rPr>
-        <w:t>ADICIONAR AQUI</w:t>
+          <w:rtl w:val="0"/>
+        </w:rPr>
+        <w:t>Simular a ocorr</w:t>
+      </w:r>
+      <w:r>
+        <w:rPr>
+          <w:rtl w:val="0"/>
+        </w:rPr>
+        <w:t>ê</w:t>
+      </w:r>
+      <w:r>
+        <w:rPr>
+          <w:rtl w:val="0"/>
+        </w:rPr>
+        <w:t>ncia de um crash da base de dados, demonstrar perda de dados ap</w:t>
+      </w:r>
+      <w:r>
+        <w:rPr>
+          <w:rtl w:val="0"/>
+        </w:rPr>
+        <w:t>ó</w:t>
+      </w:r>
+      <w:r>
+        <w:rPr>
+          <w:rtl w:val="0"/>
+        </w:rPr>
+        <w:t>s falha, e apresentar a sequ</w:t>
+      </w:r>
+      <w:r>
+        <w:rPr>
+          <w:rtl w:val="0"/>
+        </w:rPr>
+        <w:t>ê</w:t>
+      </w:r>
+      <w:r>
+        <w:rPr>
+          <w:rtl w:val="0"/>
+        </w:rPr>
+        <w:t>ncia correta de recupera</w:t>
+      </w:r>
+      <w:r>
+        <w:rPr>
+          <w:rtl w:val="0"/>
+        </w:rPr>
+        <w:t>çã</w:t>
+      </w:r>
+      <w:r>
+        <w:rPr>
+          <w:rtl w:val="0"/>
+        </w:rPr>
+        <w:t>o usando:</w:t>
+      </w:r>
+    </w:p>
+    <w:p>
+      <w:pPr>
+        <w:pStyle w:val="Body A"/>
+        <w:numPr>
+          <w:ilvl w:val="0"/>
+          <w:numId w:val="40"/>
+        </w:numPr>
+      </w:pPr>
+      <w:r>
+        <w:rPr>
+          <w:rtl w:val="0"/>
+        </w:rPr>
+        <w:t>Backup FULL</w:t>
+      </w:r>
+    </w:p>
+    <w:p>
+      <w:pPr>
+        <w:pStyle w:val="Body A"/>
+        <w:numPr>
+          <w:ilvl w:val="0"/>
+          <w:numId w:val="40"/>
+        </w:numPr>
+      </w:pPr>
+      <w:r>
+        <w:rPr>
+          <w:rtl w:val="0"/>
+          <w:lang w:val="en-US"/>
+        </w:rPr>
+        <w:t>Backup Diferencial</w:t>
+      </w:r>
+    </w:p>
+    <w:p>
+      <w:pPr>
+        <w:pStyle w:val="Body A"/>
+        <w:numPr>
+          <w:ilvl w:val="0"/>
+          <w:numId w:val="40"/>
+        </w:numPr>
+      </w:pPr>
+      <w:r>
+        <w:rPr>
+          <w:rtl w:val="0"/>
+        </w:rPr>
+        <w:t>(Opcional) Backup TRANSACTION LOG</w:t>
+      </w:r>
+    </w:p>
+    <w:p>
+      <w:pPr>
+        <w:pStyle w:val="Body A"/>
+      </w:pPr>
+      <w:r>
+        <w:br w:type="textWrapping"/>
+      </w:r>
+      <w:r>
+        <w:rPr>
+          <w:b w:val="1"/>
+          <w:bCs w:val="1"/>
+          <w:rtl w:val="0"/>
+          <w:lang w:val="en-US"/>
+        </w:rPr>
+        <w:t>Pressupostos:</w:t>
+      </w:r>
+    </w:p>
+    <w:p>
+      <w:pPr>
+        <w:pStyle w:val="Body A"/>
+        <w:numPr>
+          <w:ilvl w:val="0"/>
+          <w:numId w:val="40"/>
+        </w:numPr>
+      </w:pPr>
+      <w:r>
+        <w:rPr>
+          <w:rtl w:val="0"/>
+        </w:rPr>
+        <w:t>Base de dados: AdventureWorks</w:t>
+      </w:r>
+    </w:p>
+    <w:p>
+      <w:pPr>
+        <w:pStyle w:val="Body A"/>
+        <w:numPr>
+          <w:ilvl w:val="0"/>
+          <w:numId w:val="40"/>
+        </w:numPr>
+      </w:pPr>
+      <w:r>
+        <w:rPr>
+          <w:rtl w:val="0"/>
+        </w:rPr>
+        <w:t>Modelo de recupera</w:t>
+      </w:r>
+      <w:r>
+        <w:rPr>
+          <w:rtl w:val="0"/>
+        </w:rPr>
+        <w:t>çã</w:t>
+      </w:r>
+      <w:r>
+        <w:rPr>
+          <w:rtl w:val="0"/>
+        </w:rPr>
+        <w:t>o: FULL</w:t>
+      </w:r>
+    </w:p>
+    <w:p>
+      <w:pPr>
+        <w:pStyle w:val="Body A"/>
+        <w:numPr>
+          <w:ilvl w:val="0"/>
+          <w:numId w:val="40"/>
+        </w:numPr>
+      </w:pPr>
+      <w:r>
+        <w:rPr>
+          <w:rtl w:val="0"/>
+        </w:rPr>
+        <w:t>Backups armazenados em:</w:t>
+      </w:r>
+      <w:r>
+        <w:rPr>
+          <w:rtl w:val="0"/>
+          <w:lang w:val="en-US"/>
+        </w:rPr>
+        <w:t xml:space="preserve"> </w:t>
+      </w:r>
+    </w:p>
+    <w:p>
+      <w:pPr>
+        <w:pStyle w:val="Body A"/>
+        <w:numPr>
+          <w:ilvl w:val="1"/>
+          <w:numId w:val="40"/>
+        </w:numPr>
+      </w:pPr>
+      <w:r>
+        <w:rPr>
+          <w:rtl w:val="0"/>
+          <w:lang w:val="en-US"/>
+        </w:rPr>
+        <w:t xml:space="preserve">SQL Server em docker: </w:t>
+      </w:r>
+      <w:r>
+        <w:rPr>
+          <w:rtl w:val="0"/>
+          <w:lang w:val="en-US"/>
+        </w:rPr>
+        <w:t>“</w:t>
+      </w:r>
+      <w:r>
+        <w:rPr>
+          <w:rtl w:val="0"/>
+        </w:rPr>
+        <w:t>/var/opt/mssql/backups/</w:t>
+      </w:r>
+      <w:r>
+        <w:rPr>
+          <w:rtl w:val="0"/>
+          <w:lang w:val="en-US"/>
+        </w:rPr>
+        <w:t>“</w:t>
+      </w:r>
+    </w:p>
+    <w:p>
+      <w:pPr>
+        <w:pStyle w:val="Body A"/>
+        <w:numPr>
+          <w:ilvl w:val="1"/>
+          <w:numId w:val="40"/>
+        </w:numPr>
+      </w:pPr>
+      <w:r>
+        <w:rPr>
+          <w:rtl w:val="0"/>
+          <w:lang w:val="en-US"/>
+        </w:rPr>
+        <w:t xml:space="preserve">Windows: </w:t>
+      </w:r>
+      <w:r>
+        <w:rPr>
+          <w:rtl w:val="0"/>
+          <w:lang w:val="en-US"/>
+        </w:rPr>
+        <w:t>“</w:t>
+      </w:r>
+      <w:r>
+        <w:rPr>
+          <w:rtl w:val="0"/>
+          <w:lang w:val="en-US"/>
+        </w:rPr>
+        <w:t>&lt;PASTA-MYSQL&gt;/backups</w:t>
+      </w:r>
+      <w:r>
+        <w:rPr>
+          <w:rtl w:val="0"/>
+          <w:lang w:val="en-US"/>
+        </w:rPr>
+        <w:t>”</w:t>
+      </w:r>
+    </w:p>
+    <w:p>
+      <w:pPr>
+        <w:pStyle w:val="Body A"/>
+        <w:numPr>
+          <w:ilvl w:val="0"/>
+          <w:numId w:val="40"/>
+        </w:numPr>
+      </w:pPr>
+      <w:r>
+        <w:rPr>
+          <w:rtl w:val="0"/>
+        </w:rPr>
+        <w:t>Tabela de teste: dbo.ProductCategory</w:t>
+      </w:r>
+    </w:p>
+    <w:p>
+      <w:pPr>
+        <w:pStyle w:val="Body A"/>
+        <w:numPr>
+          <w:ilvl w:val="0"/>
+          <w:numId w:val="40"/>
+        </w:numPr>
+      </w:pPr>
+      <w:r>
+        <w:rPr>
+          <w:rtl w:val="0"/>
+        </w:rPr>
+        <w:t xml:space="preserve">O </w:t>
+      </w:r>
+      <w:r>
+        <w:rPr>
+          <w:rtl w:val="0"/>
+        </w:rPr>
+        <w:t>“</w:t>
+      </w:r>
+      <w:r>
+        <w:rPr>
+          <w:rtl w:val="0"/>
+        </w:rPr>
+        <w:t>crash</w:t>
+      </w:r>
+      <w:r>
+        <w:rPr>
+          <w:rtl w:val="0"/>
+        </w:rPr>
+        <w:t xml:space="preserve">” </w:t>
+      </w:r>
+      <w:r>
+        <w:rPr>
+          <w:rtl w:val="0"/>
+        </w:rPr>
+        <w:t>ser</w:t>
+      </w:r>
+      <w:r>
+        <w:rPr>
+          <w:rtl w:val="0"/>
+        </w:rPr>
+        <w:t xml:space="preserve">á </w:t>
+      </w:r>
+      <w:r>
+        <w:rPr>
+          <w:rtl w:val="0"/>
+        </w:rPr>
+        <w:t>simulado atrav</w:t>
+      </w:r>
+      <w:r>
+        <w:rPr>
+          <w:rtl w:val="0"/>
+        </w:rPr>
+        <w:t>é</w:t>
+      </w:r>
+      <w:r>
+        <w:rPr>
+          <w:rtl w:val="0"/>
+        </w:rPr>
+        <w:t>s de corrup</w:t>
+      </w:r>
+      <w:r>
+        <w:rPr>
+          <w:rtl w:val="0"/>
+        </w:rPr>
+        <w:t>çã</w:t>
+      </w:r>
+      <w:r>
+        <w:rPr>
+          <w:rtl w:val="0"/>
+        </w:rPr>
+        <w:t>o l</w:t>
+      </w:r>
+      <w:r>
+        <w:rPr>
+          <w:rtl w:val="0"/>
+        </w:rPr>
+        <w:t>ó</w:t>
+      </w:r>
+      <w:r>
+        <w:rPr>
+          <w:rtl w:val="0"/>
+        </w:rPr>
+        <w:t>gica (ficheiro MDF renomeado)</w:t>
       </w:r>
       <w:r>
         <w:rPr>
@@ -48512,16 +48943,3458 @@
           <w:bCs w:val="0"/>
           <w:i w:val="0"/>
           <w:iCs w:val="0"/>
-          <w:outline w:val="0"/>
-          <w:color w:val="ff0700"/>
-          <w14:textFill>
-            <w14:solidFill>
-              <w14:srgbClr w14:val="FF0800"/>
-            </w14:solidFill>
-          </w14:textFill>
         </w:rPr>
         <w:br w:type="page"/>
       </w:r>
+    </w:p>
+    <w:p>
+      <w:pPr>
+        <w:pStyle w:val="Body A"/>
+      </w:pPr>
+    </w:p>
+    <w:p>
+      <w:pPr>
+        <w:pStyle w:val="Heading 3"/>
+      </w:pPr>
+      <w:r>
+        <w:rPr>
+          <w:rtl w:val="0"/>
+        </w:rPr>
+        <w:t>Prepara</w:t>
+      </w:r>
+      <w:r>
+        <w:rPr>
+          <w:rtl w:val="0"/>
+        </w:rPr>
+        <w:t>çã</w:t>
+      </w:r>
+      <w:r>
+        <w:rPr>
+          <w:rtl w:val="0"/>
+        </w:rPr>
+        <w:t xml:space="preserve">o e </w:t>
+      </w:r>
+      <w:r>
+        <w:rPr>
+          <w:rtl w:val="0"/>
+        </w:rPr>
+        <w:t>“</w:t>
+      </w:r>
+      <w:r>
+        <w:rPr>
+          <w:rtl w:val="0"/>
+        </w:rPr>
+        <w:t>Crash</w:t>
+      </w:r>
+      <w:r>
+        <w:rPr>
+          <w:rtl w:val="0"/>
+        </w:rPr>
+        <w:t>”</w:t>
+      </w:r>
+    </w:p>
+    <w:p>
+      <w:pPr>
+        <w:pStyle w:val="Body A"/>
+      </w:pPr>
+    </w:p>
+    <w:p>
+      <w:pPr>
+        <w:pStyle w:val="Body A"/>
+        <w:numPr>
+          <w:ilvl w:val="0"/>
+          <w:numId w:val="43"/>
+        </w:numPr>
+        <w:rPr>
+          <w:b w:val="1"/>
+          <w:bCs w:val="1"/>
+          <w:lang w:val="en-US"/>
+        </w:rPr>
+      </w:pPr>
+      <w:r>
+        <w:rPr>
+          <w:b w:val="1"/>
+          <w:bCs w:val="1"/>
+          <w:rtl w:val="0"/>
+          <w:lang w:val="en-US"/>
+        </w:rPr>
+        <w:t>Garantir que o modelo de recupera</w:t>
+      </w:r>
+      <w:r>
+        <w:rPr>
+          <w:b w:val="1"/>
+          <w:bCs w:val="1"/>
+          <w:rtl w:val="0"/>
+          <w:lang w:val="pt-PT"/>
+        </w:rPr>
+        <w:t>çã</w:t>
+      </w:r>
+      <w:r>
+        <w:rPr>
+          <w:b w:val="1"/>
+          <w:bCs w:val="1"/>
+          <w:rtl w:val="0"/>
+          <w:lang w:val="pt-PT"/>
+        </w:rPr>
+        <w:t xml:space="preserve">o </w:t>
+      </w:r>
+      <w:r>
+        <w:rPr>
+          <w:b w:val="1"/>
+          <w:bCs w:val="1"/>
+          <w:rtl w:val="0"/>
+          <w:lang w:val="pt-PT"/>
+        </w:rPr>
+        <w:t>é “</w:t>
+      </w:r>
+      <w:r>
+        <w:rPr>
+          <w:b w:val="1"/>
+          <w:bCs w:val="1"/>
+          <w:rtl w:val="0"/>
+          <w:lang w:val="pt-PT"/>
+        </w:rPr>
+        <w:t>FULL</w:t>
+      </w:r>
+      <w:r>
+        <w:rPr>
+          <w:b w:val="1"/>
+          <w:bCs w:val="1"/>
+          <w:rtl w:val="0"/>
+          <w:lang w:val="pt-PT"/>
+        </w:rPr>
+        <w:t>”</w:t>
+      </w:r>
+      <w:r>
+        <w:rPr>
+          <w:b w:val="1"/>
+          <w:bCs w:val="1"/>
+        </w:rPr>
+        <w:drawing xmlns:a="http://schemas.openxmlformats.org/drawingml/2006/main">
+          <wp:anchor distT="152400" distB="152400" distL="152400" distR="152400" simplePos="0" relativeHeight="251679744" behindDoc="0" locked="0" layoutInCell="1" allowOverlap="1">
+            <wp:simplePos x="0" y="0"/>
+            <wp:positionH relativeFrom="margin">
+              <wp:posOffset>25400</wp:posOffset>
+            </wp:positionH>
+            <wp:positionV relativeFrom="line">
+              <wp:posOffset>148259</wp:posOffset>
+            </wp:positionV>
+            <wp:extent cx="6578600" cy="1905000"/>
+            <wp:effectExtent l="0" t="0" r="0" b="0"/>
+            <wp:wrapThrough wrapText="bothSides" distL="152400" distR="152400">
+              <wp:wrapPolygon edited="1">
+                <wp:start x="0" y="0"/>
+                <wp:lineTo x="21600" y="0"/>
+                <wp:lineTo x="21600" y="21635"/>
+                <wp:lineTo x="0" y="21635"/>
+                <wp:lineTo x="0" y="0"/>
+              </wp:wrapPolygon>
+            </wp:wrapThrough>
+            <wp:docPr id="1073741848" name="officeArt object" descr="pasted-movie.png"/>
+            <wp:cNvGraphicFramePr/>
+            <a:graphic xmlns:a="http://schemas.openxmlformats.org/drawingml/2006/main">
+              <a:graphicData uri="http://schemas.openxmlformats.org/drawingml/2006/picture">
+                <pic:pic xmlns:pic="http://schemas.openxmlformats.org/drawingml/2006/picture">
+                  <pic:nvPicPr>
+                    <pic:cNvPr id="1073741848" name="pasted-movie.png" descr="pasted-movie.png"/>
+                    <pic:cNvPicPr>
+                      <a:picLocks noChangeAspect="1"/>
+                    </pic:cNvPicPr>
+                  </pic:nvPicPr>
+                  <pic:blipFill>
+                    <a:blip r:embed="rId27">
+                      <a:extLst/>
+                    </a:blip>
+                    <a:stretch>
+                      <a:fillRect/>
+                    </a:stretch>
+                  </pic:blipFill>
+                  <pic:spPr>
+                    <a:xfrm>
+                      <a:off x="0" y="0"/>
+                      <a:ext cx="6578600" cy="1905000"/>
+                    </a:xfrm>
+                    <a:prstGeom prst="rect">
+                      <a:avLst/>
+                    </a:prstGeom>
+                    <a:ln w="12700" cap="flat">
+                      <a:noFill/>
+                      <a:miter lim="400000"/>
+                    </a:ln>
+                    <a:effectLst/>
+                  </pic:spPr>
+                </pic:pic>
+              </a:graphicData>
+            </a:graphic>
+          </wp:anchor>
+        </w:drawing>
+      </w:r>
+    </w:p>
+    <w:p>
+      <w:pPr>
+        <w:pStyle w:val="Body A"/>
+      </w:pPr>
+    </w:p>
+    <w:p>
+      <w:pPr>
+        <w:pStyle w:val="Body A"/>
+        <w:rPr>
+          <w:b w:val="1"/>
+          <w:bCs w:val="1"/>
+        </w:rPr>
+      </w:pPr>
+      <w:r>
+        <w:rPr>
+          <w:b w:val="1"/>
+          <w:bCs w:val="1"/>
+          <w:rtl w:val="0"/>
+          <w:lang w:val="pt-PT"/>
+        </w:rPr>
+        <w:t>2. Fazer um backup full da base de dados</w:t>
+      </w:r>
+    </w:p>
+    <w:p>
+      <w:pPr>
+        <w:pStyle w:val="Body A"/>
+      </w:pPr>
+      <w:r>
+        <w:rPr>
+          <w:rtl w:val="0"/>
+          <w:lang w:val="en-US"/>
+        </w:rPr>
+        <w:t>“””</w:t>
+      </w:r>
+    </w:p>
+    <w:p>
+      <w:pPr>
+        <w:pStyle w:val="Body A"/>
+      </w:pPr>
+      <w:r>
+        <w:rPr>
+          <w:rtl w:val="0"/>
+        </w:rPr>
+        <w:t>BACKUP DATABASE AdventureWorks</w:t>
+      </w:r>
+    </w:p>
+    <w:p>
+      <w:pPr>
+        <w:pStyle w:val="Body A"/>
+      </w:pPr>
+      <w:r>
+        <w:rPr>
+          <w:rtl w:val="0"/>
+        </w:rPr>
+        <w:t>TO DISK = '/var/opt/mssql/backups/AdventureWorks_FULL.bak'</w:t>
+      </w:r>
+    </w:p>
+    <w:p>
+      <w:pPr>
+        <w:pStyle w:val="Body A"/>
+      </w:pPr>
+      <w:r>
+        <w:rPr>
+          <w:rtl w:val="0"/>
+        </w:rPr>
+        <w:t>WITH INIT, FORMAT;</w:t>
+      </w:r>
+    </w:p>
+    <w:p>
+      <w:pPr>
+        <w:pStyle w:val="Body A"/>
+      </w:pPr>
+      <w:r>
+        <w:rPr>
+          <w:rtl w:val="0"/>
+        </w:rPr>
+        <w:t>GO</w:t>
+      </w:r>
+    </w:p>
+    <w:p>
+      <w:pPr>
+        <w:pStyle w:val="Body A"/>
+        <w:rPr>
+          <w:b w:val="1"/>
+          <w:bCs w:val="1"/>
+        </w:rPr>
+      </w:pPr>
+      <w:r>
+        <w:rPr>
+          <w:b w:val="1"/>
+          <w:bCs w:val="1"/>
+          <w:rtl w:val="0"/>
+          <w:lang w:val="en-US"/>
+        </w:rPr>
+        <w:t>“””</w:t>
+      </w:r>
+    </w:p>
+    <w:p>
+      <w:pPr>
+        <w:pStyle w:val="Body A"/>
+        <w:rPr>
+          <w:b w:val="1"/>
+          <w:bCs w:val="1"/>
+        </w:rPr>
+      </w:pPr>
+    </w:p>
+    <w:p>
+      <w:pPr>
+        <w:pStyle w:val="Body A"/>
+        <w:rPr>
+          <w:b w:val="1"/>
+          <w:bCs w:val="1"/>
+        </w:rPr>
+      </w:pPr>
+      <w:r>
+        <w:rPr>
+          <w:b w:val="1"/>
+          <w:bCs w:val="1"/>
+          <w:rtl w:val="0"/>
+          <w:lang w:val="en-US"/>
+        </w:rPr>
+        <w:t xml:space="preserve">3. </w:t>
+      </w:r>
+      <w:r>
+        <w:rPr>
+          <w:b w:val="1"/>
+          <w:bCs w:val="1"/>
+          <w:rtl w:val="0"/>
+          <w:lang w:val="pt-PT"/>
+        </w:rPr>
+        <w:t>Validar estado inicial dos dados</w:t>
+      </w:r>
+    </w:p>
+    <w:p>
+      <w:pPr>
+        <w:pStyle w:val="Body A"/>
+      </w:pPr>
+      <w:r>
+        <w:rPr>
+          <w:rtl w:val="0"/>
+          <w:lang w:val="en-US"/>
+        </w:rPr>
+        <w:t>“””</w:t>
+      </w:r>
+    </w:p>
+    <w:p>
+      <w:pPr>
+        <w:pStyle w:val="Body A"/>
+      </w:pPr>
+      <w:r>
+        <w:rPr>
+          <w:rtl w:val="0"/>
+        </w:rPr>
+        <w:t>SELECT COUNT(*) AS TotalCategories</w:t>
+      </w:r>
+      <w:r>
+        <w:br w:type="textWrapping"/>
+      </w:r>
+      <w:r>
+        <w:rPr>
+          <w:rtl w:val="0"/>
+        </w:rPr>
+        <w:t>FROM dbo.ProductCategory;</w:t>
+      </w:r>
+      <w:r>
+        <w:br w:type="textWrapping"/>
+      </w:r>
+      <w:r>
+        <w:rPr>
+          <w:rtl w:val="0"/>
+        </w:rPr>
+        <w:t>GO</w:t>
+      </w:r>
+      <w:r>
+        <w:drawing xmlns:a="http://schemas.openxmlformats.org/drawingml/2006/main">
+          <wp:anchor distT="152400" distB="152400" distL="152400" distR="152400" simplePos="0" relativeHeight="251680768" behindDoc="0" locked="0" layoutInCell="1" allowOverlap="1">
+            <wp:simplePos x="0" y="0"/>
+            <wp:positionH relativeFrom="margin">
+              <wp:posOffset>25400</wp:posOffset>
+            </wp:positionH>
+            <wp:positionV relativeFrom="line">
+              <wp:posOffset>290912</wp:posOffset>
+            </wp:positionV>
+            <wp:extent cx="2922271" cy="1602797"/>
+            <wp:effectExtent l="0" t="0" r="0" b="0"/>
+            <wp:wrapNone/>
+            <wp:docPr id="1073741849" name="officeArt object" descr="pasted-movie.png"/>
+            <wp:cNvGraphicFramePr/>
+            <a:graphic xmlns:a="http://schemas.openxmlformats.org/drawingml/2006/main">
+              <a:graphicData uri="http://schemas.openxmlformats.org/drawingml/2006/picture">
+                <pic:pic xmlns:pic="http://schemas.openxmlformats.org/drawingml/2006/picture">
+                  <pic:nvPicPr>
+                    <pic:cNvPr id="1073741849" name="pasted-movie.png" descr="pasted-movie.png"/>
+                    <pic:cNvPicPr>
+                      <a:picLocks noChangeAspect="1"/>
+                    </pic:cNvPicPr>
+                  </pic:nvPicPr>
+                  <pic:blipFill>
+                    <a:blip r:embed="rId28">
+                      <a:extLst/>
+                    </a:blip>
+                    <a:stretch>
+                      <a:fillRect/>
+                    </a:stretch>
+                  </pic:blipFill>
+                  <pic:spPr>
+                    <a:xfrm>
+                      <a:off x="0" y="0"/>
+                      <a:ext cx="2922271" cy="1602797"/>
+                    </a:xfrm>
+                    <a:prstGeom prst="rect">
+                      <a:avLst/>
+                    </a:prstGeom>
+                    <a:ln w="12700" cap="flat">
+                      <a:noFill/>
+                      <a:miter lim="400000"/>
+                    </a:ln>
+                    <a:effectLst/>
+                  </pic:spPr>
+                </pic:pic>
+              </a:graphicData>
+            </a:graphic>
+          </wp:anchor>
+        </w:drawing>
+      </w:r>
+    </w:p>
+    <w:p>
+      <w:pPr>
+        <w:pStyle w:val="Body A"/>
+      </w:pPr>
+      <w:r>
+        <w:rPr>
+          <w:rtl w:val="0"/>
+          <w:lang w:val="en-US"/>
+        </w:rPr>
+        <w:t>“””</w:t>
+      </w:r>
+    </w:p>
+    <w:p>
+      <w:pPr>
+        <w:pStyle w:val="Body A"/>
+      </w:pPr>
+    </w:p>
+    <w:p>
+      <w:pPr>
+        <w:pStyle w:val="Body A"/>
+      </w:pPr>
+    </w:p>
+    <w:p>
+      <w:pPr>
+        <w:pStyle w:val="Body A"/>
+      </w:pPr>
+    </w:p>
+    <w:p>
+      <w:pPr>
+        <w:pStyle w:val="Body A"/>
+      </w:pPr>
+      <w:r>
+        <w:rPr>
+          <w:rFonts w:ascii="Arial Unicode MS" w:cs="Arial Unicode MS" w:hAnsi="Arial Unicode MS" w:eastAsia="Arial Unicode MS"/>
+          <w:b w:val="0"/>
+          <w:bCs w:val="0"/>
+          <w:i w:val="0"/>
+          <w:iCs w:val="0"/>
+        </w:rPr>
+        <w:br w:type="page"/>
+      </w:r>
+    </w:p>
+    <w:p>
+      <w:pPr>
+        <w:pStyle w:val="Body A"/>
+        <w:rPr>
+          <w:b w:val="1"/>
+          <w:bCs w:val="1"/>
+        </w:rPr>
+      </w:pPr>
+    </w:p>
+    <w:p>
+      <w:pPr>
+        <w:pStyle w:val="Body A"/>
+        <w:rPr>
+          <w:b w:val="1"/>
+          <w:bCs w:val="1"/>
+        </w:rPr>
+      </w:pPr>
+    </w:p>
+    <w:p>
+      <w:pPr>
+        <w:pStyle w:val="Body A"/>
+        <w:rPr>
+          <w:b w:val="1"/>
+          <w:bCs w:val="1"/>
+        </w:rPr>
+      </w:pPr>
+      <w:r>
+        <w:rPr>
+          <w:b w:val="1"/>
+          <w:bCs w:val="1"/>
+          <w:rtl w:val="0"/>
+          <w:lang w:val="en-US"/>
+        </w:rPr>
+        <w:t xml:space="preserve">4. </w:t>
+      </w:r>
+      <w:r>
+        <w:rPr>
+          <w:b w:val="1"/>
+          <w:bCs w:val="1"/>
+          <w:rtl w:val="0"/>
+          <w:lang w:val="pt-PT"/>
+        </w:rPr>
+        <w:t xml:space="preserve"> Inserir novos dados (ap</w:t>
+      </w:r>
+      <w:r>
+        <w:rPr>
+          <w:b w:val="1"/>
+          <w:bCs w:val="1"/>
+          <w:rtl w:val="0"/>
+          <w:lang w:val="pt-PT"/>
+        </w:rPr>
+        <w:t>ó</w:t>
+      </w:r>
+      <w:r>
+        <w:rPr>
+          <w:b w:val="1"/>
+          <w:bCs w:val="1"/>
+          <w:rtl w:val="0"/>
+          <w:lang w:val="pt-PT"/>
+        </w:rPr>
+        <w:t>s FULL)</w:t>
+      </w:r>
+    </w:p>
+    <w:p>
+      <w:pPr>
+        <w:pStyle w:val="Body A"/>
+      </w:pPr>
+      <w:r>
+        <w:rPr>
+          <w:rtl w:val="0"/>
+          <w:lang w:val="en-US"/>
+        </w:rPr>
+        <w:t>“””</w:t>
+      </w:r>
+    </w:p>
+    <w:p>
+      <w:pPr>
+        <w:pStyle w:val="Body A"/>
+      </w:pPr>
+      <w:r>
+        <w:rPr>
+          <w:rtl w:val="0"/>
+        </w:rPr>
+        <w:t>INSERT INTO dbo.ProductCategory (name)</w:t>
+      </w:r>
+    </w:p>
+    <w:p>
+      <w:pPr>
+        <w:pStyle w:val="Body A"/>
+      </w:pPr>
+      <w:r>
+        <w:rPr>
+          <w:rtl w:val="0"/>
+        </w:rPr>
+        <w:t>VALUES ('Crash Test Category 1'),</w:t>
+      </w:r>
+    </w:p>
+    <w:p>
+      <w:pPr>
+        <w:pStyle w:val="Body A"/>
+      </w:pPr>
+      <w:r>
+        <w:rPr>
+          <w:rtl w:val="0"/>
+        </w:rPr>
+        <w:t xml:space="preserve">       ('Crash Test Category 2');</w:t>
+      </w:r>
+    </w:p>
+    <w:p>
+      <w:pPr>
+        <w:pStyle w:val="Body A"/>
+      </w:pPr>
+      <w:r>
+        <w:rPr>
+          <w:rtl w:val="0"/>
+        </w:rPr>
+        <w:t>GO</w:t>
+      </w:r>
+    </w:p>
+    <w:p>
+      <w:pPr>
+        <w:pStyle w:val="Body A"/>
+      </w:pPr>
+      <w:r>
+        <w:rPr>
+          <w:rtl w:val="0"/>
+          <w:lang w:val="en-US"/>
+        </w:rPr>
+        <w:t>“””</w:t>
+        <w:br w:type="textWrapping"/>
+      </w:r>
+      <w:r>
+        <w:drawing xmlns:a="http://schemas.openxmlformats.org/drawingml/2006/main">
+          <wp:anchor distT="152400" distB="152400" distL="152400" distR="152400" simplePos="0" relativeHeight="251681792" behindDoc="0" locked="0" layoutInCell="1" allowOverlap="1">
+            <wp:simplePos x="0" y="0"/>
+            <wp:positionH relativeFrom="margin">
+              <wp:posOffset>-6350</wp:posOffset>
+            </wp:positionH>
+            <wp:positionV relativeFrom="line">
+              <wp:posOffset>175729</wp:posOffset>
+            </wp:positionV>
+            <wp:extent cx="5584751" cy="1606934"/>
+            <wp:effectExtent l="0" t="0" r="0" b="0"/>
+            <wp:wrapThrough wrapText="bothSides" distL="152400" distR="152400">
+              <wp:wrapPolygon edited="1">
+                <wp:start x="0" y="0"/>
+                <wp:lineTo x="21600" y="0"/>
+                <wp:lineTo x="21600" y="21626"/>
+                <wp:lineTo x="0" y="21626"/>
+                <wp:lineTo x="0" y="0"/>
+              </wp:wrapPolygon>
+            </wp:wrapThrough>
+            <wp:docPr id="1073741850" name="officeArt object" descr="pasted-movie.png"/>
+            <wp:cNvGraphicFramePr/>
+            <a:graphic xmlns:a="http://schemas.openxmlformats.org/drawingml/2006/main">
+              <a:graphicData uri="http://schemas.openxmlformats.org/drawingml/2006/picture">
+                <pic:pic xmlns:pic="http://schemas.openxmlformats.org/drawingml/2006/picture">
+                  <pic:nvPicPr>
+                    <pic:cNvPr id="1073741850" name="pasted-movie.png" descr="pasted-movie.png"/>
+                    <pic:cNvPicPr>
+                      <a:picLocks noChangeAspect="1"/>
+                    </pic:cNvPicPr>
+                  </pic:nvPicPr>
+                  <pic:blipFill>
+                    <a:blip r:embed="rId29">
+                      <a:extLst/>
+                    </a:blip>
+                    <a:stretch>
+                      <a:fillRect/>
+                    </a:stretch>
+                  </pic:blipFill>
+                  <pic:spPr>
+                    <a:xfrm>
+                      <a:off x="0" y="0"/>
+                      <a:ext cx="5584751" cy="1606934"/>
+                    </a:xfrm>
+                    <a:prstGeom prst="rect">
+                      <a:avLst/>
+                    </a:prstGeom>
+                    <a:ln w="12700" cap="flat">
+                      <a:noFill/>
+                      <a:miter lim="400000"/>
+                    </a:ln>
+                    <a:effectLst/>
+                  </pic:spPr>
+                </pic:pic>
+              </a:graphicData>
+            </a:graphic>
+          </wp:anchor>
+        </w:drawing>
+      </w:r>
+      <w:r>
+        <w:br w:type="textWrapping"/>
+      </w:r>
+      <w:r>
+        <w:br w:type="textWrapping"/>
+        <w:br w:type="textWrapping"/>
+        <w:br w:type="textWrapping"/>
+        <w:br w:type="textWrapping"/>
+        <w:br w:type="textWrapping"/>
+        <w:br w:type="textWrapping"/>
+        <w:br w:type="textWrapping"/>
+      </w:r>
+    </w:p>
+    <w:p>
+      <w:pPr>
+        <w:pStyle w:val="Body A"/>
+      </w:pPr>
+    </w:p>
+    <w:p>
+      <w:pPr>
+        <w:pStyle w:val="Body A"/>
+      </w:pPr>
+    </w:p>
+    <w:p>
+      <w:pPr>
+        <w:pStyle w:val="Body A"/>
+      </w:pPr>
+      <w:r>
+        <w:rPr>
+          <w:b w:val="1"/>
+          <w:bCs w:val="1"/>
+          <w:rtl w:val="0"/>
+          <w:lang w:val="pt-PT"/>
+        </w:rPr>
+        <w:t xml:space="preserve">5. </w:t>
+      </w:r>
+      <w:r>
+        <w:rPr>
+          <w:b w:val="1"/>
+          <w:bCs w:val="1"/>
+          <w:rtl w:val="0"/>
+          <w:lang w:val="en-US"/>
+        </w:rPr>
+        <w:t>Validar dados ap</w:t>
+      </w:r>
+      <w:r>
+        <w:rPr>
+          <w:b w:val="1"/>
+          <w:bCs w:val="1"/>
+          <w:rtl w:val="0"/>
+          <w:lang w:val="pt-PT"/>
+        </w:rPr>
+        <w:t>ó</w:t>
+      </w:r>
+      <w:r>
+        <w:rPr>
+          <w:b w:val="1"/>
+          <w:bCs w:val="1"/>
+          <w:rtl w:val="0"/>
+          <w:lang w:val="pt-PT"/>
+        </w:rPr>
+        <w:t>s inserir</w:t>
+      </w:r>
+      <w:r>
+        <w:rPr>
+          <w:rtl w:val="0"/>
+          <w:lang w:val="en-US"/>
+        </w:rPr>
+        <w:br w:type="textWrapping"/>
+        <w:br w:type="textWrapping"/>
+        <w:t>“””</w:t>
+      </w:r>
+    </w:p>
+    <w:p>
+      <w:pPr>
+        <w:pStyle w:val="Body A"/>
+      </w:pPr>
+      <w:r>
+        <w:rPr>
+          <w:rtl w:val="0"/>
+        </w:rPr>
+        <w:t>SELECT COUNT(*) AS TotalCategories</w:t>
+      </w:r>
+      <w:r>
+        <w:br w:type="textWrapping"/>
+      </w:r>
+      <w:r>
+        <w:rPr>
+          <w:rtl w:val="0"/>
+        </w:rPr>
+        <w:t>FROM dbo.ProductCategory;</w:t>
+      </w:r>
+      <w:r>
+        <w:br w:type="textWrapping"/>
+      </w:r>
+      <w:r>
+        <w:rPr>
+          <w:rtl w:val="0"/>
+        </w:rPr>
+        <w:t>GO</w:t>
+      </w:r>
+    </w:p>
+    <w:p>
+      <w:pPr>
+        <w:pStyle w:val="Body A"/>
+      </w:pPr>
+      <w:r>
+        <w:rPr>
+          <w:rtl w:val="0"/>
+          <w:lang w:val="en-US"/>
+        </w:rPr>
+        <w:t>“””</w:t>
+      </w:r>
+      <w:r>
+        <w:drawing xmlns:a="http://schemas.openxmlformats.org/drawingml/2006/main">
+          <wp:anchor distT="152400" distB="152400" distL="152400" distR="152400" simplePos="0" relativeHeight="251682816" behindDoc="0" locked="0" layoutInCell="1" allowOverlap="1">
+            <wp:simplePos x="0" y="0"/>
+            <wp:positionH relativeFrom="margin">
+              <wp:posOffset>-6349</wp:posOffset>
+            </wp:positionH>
+            <wp:positionV relativeFrom="line">
+              <wp:posOffset>165569</wp:posOffset>
+            </wp:positionV>
+            <wp:extent cx="3556000" cy="927100"/>
+            <wp:effectExtent l="0" t="0" r="0" b="0"/>
+            <wp:wrapThrough wrapText="bothSides" distL="152400" distR="152400">
+              <wp:wrapPolygon edited="1">
+                <wp:start x="0" y="0"/>
+                <wp:lineTo x="21600" y="0"/>
+                <wp:lineTo x="21600" y="21600"/>
+                <wp:lineTo x="0" y="21600"/>
+                <wp:lineTo x="0" y="0"/>
+              </wp:wrapPolygon>
+            </wp:wrapThrough>
+            <wp:docPr id="1073741851" name="officeArt object" descr="pasted-movie.png"/>
+            <wp:cNvGraphicFramePr/>
+            <a:graphic xmlns:a="http://schemas.openxmlformats.org/drawingml/2006/main">
+              <a:graphicData uri="http://schemas.openxmlformats.org/drawingml/2006/picture">
+                <pic:pic xmlns:pic="http://schemas.openxmlformats.org/drawingml/2006/picture">
+                  <pic:nvPicPr>
+                    <pic:cNvPr id="1073741851" name="pasted-movie.png" descr="pasted-movie.png"/>
+                    <pic:cNvPicPr>
+                      <a:picLocks noChangeAspect="1"/>
+                    </pic:cNvPicPr>
+                  </pic:nvPicPr>
+                  <pic:blipFill>
+                    <a:blip r:embed="rId30">
+                      <a:extLst/>
+                    </a:blip>
+                    <a:stretch>
+                      <a:fillRect/>
+                    </a:stretch>
+                  </pic:blipFill>
+                  <pic:spPr>
+                    <a:xfrm>
+                      <a:off x="0" y="0"/>
+                      <a:ext cx="3556000" cy="927100"/>
+                    </a:xfrm>
+                    <a:prstGeom prst="rect">
+                      <a:avLst/>
+                    </a:prstGeom>
+                    <a:ln w="12700" cap="flat">
+                      <a:noFill/>
+                      <a:miter lim="400000"/>
+                    </a:ln>
+                    <a:effectLst/>
+                  </pic:spPr>
+                </pic:pic>
+              </a:graphicData>
+            </a:graphic>
+          </wp:anchor>
+        </w:drawing>
+      </w:r>
+    </w:p>
+    <w:p>
+      <w:pPr>
+        <w:pStyle w:val="Body A"/>
+      </w:pPr>
+    </w:p>
+    <w:p>
+      <w:pPr>
+        <w:pStyle w:val="Body A"/>
+      </w:pPr>
+    </w:p>
+    <w:p>
+      <w:pPr>
+        <w:pStyle w:val="Body A"/>
+      </w:pPr>
+    </w:p>
+    <w:p>
+      <w:pPr>
+        <w:pStyle w:val="Body A"/>
+      </w:pPr>
+    </w:p>
+    <w:p>
+      <w:pPr>
+        <w:pStyle w:val="Body A"/>
+      </w:pPr>
+    </w:p>
+    <w:p>
+      <w:pPr>
+        <w:pStyle w:val="Body A"/>
+      </w:pPr>
+      <w:r>
+        <w:rPr>
+          <w:rFonts w:ascii="Arial Unicode MS" w:cs="Arial Unicode MS" w:hAnsi="Arial Unicode MS" w:eastAsia="Arial Unicode MS"/>
+          <w:b w:val="0"/>
+          <w:bCs w:val="0"/>
+          <w:i w:val="0"/>
+          <w:iCs w:val="0"/>
+        </w:rPr>
+        <w:br w:type="page"/>
+      </w:r>
+    </w:p>
+    <w:p>
+      <w:pPr>
+        <w:pStyle w:val="Body A"/>
+      </w:pPr>
+    </w:p>
+    <w:p>
+      <w:pPr>
+        <w:pStyle w:val="Body A"/>
+        <w:rPr>
+          <w:b w:val="1"/>
+          <w:bCs w:val="1"/>
+        </w:rPr>
+      </w:pPr>
+      <w:r>
+        <w:rPr>
+          <w:b w:val="1"/>
+          <w:bCs w:val="1"/>
+          <w:rtl w:val="0"/>
+          <w:lang w:val="pt-PT"/>
+        </w:rPr>
+        <w:t>6. Backup DIFERENCIAL</w:t>
+      </w:r>
+    </w:p>
+    <w:p>
+      <w:pPr>
+        <w:pStyle w:val="Body A"/>
+      </w:pPr>
+    </w:p>
+    <w:p>
+      <w:pPr>
+        <w:pStyle w:val="Body A"/>
+      </w:pPr>
+      <w:r>
+        <w:rPr>
+          <w:rtl w:val="0"/>
+        </w:rPr>
+        <w:t>“””</w:t>
+      </w:r>
+    </w:p>
+    <w:p>
+      <w:pPr>
+        <w:pStyle w:val="Body A"/>
+      </w:pPr>
+      <w:r>
+        <w:rPr>
+          <w:rtl w:val="0"/>
+        </w:rPr>
+        <w:t>USE master;</w:t>
+      </w:r>
+    </w:p>
+    <w:p>
+      <w:pPr>
+        <w:pStyle w:val="Body A"/>
+      </w:pPr>
+      <w:r>
+        <w:rPr>
+          <w:rtl w:val="0"/>
+        </w:rPr>
+        <w:t>GO</w:t>
+      </w:r>
+    </w:p>
+    <w:p>
+      <w:pPr>
+        <w:pStyle w:val="Body A"/>
+      </w:pPr>
+    </w:p>
+    <w:p>
+      <w:pPr>
+        <w:pStyle w:val="Body A"/>
+      </w:pPr>
+      <w:r>
+        <w:rPr>
+          <w:rtl w:val="0"/>
+        </w:rPr>
+        <w:t>BACKUP DATABASE AdventureWorks</w:t>
+      </w:r>
+    </w:p>
+    <w:p>
+      <w:pPr>
+        <w:pStyle w:val="Body A"/>
+      </w:pPr>
+      <w:r>
+        <w:rPr>
+          <w:rtl w:val="0"/>
+        </w:rPr>
+        <w:t>TO DISK = '/var/opt/mssql/backups/AdventureWorks_DIFF.bak'</w:t>
+      </w:r>
+    </w:p>
+    <w:p>
+      <w:pPr>
+        <w:pStyle w:val="Body A"/>
+      </w:pPr>
+      <w:r>
+        <w:rPr>
+          <w:rtl w:val="0"/>
+        </w:rPr>
+        <w:t>WITH DIFFERENTIAL, INIT;</w:t>
+      </w:r>
+    </w:p>
+    <w:p>
+      <w:pPr>
+        <w:pStyle w:val="Body A"/>
+      </w:pPr>
+      <w:r>
+        <w:rPr>
+          <w:rtl w:val="0"/>
+        </w:rPr>
+        <w:t>GO</w:t>
+      </w:r>
+    </w:p>
+    <w:p>
+      <w:pPr>
+        <w:pStyle w:val="Body A"/>
+      </w:pPr>
+      <w:r>
+        <w:rPr>
+          <w:rtl w:val="0"/>
+        </w:rPr>
+        <w:t>“””</w:t>
+      </w:r>
+    </w:p>
+    <w:p>
+      <w:pPr>
+        <w:pStyle w:val="Body A"/>
+      </w:pPr>
+    </w:p>
+    <w:p>
+      <w:pPr>
+        <w:pStyle w:val="Body A"/>
+      </w:pPr>
+      <w:r>
+        <w:rPr>
+          <w:b w:val="1"/>
+          <w:bCs w:val="1"/>
+          <w:rtl w:val="0"/>
+          <w:lang w:val="en-US"/>
+        </w:rPr>
+        <w:t>Inserir dados</w:t>
+      </w:r>
+      <w:r>
+        <w:rPr>
+          <w:rtl w:val="0"/>
+          <w:lang w:val="en-US"/>
+        </w:rPr>
+        <w:br w:type="textWrapping"/>
+        <w:br w:type="textWrapping"/>
+        <w:t>“””</w:t>
+      </w:r>
+    </w:p>
+    <w:p>
+      <w:pPr>
+        <w:pStyle w:val="Body A"/>
+      </w:pPr>
+      <w:r>
+        <w:rPr>
+          <w:rtl w:val="0"/>
+        </w:rPr>
+        <w:t>INSERT INTO dbo.ProductCategory (Name)</w:t>
+      </w:r>
+    </w:p>
+    <w:p>
+      <w:pPr>
+        <w:pStyle w:val="Body A"/>
+      </w:pPr>
+      <w:r>
+        <w:rPr>
+          <w:rtl w:val="0"/>
+        </w:rPr>
+        <w:t>VALUES ('DIFF BACKUP');</w:t>
+      </w:r>
+    </w:p>
+    <w:p>
+      <w:pPr>
+        <w:pStyle w:val="Body A"/>
+      </w:pPr>
+      <w:r>
+        <w:rPr>
+          <w:rtl w:val="0"/>
+        </w:rPr>
+        <w:t>GO</w:t>
+      </w:r>
+    </w:p>
+    <w:p>
+      <w:pPr>
+        <w:pStyle w:val="Body A"/>
+      </w:pPr>
+      <w:r>
+        <w:rPr>
+          <w:rtl w:val="0"/>
+          <w:lang w:val="en-US"/>
+        </w:rPr>
+        <w:t>“””</w:t>
+      </w:r>
+      <w:r>
+        <w:drawing xmlns:a="http://schemas.openxmlformats.org/drawingml/2006/main">
+          <wp:anchor distT="152400" distB="152400" distL="152400" distR="152400" simplePos="0" relativeHeight="251686912" behindDoc="0" locked="0" layoutInCell="1" allowOverlap="1">
+            <wp:simplePos x="0" y="0"/>
+            <wp:positionH relativeFrom="margin">
+              <wp:posOffset>-85089</wp:posOffset>
+            </wp:positionH>
+            <wp:positionV relativeFrom="line">
+              <wp:posOffset>148031</wp:posOffset>
+            </wp:positionV>
+            <wp:extent cx="3044000" cy="2116931"/>
+            <wp:effectExtent l="0" t="0" r="0" b="0"/>
+            <wp:wrapThrough wrapText="bothSides" distL="152400" distR="152400">
+              <wp:wrapPolygon edited="1">
+                <wp:start x="0" y="0"/>
+                <wp:lineTo x="21600" y="0"/>
+                <wp:lineTo x="21600" y="21600"/>
+                <wp:lineTo x="0" y="21600"/>
+                <wp:lineTo x="0" y="0"/>
+              </wp:wrapPolygon>
+            </wp:wrapThrough>
+            <wp:docPr id="1073741852" name="officeArt object" descr="pasted-movie.png"/>
+            <wp:cNvGraphicFramePr/>
+            <a:graphic xmlns:a="http://schemas.openxmlformats.org/drawingml/2006/main">
+              <a:graphicData uri="http://schemas.openxmlformats.org/drawingml/2006/picture">
+                <pic:pic xmlns:pic="http://schemas.openxmlformats.org/drawingml/2006/picture">
+                  <pic:nvPicPr>
+                    <pic:cNvPr id="1073741852" name="pasted-movie.png" descr="pasted-movie.png"/>
+                    <pic:cNvPicPr>
+                      <a:picLocks noChangeAspect="1"/>
+                    </pic:cNvPicPr>
+                  </pic:nvPicPr>
+                  <pic:blipFill>
+                    <a:blip r:embed="rId31">
+                      <a:extLst/>
+                    </a:blip>
+                    <a:stretch>
+                      <a:fillRect/>
+                    </a:stretch>
+                  </pic:blipFill>
+                  <pic:spPr>
+                    <a:xfrm>
+                      <a:off x="0" y="0"/>
+                      <a:ext cx="3044000" cy="2116931"/>
+                    </a:xfrm>
+                    <a:prstGeom prst="rect">
+                      <a:avLst/>
+                    </a:prstGeom>
+                    <a:ln w="12700" cap="flat">
+                      <a:noFill/>
+                      <a:miter lim="400000"/>
+                    </a:ln>
+                    <a:effectLst/>
+                  </pic:spPr>
+                </pic:pic>
+              </a:graphicData>
+            </a:graphic>
+          </wp:anchor>
+        </w:drawing>
+      </w:r>
+    </w:p>
+    <w:p>
+      <w:pPr>
+        <w:pStyle w:val="Body A"/>
+      </w:pPr>
+      <w:r>
+        <w:rPr>
+          <w:rFonts w:ascii="Arial Unicode MS" w:cs="Arial Unicode MS" w:hAnsi="Arial Unicode MS" w:eastAsia="Arial Unicode MS"/>
+          <w:b w:val="0"/>
+          <w:bCs w:val="0"/>
+          <w:i w:val="0"/>
+          <w:iCs w:val="0"/>
+        </w:rPr>
+        <w:br w:type="page"/>
+      </w:r>
+    </w:p>
+    <w:p>
+      <w:pPr>
+        <w:pStyle w:val="Body A"/>
+      </w:pPr>
+    </w:p>
+    <w:p>
+      <w:pPr>
+        <w:pStyle w:val="Body A"/>
+      </w:pPr>
+    </w:p>
+    <w:p>
+      <w:pPr>
+        <w:pStyle w:val="Body A"/>
+        <w:rPr>
+          <w:b w:val="1"/>
+          <w:bCs w:val="1"/>
+        </w:rPr>
+      </w:pPr>
+      <w:r>
+        <w:rPr>
+          <w:b w:val="1"/>
+          <w:bCs w:val="1"/>
+          <w:rtl w:val="0"/>
+          <w:lang w:val="en-US"/>
+        </w:rPr>
+        <w:t xml:space="preserve">7. </w:t>
+      </w:r>
+      <w:r>
+        <w:rPr>
+          <w:b w:val="1"/>
+          <w:bCs w:val="1"/>
+          <w:rtl w:val="0"/>
+          <w:lang w:val="pt-PT"/>
+        </w:rPr>
+        <w:t>BACKUP DO TRANSACTION LO</w:t>
+      </w:r>
+      <w:r>
+        <w:rPr>
+          <w:b w:val="1"/>
+          <w:bCs w:val="1"/>
+          <w:rtl w:val="0"/>
+          <w:lang w:val="en-US"/>
+        </w:rPr>
+        <w:t>G</w:t>
+      </w:r>
+    </w:p>
+    <w:p>
+      <w:pPr>
+        <w:pStyle w:val="Body A"/>
+      </w:pPr>
+    </w:p>
+    <w:p>
+      <w:pPr>
+        <w:pStyle w:val="Body A"/>
+      </w:pPr>
+      <w:r>
+        <w:rPr>
+          <w:rtl w:val="0"/>
+          <w:lang w:val="en-US"/>
+        </w:rPr>
+        <w:t>“””</w:t>
+      </w:r>
+    </w:p>
+    <w:p>
+      <w:pPr>
+        <w:pStyle w:val="Body A"/>
+      </w:pPr>
+      <w:r>
+        <w:rPr>
+          <w:rtl w:val="0"/>
+        </w:rPr>
+        <w:t>USE master;</w:t>
+      </w:r>
+    </w:p>
+    <w:p>
+      <w:pPr>
+        <w:pStyle w:val="Body A"/>
+      </w:pPr>
+      <w:r>
+        <w:rPr>
+          <w:rtl w:val="0"/>
+        </w:rPr>
+        <w:t>GO</w:t>
+      </w:r>
+    </w:p>
+    <w:p>
+      <w:pPr>
+        <w:pStyle w:val="Body A"/>
+      </w:pPr>
+    </w:p>
+    <w:p>
+      <w:pPr>
+        <w:pStyle w:val="Body A"/>
+      </w:pPr>
+      <w:r>
+        <w:rPr>
+          <w:rtl w:val="0"/>
+        </w:rPr>
+        <w:t>BACKUP LOG AdventureWorks</w:t>
+      </w:r>
+    </w:p>
+    <w:p>
+      <w:pPr>
+        <w:pStyle w:val="Body A"/>
+      </w:pPr>
+      <w:r>
+        <w:rPr>
+          <w:rtl w:val="0"/>
+        </w:rPr>
+        <w:t>TO DISK = '/var/opt/mssql/backups/AdventureWorks_LOG_1.trn'</w:t>
+      </w:r>
+    </w:p>
+    <w:p>
+      <w:pPr>
+        <w:pStyle w:val="Body A"/>
+      </w:pPr>
+      <w:r>
+        <w:rPr>
+          <w:rtl w:val="0"/>
+        </w:rPr>
+        <w:t>WITH INIT;</w:t>
+      </w:r>
+    </w:p>
+    <w:p>
+      <w:pPr>
+        <w:pStyle w:val="Body A"/>
+      </w:pPr>
+      <w:r>
+        <w:rPr>
+          <w:rtl w:val="0"/>
+        </w:rPr>
+        <w:t>GO</w:t>
+      </w:r>
+    </w:p>
+    <w:p>
+      <w:pPr>
+        <w:pStyle w:val="Body A"/>
+      </w:pPr>
+      <w:r>
+        <w:rPr>
+          <w:rtl w:val="0"/>
+          <w:lang w:val="en-US"/>
+        </w:rPr>
+        <w:t>“””</w:t>
+      </w:r>
+    </w:p>
+    <w:p>
+      <w:pPr>
+        <w:pStyle w:val="Body A"/>
+      </w:pPr>
+    </w:p>
+    <w:p>
+      <w:pPr>
+        <w:pStyle w:val="Body A"/>
+        <w:rPr>
+          <w:b w:val="1"/>
+          <w:bCs w:val="1"/>
+        </w:rPr>
+      </w:pPr>
+      <w:r>
+        <w:rPr>
+          <w:b w:val="1"/>
+          <w:bCs w:val="1"/>
+          <w:rtl w:val="0"/>
+          <w:lang w:val="en-US"/>
+        </w:rPr>
+        <w:t>8. Inserir ap</w:t>
+      </w:r>
+      <w:r>
+        <w:rPr>
+          <w:b w:val="1"/>
+          <w:bCs w:val="1"/>
+          <w:rtl w:val="0"/>
+          <w:lang w:val="pt-PT"/>
+        </w:rPr>
+        <w:t>ó</w:t>
+      </w:r>
+      <w:r>
+        <w:rPr>
+          <w:b w:val="1"/>
+          <w:bCs w:val="1"/>
+          <w:rtl w:val="0"/>
+          <w:lang w:val="pt-PT"/>
+        </w:rPr>
+        <w:t>s backup Log</w:t>
+      </w:r>
+    </w:p>
+    <w:p>
+      <w:pPr>
+        <w:pStyle w:val="Body A"/>
+      </w:pPr>
+      <w:r>
+        <w:rPr>
+          <w:rtl w:val="0"/>
+        </w:rPr>
+        <w:t>“”</w:t>
+      </w:r>
+    </w:p>
+    <w:p>
+      <w:pPr>
+        <w:pStyle w:val="Body A"/>
+      </w:pPr>
+      <w:r>
+        <w:rPr>
+          <w:rtl w:val="0"/>
+        </w:rPr>
+        <w:t>USE AdventureWorks;</w:t>
+      </w:r>
+    </w:p>
+    <w:p>
+      <w:pPr>
+        <w:pStyle w:val="Body A"/>
+      </w:pPr>
+      <w:r>
+        <w:rPr>
+          <w:rtl w:val="0"/>
+        </w:rPr>
+        <w:t>GO</w:t>
+      </w:r>
+    </w:p>
+    <w:p>
+      <w:pPr>
+        <w:pStyle w:val="Body A"/>
+      </w:pPr>
+    </w:p>
+    <w:p>
+      <w:pPr>
+        <w:pStyle w:val="Body A"/>
+      </w:pPr>
+      <w:r>
+        <w:rPr>
+          <w:rtl w:val="0"/>
+        </w:rPr>
+        <w:t>INSERT INTO dbo.ProductCategory (Name)</w:t>
+      </w:r>
+    </w:p>
+    <w:p>
+      <w:pPr>
+        <w:pStyle w:val="Body A"/>
+      </w:pPr>
+      <w:r>
+        <w:rPr>
+          <w:rtl w:val="0"/>
+        </w:rPr>
+        <w:t>VALUES ('Protected By Log Backup');</w:t>
+      </w:r>
+    </w:p>
+    <w:p>
+      <w:pPr>
+        <w:pStyle w:val="Body A"/>
+      </w:pPr>
+      <w:r>
+        <w:rPr>
+          <w:rtl w:val="0"/>
+        </w:rPr>
+        <w:t>GO</w:t>
+      </w:r>
+    </w:p>
+    <w:p>
+      <w:pPr>
+        <w:pStyle w:val="Body A"/>
+      </w:pPr>
+      <w:r>
+        <w:rPr>
+          <w:rtl w:val="0"/>
+        </w:rPr>
+        <w:t>““”</w:t>
+      </w:r>
+      <w:r>
+        <w:drawing xmlns:a="http://schemas.openxmlformats.org/drawingml/2006/main">
+          <wp:anchor distT="152400" distB="152400" distL="152400" distR="152400" simplePos="0" relativeHeight="251687936" behindDoc="0" locked="0" layoutInCell="1" allowOverlap="1">
+            <wp:simplePos x="0" y="0"/>
+            <wp:positionH relativeFrom="margin">
+              <wp:posOffset>-87629</wp:posOffset>
+            </wp:positionH>
+            <wp:positionV relativeFrom="line">
+              <wp:posOffset>147884</wp:posOffset>
+            </wp:positionV>
+            <wp:extent cx="3950102" cy="3156419"/>
+            <wp:effectExtent l="0" t="0" r="0" b="0"/>
+            <wp:wrapThrough wrapText="bothSides" distL="152400" distR="152400">
+              <wp:wrapPolygon edited="1">
+                <wp:start x="0" y="0"/>
+                <wp:lineTo x="21600" y="0"/>
+                <wp:lineTo x="21600" y="21620"/>
+                <wp:lineTo x="0" y="21620"/>
+                <wp:lineTo x="0" y="0"/>
+              </wp:wrapPolygon>
+            </wp:wrapThrough>
+            <wp:docPr id="1073741853" name="officeArt object" descr="pasted-movie.png"/>
+            <wp:cNvGraphicFramePr/>
+            <a:graphic xmlns:a="http://schemas.openxmlformats.org/drawingml/2006/main">
+              <a:graphicData uri="http://schemas.openxmlformats.org/drawingml/2006/picture">
+                <pic:pic xmlns:pic="http://schemas.openxmlformats.org/drawingml/2006/picture">
+                  <pic:nvPicPr>
+                    <pic:cNvPr id="1073741853" name="pasted-movie.png" descr="pasted-movie.png"/>
+                    <pic:cNvPicPr>
+                      <a:picLocks noChangeAspect="1"/>
+                    </pic:cNvPicPr>
+                  </pic:nvPicPr>
+                  <pic:blipFill>
+                    <a:blip r:embed="rId32">
+                      <a:extLst/>
+                    </a:blip>
+                    <a:stretch>
+                      <a:fillRect/>
+                    </a:stretch>
+                  </pic:blipFill>
+                  <pic:spPr>
+                    <a:xfrm>
+                      <a:off x="0" y="0"/>
+                      <a:ext cx="3950102" cy="3156419"/>
+                    </a:xfrm>
+                    <a:prstGeom prst="rect">
+                      <a:avLst/>
+                    </a:prstGeom>
+                    <a:ln w="12700" cap="flat">
+                      <a:noFill/>
+                      <a:miter lim="400000"/>
+                    </a:ln>
+                    <a:effectLst/>
+                  </pic:spPr>
+                </pic:pic>
+              </a:graphicData>
+            </a:graphic>
+          </wp:anchor>
+        </w:drawing>
+      </w:r>
+    </w:p>
+    <w:p>
+      <w:pPr>
+        <w:pStyle w:val="Body A"/>
+      </w:pPr>
+    </w:p>
+    <w:p>
+      <w:pPr>
+        <w:pStyle w:val="Body A"/>
+      </w:pPr>
+      <w:r>
+        <w:rPr>
+          <w:rFonts w:ascii="Arial Unicode MS" w:cs="Arial Unicode MS" w:hAnsi="Arial Unicode MS" w:eastAsia="Arial Unicode MS"/>
+          <w:b w:val="0"/>
+          <w:bCs w:val="0"/>
+          <w:i w:val="0"/>
+          <w:iCs w:val="0"/>
+        </w:rPr>
+        <w:br w:type="page"/>
+      </w:r>
+    </w:p>
+    <w:p>
+      <w:pPr>
+        <w:pStyle w:val="Body A"/>
+      </w:pPr>
+    </w:p>
+    <w:p>
+      <w:pPr>
+        <w:pStyle w:val="Body A"/>
+      </w:pPr>
+    </w:p>
+    <w:p>
+      <w:pPr>
+        <w:pStyle w:val="Body A"/>
+        <w:rPr>
+          <w:b w:val="1"/>
+          <w:bCs w:val="1"/>
+        </w:rPr>
+      </w:pPr>
+      <w:r>
+        <w:rPr>
+          <w:b w:val="1"/>
+          <w:bCs w:val="1"/>
+          <w:rtl w:val="0"/>
+          <w:lang w:val="en-US"/>
+        </w:rPr>
+        <w:t>9. Criar um novo backup log</w:t>
+      </w:r>
+    </w:p>
+    <w:p>
+      <w:pPr>
+        <w:pStyle w:val="Body A"/>
+      </w:pPr>
+      <w:r>
+        <w:rPr>
+          <w:rtl w:val="0"/>
+          <w:lang w:val="en-US"/>
+        </w:rPr>
+        <w:t>“””</w:t>
+      </w:r>
+    </w:p>
+    <w:p>
+      <w:pPr>
+        <w:pStyle w:val="Body A"/>
+      </w:pPr>
+      <w:r>
+        <w:rPr>
+          <w:rtl w:val="0"/>
+        </w:rPr>
+        <w:t>USE master;</w:t>
+      </w:r>
+    </w:p>
+    <w:p>
+      <w:pPr>
+        <w:pStyle w:val="Body A"/>
+      </w:pPr>
+      <w:r>
+        <w:rPr>
+          <w:rtl w:val="0"/>
+        </w:rPr>
+        <w:t>GO</w:t>
+      </w:r>
+    </w:p>
+    <w:p>
+      <w:pPr>
+        <w:pStyle w:val="Body A"/>
+      </w:pPr>
+    </w:p>
+    <w:p>
+      <w:pPr>
+        <w:pStyle w:val="Body A"/>
+      </w:pPr>
+      <w:r>
+        <w:rPr>
+          <w:rtl w:val="0"/>
+        </w:rPr>
+        <w:t>BACKUP LOG AdventureWorks</w:t>
+      </w:r>
+    </w:p>
+    <w:p>
+      <w:pPr>
+        <w:pStyle w:val="Body A"/>
+      </w:pPr>
+      <w:r>
+        <w:rPr>
+          <w:rtl w:val="0"/>
+        </w:rPr>
+        <w:t>TO DISK = '/var/opt/mssql/backups/AdventureWorks_LOG2.trn'</w:t>
+      </w:r>
+    </w:p>
+    <w:p>
+      <w:pPr>
+        <w:pStyle w:val="Body A"/>
+      </w:pPr>
+      <w:r>
+        <w:rPr>
+          <w:rtl w:val="0"/>
+        </w:rPr>
+        <w:t>WITH INIT;</w:t>
+      </w:r>
+    </w:p>
+    <w:p>
+      <w:pPr>
+        <w:pStyle w:val="Body A"/>
+      </w:pPr>
+      <w:r>
+        <w:rPr>
+          <w:rtl w:val="0"/>
+        </w:rPr>
+        <w:t>GO</w:t>
+      </w:r>
+    </w:p>
+    <w:p>
+      <w:pPr>
+        <w:pStyle w:val="Body A"/>
+      </w:pPr>
+      <w:r>
+        <w:rPr>
+          <w:rtl w:val="0"/>
+          <w:lang w:val="en-US"/>
+        </w:rPr>
+        <w:t>“””</w:t>
+      </w:r>
+    </w:p>
+    <w:p>
+      <w:pPr>
+        <w:pStyle w:val="Body A"/>
+      </w:pPr>
+    </w:p>
+    <w:p>
+      <w:pPr>
+        <w:pStyle w:val="Body A"/>
+        <w:rPr>
+          <w:b w:val="1"/>
+          <w:bCs w:val="1"/>
+        </w:rPr>
+      </w:pPr>
+      <w:r>
+        <w:rPr>
+          <w:b w:val="1"/>
+          <w:bCs w:val="1"/>
+          <w:rtl w:val="0"/>
+          <w:lang w:val="en-US"/>
+        </w:rPr>
+        <w:t>10. Inserir dados sem backup (Perda de dados)</w:t>
+      </w:r>
+    </w:p>
+    <w:p>
+      <w:pPr>
+        <w:pStyle w:val="Body A"/>
+      </w:pPr>
+      <w:r>
+        <w:rPr>
+          <w:rtl w:val="0"/>
+          <w:lang w:val="en-US"/>
+        </w:rPr>
+        <w:t>“””</w:t>
+        <w:br w:type="textWrapping"/>
+      </w:r>
+      <w:r>
+        <w:rPr>
+          <w:rtl w:val="0"/>
+        </w:rPr>
+        <w:t>USE AdventureWorks;</w:t>
+      </w:r>
+      <w:r>
+        <w:br w:type="textWrapping"/>
+      </w:r>
+      <w:r>
+        <w:rPr>
+          <w:rtl w:val="0"/>
+        </w:rPr>
+        <w:t>GO</w:t>
+      </w:r>
+      <w:r>
+        <w:br w:type="textWrapping"/>
+      </w:r>
+      <w:r>
+        <w:rPr>
+          <w:rtl w:val="0"/>
+        </w:rPr>
+        <w:t>INSERT INTO dbo.ProductCategory (Name)</w:t>
+      </w:r>
+      <w:r>
+        <w:br w:type="textWrapping"/>
+      </w:r>
+      <w:r>
+        <w:rPr>
+          <w:rtl w:val="0"/>
+        </w:rPr>
+        <w:t>VALUES ('Lost After Crash - No Log Backup');</w:t>
+      </w:r>
+      <w:r>
+        <w:br w:type="textWrapping"/>
+      </w:r>
+      <w:r>
+        <w:rPr>
+          <w:rtl w:val="0"/>
+        </w:rPr>
+        <w:t>GO</w:t>
+      </w:r>
+      <w:r>
+        <w:rPr>
+          <w:rtl w:val="0"/>
+          <w:lang w:val="en-US"/>
+        </w:rPr>
+        <w:br w:type="textWrapping"/>
+        <w:t>“””</w:t>
+      </w:r>
+      <w:r>
+        <w:drawing xmlns:a="http://schemas.openxmlformats.org/drawingml/2006/main">
+          <wp:anchor distT="152400" distB="152400" distL="152400" distR="152400" simplePos="0" relativeHeight="251688960" behindDoc="0" locked="0" layoutInCell="1" allowOverlap="1">
+            <wp:simplePos x="0" y="0"/>
+            <wp:positionH relativeFrom="margin">
+              <wp:posOffset>-6349</wp:posOffset>
+            </wp:positionH>
+            <wp:positionV relativeFrom="line">
+              <wp:posOffset>203048</wp:posOffset>
+            </wp:positionV>
+            <wp:extent cx="2818237" cy="3708206"/>
+            <wp:effectExtent l="0" t="0" r="0" b="0"/>
+            <wp:wrapThrough wrapText="bothSides" distL="152400" distR="152400">
+              <wp:wrapPolygon edited="1">
+                <wp:start x="0" y="0"/>
+                <wp:lineTo x="21621" y="0"/>
+                <wp:lineTo x="21621" y="21600"/>
+                <wp:lineTo x="0" y="21600"/>
+                <wp:lineTo x="0" y="0"/>
+              </wp:wrapPolygon>
+            </wp:wrapThrough>
+            <wp:docPr id="1073741854" name="officeArt object" descr="pasted-movie.png"/>
+            <wp:cNvGraphicFramePr/>
+            <a:graphic xmlns:a="http://schemas.openxmlformats.org/drawingml/2006/main">
+              <a:graphicData uri="http://schemas.openxmlformats.org/drawingml/2006/picture">
+                <pic:pic xmlns:pic="http://schemas.openxmlformats.org/drawingml/2006/picture">
+                  <pic:nvPicPr>
+                    <pic:cNvPr id="1073741854" name="pasted-movie.png" descr="pasted-movie.png"/>
+                    <pic:cNvPicPr>
+                      <a:picLocks noChangeAspect="1"/>
+                    </pic:cNvPicPr>
+                  </pic:nvPicPr>
+                  <pic:blipFill>
+                    <a:blip r:embed="rId33">
+                      <a:extLst/>
+                    </a:blip>
+                    <a:stretch>
+                      <a:fillRect/>
+                    </a:stretch>
+                  </pic:blipFill>
+                  <pic:spPr>
+                    <a:xfrm>
+                      <a:off x="0" y="0"/>
+                      <a:ext cx="2818237" cy="3708206"/>
+                    </a:xfrm>
+                    <a:prstGeom prst="rect">
+                      <a:avLst/>
+                    </a:prstGeom>
+                    <a:ln w="12700" cap="flat">
+                      <a:noFill/>
+                      <a:miter lim="400000"/>
+                    </a:ln>
+                    <a:effectLst/>
+                  </pic:spPr>
+                </pic:pic>
+              </a:graphicData>
+            </a:graphic>
+          </wp:anchor>
+        </w:drawing>
+      </w:r>
+    </w:p>
+    <w:p>
+      <w:pPr>
+        <w:pStyle w:val="Body A"/>
+      </w:pPr>
+    </w:p>
+    <w:p>
+      <w:pPr>
+        <w:pStyle w:val="Body A"/>
+      </w:pPr>
+    </w:p>
+    <w:p>
+      <w:pPr>
+        <w:pStyle w:val="Body A"/>
+      </w:pPr>
+    </w:p>
+    <w:p>
+      <w:pPr>
+        <w:pStyle w:val="Body A"/>
+      </w:pPr>
+    </w:p>
+    <w:p>
+      <w:pPr>
+        <w:pStyle w:val="Body A"/>
+      </w:pPr>
+    </w:p>
+    <w:p>
+      <w:pPr>
+        <w:pStyle w:val="Body A"/>
+      </w:pPr>
+    </w:p>
+    <w:p>
+      <w:pPr>
+        <w:pStyle w:val="Body A"/>
+      </w:pPr>
+    </w:p>
+    <w:p>
+      <w:pPr>
+        <w:pStyle w:val="Body A"/>
+      </w:pPr>
+      <w:r>
+        <w:rPr>
+          <w:rFonts w:ascii="Arial Unicode MS" w:cs="Arial Unicode MS" w:hAnsi="Arial Unicode MS" w:eastAsia="Arial Unicode MS"/>
+          <w:b w:val="0"/>
+          <w:bCs w:val="0"/>
+          <w:i w:val="0"/>
+          <w:iCs w:val="0"/>
+        </w:rPr>
+        <w:br w:type="page"/>
+      </w:r>
+    </w:p>
+    <w:p>
+      <w:pPr>
+        <w:pStyle w:val="Body A"/>
+      </w:pPr>
+    </w:p>
+    <w:p>
+      <w:pPr>
+        <w:pStyle w:val="Body A"/>
+      </w:pPr>
+    </w:p>
+    <w:p>
+      <w:pPr>
+        <w:pStyle w:val="Body A"/>
+      </w:pPr>
+    </w:p>
+    <w:p>
+      <w:pPr>
+        <w:pStyle w:val="Body A"/>
+        <w:rPr>
+          <w:b w:val="1"/>
+          <w:bCs w:val="1"/>
+        </w:rPr>
+      </w:pPr>
+      <w:r>
+        <w:rPr>
+          <w:b w:val="1"/>
+          <w:bCs w:val="1"/>
+          <w:rtl w:val="0"/>
+          <w:lang w:val="en-US"/>
+        </w:rPr>
+        <w:t>11</w:t>
+      </w:r>
+      <w:r>
+        <w:rPr>
+          <w:b w:val="1"/>
+          <w:bCs w:val="1"/>
+          <w:rtl w:val="0"/>
+          <w:lang w:val="pt-PT"/>
+        </w:rPr>
+        <w:t xml:space="preserve">. Simular </w:t>
+      </w:r>
+      <w:r>
+        <w:rPr>
+          <w:b w:val="1"/>
+          <w:bCs w:val="1"/>
+          <w:rtl w:val="0"/>
+          <w:lang w:val="pt-PT"/>
+        </w:rPr>
+        <w:t>“</w:t>
+      </w:r>
+      <w:r>
+        <w:rPr>
+          <w:b w:val="1"/>
+          <w:bCs w:val="1"/>
+          <w:rtl w:val="0"/>
+          <w:lang w:val="pt-PT"/>
+        </w:rPr>
+        <w:t>Crash</w:t>
+      </w:r>
+      <w:r>
+        <w:rPr>
+          <w:b w:val="1"/>
+          <w:bCs w:val="1"/>
+          <w:rtl w:val="0"/>
+          <w:lang w:val="pt-PT"/>
+        </w:rPr>
+        <w:t>”</w:t>
+      </w:r>
+    </w:p>
+    <w:p>
+      <w:pPr>
+        <w:pStyle w:val="Body A"/>
+        <w:rPr>
+          <w:b w:val="1"/>
+          <w:bCs w:val="1"/>
+        </w:rPr>
+      </w:pPr>
+      <w:r>
+        <w:rPr>
+          <w:b w:val="1"/>
+          <w:bCs w:val="1"/>
+          <w:rtl w:val="0"/>
+          <w:lang w:val="en-US"/>
+        </w:rPr>
+        <w:t>11</w:t>
+      </w:r>
+      <w:r>
+        <w:rPr>
+          <w:b w:val="1"/>
+          <w:bCs w:val="1"/>
+          <w:rtl w:val="0"/>
+          <w:lang w:val="pt-PT"/>
+        </w:rPr>
+        <w:t>.1 Desligar servidor de base de dados</w:t>
+      </w:r>
+    </w:p>
+    <w:p>
+      <w:pPr>
+        <w:pStyle w:val="Body A"/>
+      </w:pPr>
+    </w:p>
+    <w:p>
+      <w:pPr>
+        <w:pStyle w:val="Body A"/>
+      </w:pPr>
+      <w:r>
+        <w:rPr>
+          <w:rtl w:val="0"/>
+          <w:lang w:val="en-US"/>
+        </w:rPr>
+        <w:t>No caso do docker, desligar o container.</w:t>
+      </w:r>
+    </w:p>
+    <w:p>
+      <w:pPr>
+        <w:pStyle w:val="Body A"/>
+      </w:pPr>
+    </w:p>
+    <w:p>
+      <w:pPr>
+        <w:pStyle w:val="Body A"/>
+        <w:rPr>
+          <w:b w:val="1"/>
+          <w:bCs w:val="1"/>
+        </w:rPr>
+      </w:pPr>
+      <w:r>
+        <w:rPr>
+          <w:b w:val="1"/>
+          <w:bCs w:val="1"/>
+          <w:rtl w:val="0"/>
+          <w:lang w:val="en-US"/>
+        </w:rPr>
+        <w:t>11</w:t>
+      </w:r>
+      <w:r>
+        <w:rPr>
+          <w:b w:val="1"/>
+          <w:bCs w:val="1"/>
+          <w:rtl w:val="0"/>
+          <w:lang w:val="pt-PT"/>
+        </w:rPr>
+        <w:t>.2 Corromper ficheiro de dados do primary filegroup</w:t>
+      </w:r>
+    </w:p>
+    <w:p>
+      <w:pPr>
+        <w:pStyle w:val="Body A"/>
+      </w:pPr>
+    </w:p>
+    <w:p>
+      <w:pPr>
+        <w:pStyle w:val="Body A"/>
+      </w:pPr>
+      <w:r>
+        <w:rPr>
+          <w:rtl w:val="0"/>
+          <w:lang w:val="en-US"/>
+        </w:rPr>
+        <w:t>Alterar nome d</w:t>
+      </w:r>
+      <w:r>
+        <w:rPr>
+          <w:rtl w:val="0"/>
+        </w:rPr>
+        <w:t>o ficheiro</w:t>
+      </w:r>
+      <w:r>
+        <w:rPr>
+          <w:rtl w:val="0"/>
+          <w:lang w:val="en-US"/>
+        </w:rPr>
+        <w:t xml:space="preserve"> </w:t>
+      </w:r>
+      <w:r>
+        <w:rPr>
+          <w:rtl w:val="0"/>
+        </w:rPr>
+        <w:t xml:space="preserve">AdventureWorks.mdf  </w:t>
+      </w:r>
+      <w:r>
+        <w:rPr>
+          <w:rtl w:val="0"/>
+        </w:rPr>
+        <w:t xml:space="preserve">→  </w:t>
+      </w:r>
+      <w:r>
+        <w:rPr>
+          <w:rtl w:val="0"/>
+        </w:rPr>
+        <w:t>AdventureWorks_CRASH.mdf</w:t>
+      </w:r>
+    </w:p>
+    <w:p>
+      <w:pPr>
+        <w:pStyle w:val="Body A"/>
+      </w:pPr>
+    </w:p>
+    <w:p>
+      <w:pPr>
+        <w:pStyle w:val="Body A"/>
+      </w:pPr>
+      <w:r>
+        <w:rPr>
+          <w:rtl w:val="0"/>
+          <w:lang w:val="en-US"/>
+        </w:rPr>
+        <w:t>No caso do docker, abrir mount no filesystem e alterar o nome:</w:t>
+      </w:r>
+      <w:r>
+        <w:drawing xmlns:a="http://schemas.openxmlformats.org/drawingml/2006/main">
+          <wp:anchor distT="152400" distB="152400" distL="152400" distR="152400" simplePos="0" relativeHeight="251683840" behindDoc="0" locked="0" layoutInCell="1" allowOverlap="1">
+            <wp:simplePos x="0" y="0"/>
+            <wp:positionH relativeFrom="margin">
+              <wp:posOffset>-6349</wp:posOffset>
+            </wp:positionH>
+            <wp:positionV relativeFrom="line">
+              <wp:posOffset>214287</wp:posOffset>
+            </wp:positionV>
+            <wp:extent cx="3207047" cy="1385761"/>
+            <wp:effectExtent l="0" t="0" r="0" b="0"/>
+            <wp:wrapThrough wrapText="bothSides" distL="152400" distR="152400">
+              <wp:wrapPolygon edited="1">
+                <wp:start x="0" y="0"/>
+                <wp:lineTo x="0" y="21602"/>
+                <wp:lineTo x="21601" y="21602"/>
+                <wp:lineTo x="21601" y="0"/>
+                <wp:lineTo x="0" y="0"/>
+              </wp:wrapPolygon>
+            </wp:wrapThrough>
+            <wp:docPr id="1073741855" name="officeArt object" descr="pasted-movie.png"/>
+            <wp:cNvGraphicFramePr/>
+            <a:graphic xmlns:a="http://schemas.openxmlformats.org/drawingml/2006/main">
+              <a:graphicData uri="http://schemas.openxmlformats.org/drawingml/2006/picture">
+                <pic:pic xmlns:pic="http://schemas.openxmlformats.org/drawingml/2006/picture">
+                  <pic:nvPicPr>
+                    <pic:cNvPr id="1073741855" name="pasted-movie.png" descr="pasted-movie.png"/>
+                    <pic:cNvPicPr>
+                      <a:picLocks noChangeAspect="1"/>
+                    </pic:cNvPicPr>
+                  </pic:nvPicPr>
+                  <pic:blipFill>
+                    <a:blip r:embed="rId34">
+                      <a:extLst/>
+                    </a:blip>
+                    <a:srcRect l="0" t="0" r="0" b="0"/>
+                    <a:stretch>
+                      <a:fillRect/>
+                    </a:stretch>
+                  </pic:blipFill>
+                  <pic:spPr>
+                    <a:xfrm>
+                      <a:off x="0" y="0"/>
+                      <a:ext cx="3207047" cy="1385761"/>
+                    </a:xfrm>
+                    <a:prstGeom prst="rect">
+                      <a:avLst/>
+                    </a:prstGeom>
+                    <a:ln w="12700" cap="flat">
+                      <a:noFill/>
+                      <a:miter lim="400000"/>
+                    </a:ln>
+                    <a:effectLst/>
+                  </pic:spPr>
+                </pic:pic>
+              </a:graphicData>
+            </a:graphic>
+          </wp:anchor>
+        </w:drawing>
+      </w:r>
+    </w:p>
+    <w:p>
+      <w:pPr>
+        <w:pStyle w:val="Body A"/>
+      </w:pPr>
+    </w:p>
+    <w:p>
+      <w:pPr>
+        <w:pStyle w:val="Body A"/>
+      </w:pPr>
+    </w:p>
+    <w:p>
+      <w:pPr>
+        <w:pStyle w:val="Body A"/>
+      </w:pPr>
+    </w:p>
+    <w:p>
+      <w:pPr>
+        <w:pStyle w:val="Body A"/>
+      </w:pPr>
+    </w:p>
+    <w:p>
+      <w:pPr>
+        <w:pStyle w:val="Body A"/>
+      </w:pPr>
+    </w:p>
+    <w:p>
+      <w:pPr>
+        <w:pStyle w:val="Body A"/>
+      </w:pPr>
+    </w:p>
+    <w:p>
+      <w:pPr>
+        <w:pStyle w:val="Body A"/>
+      </w:pPr>
+    </w:p>
+    <w:p>
+      <w:pPr>
+        <w:pStyle w:val="Body A"/>
+      </w:pPr>
+      <w:r>
+        <w:rPr>
+          <w:rtl w:val="0"/>
+          <w:lang w:val="en-US"/>
+        </w:rPr>
+        <w:t>Mudar nome:</w:t>
+      </w:r>
+      <w:r>
+        <w:drawing xmlns:a="http://schemas.openxmlformats.org/drawingml/2006/main">
+          <wp:anchor distT="152400" distB="152400" distL="152400" distR="152400" simplePos="0" relativeHeight="251684864" behindDoc="0" locked="0" layoutInCell="1" allowOverlap="1">
+            <wp:simplePos x="0" y="0"/>
+            <wp:positionH relativeFrom="margin">
+              <wp:posOffset>-6349</wp:posOffset>
+            </wp:positionH>
+            <wp:positionV relativeFrom="line">
+              <wp:posOffset>216369</wp:posOffset>
+            </wp:positionV>
+            <wp:extent cx="3207147" cy="922263"/>
+            <wp:effectExtent l="0" t="0" r="0" b="0"/>
+            <wp:wrapThrough wrapText="bothSides" distL="152400" distR="152400">
+              <wp:wrapPolygon edited="1">
+                <wp:start x="0" y="0"/>
+                <wp:lineTo x="21600" y="0"/>
+                <wp:lineTo x="21600" y="21600"/>
+                <wp:lineTo x="0" y="21600"/>
+                <wp:lineTo x="0" y="0"/>
+              </wp:wrapPolygon>
+            </wp:wrapThrough>
+            <wp:docPr id="1073741856" name="officeArt object" descr="pasted-movie.png"/>
+            <wp:cNvGraphicFramePr/>
+            <a:graphic xmlns:a="http://schemas.openxmlformats.org/drawingml/2006/main">
+              <a:graphicData uri="http://schemas.openxmlformats.org/drawingml/2006/picture">
+                <pic:pic xmlns:pic="http://schemas.openxmlformats.org/drawingml/2006/picture">
+                  <pic:nvPicPr>
+                    <pic:cNvPr id="1073741856" name="pasted-movie.png" descr="pasted-movie.png"/>
+                    <pic:cNvPicPr>
+                      <a:picLocks noChangeAspect="1"/>
+                    </pic:cNvPicPr>
+                  </pic:nvPicPr>
+                  <pic:blipFill>
+                    <a:blip r:embed="rId35">
+                      <a:extLst/>
+                    </a:blip>
+                    <a:stretch>
+                      <a:fillRect/>
+                    </a:stretch>
+                  </pic:blipFill>
+                  <pic:spPr>
+                    <a:xfrm>
+                      <a:off x="0" y="0"/>
+                      <a:ext cx="3207147" cy="922263"/>
+                    </a:xfrm>
+                    <a:prstGeom prst="rect">
+                      <a:avLst/>
+                    </a:prstGeom>
+                    <a:ln w="12700" cap="flat">
+                      <a:noFill/>
+                      <a:miter lim="400000"/>
+                    </a:ln>
+                    <a:effectLst/>
+                  </pic:spPr>
+                </pic:pic>
+              </a:graphicData>
+            </a:graphic>
+          </wp:anchor>
+        </w:drawing>
+      </w:r>
+    </w:p>
+    <w:p>
+      <w:pPr>
+        <w:pStyle w:val="Body A"/>
+      </w:pPr>
+      <w:r>
+        <w:rPr>
+          <w:rFonts w:ascii="Arial Unicode MS" w:cs="Arial Unicode MS" w:hAnsi="Arial Unicode MS" w:eastAsia="Arial Unicode MS"/>
+          <w:b w:val="0"/>
+          <w:bCs w:val="0"/>
+          <w:i w:val="0"/>
+          <w:iCs w:val="0"/>
+        </w:rPr>
+        <w:br w:type="page"/>
+      </w:r>
+    </w:p>
+    <w:p>
+      <w:pPr>
+        <w:pStyle w:val="Body A"/>
+      </w:pPr>
+    </w:p>
+    <w:p>
+      <w:pPr>
+        <w:pStyle w:val="Body A"/>
+        <w:rPr>
+          <w:b w:val="1"/>
+          <w:bCs w:val="1"/>
+        </w:rPr>
+      </w:pPr>
+      <w:r>
+        <w:rPr>
+          <w:b w:val="1"/>
+          <w:bCs w:val="1"/>
+          <w:rtl w:val="0"/>
+          <w:lang w:val="en-US"/>
+        </w:rPr>
+        <w:t>12</w:t>
+      </w:r>
+      <w:r>
+        <w:rPr>
+          <w:b w:val="1"/>
+          <w:bCs w:val="1"/>
+          <w:rtl w:val="0"/>
+          <w:lang w:val="pt-PT"/>
+        </w:rPr>
+        <w:t>. Ligar base de dados e verificar aus</w:t>
+      </w:r>
+      <w:r>
+        <w:rPr>
+          <w:b w:val="1"/>
+          <w:bCs w:val="1"/>
+          <w:rtl w:val="0"/>
+          <w:lang w:val="pt-PT"/>
+        </w:rPr>
+        <w:t>ê</w:t>
+      </w:r>
+      <w:r>
+        <w:rPr>
+          <w:b w:val="1"/>
+          <w:bCs w:val="1"/>
+          <w:rtl w:val="0"/>
+          <w:lang w:val="pt-PT"/>
+        </w:rPr>
+        <w:t>ncia de informa</w:t>
+      </w:r>
+      <w:r>
+        <w:rPr>
+          <w:b w:val="1"/>
+          <w:bCs w:val="1"/>
+          <w:rtl w:val="0"/>
+          <w:lang w:val="pt-PT"/>
+        </w:rPr>
+        <w:t>çã</w:t>
+      </w:r>
+      <w:r>
+        <w:rPr>
+          <w:b w:val="1"/>
+          <w:bCs w:val="1"/>
+          <w:rtl w:val="0"/>
+          <w:lang w:val="pt-PT"/>
+        </w:rPr>
+        <w:t>o.</w:t>
+      </w:r>
+      <w:r>
+        <w:rPr>
+          <w:b w:val="1"/>
+          <w:bCs w:val="1"/>
+        </w:rPr>
+        <w:drawing xmlns:a="http://schemas.openxmlformats.org/drawingml/2006/main">
+          <wp:anchor distT="152400" distB="152400" distL="152400" distR="152400" simplePos="0" relativeHeight="251685888" behindDoc="0" locked="0" layoutInCell="1" allowOverlap="1">
+            <wp:simplePos x="0" y="0"/>
+            <wp:positionH relativeFrom="margin">
+              <wp:posOffset>-6349</wp:posOffset>
+            </wp:positionH>
+            <wp:positionV relativeFrom="line">
+              <wp:posOffset>196049</wp:posOffset>
+            </wp:positionV>
+            <wp:extent cx="5511800" cy="1320800"/>
+            <wp:effectExtent l="0" t="0" r="0" b="0"/>
+            <wp:wrapThrough wrapText="bothSides" distL="152400" distR="152400">
+              <wp:wrapPolygon edited="1">
+                <wp:start x="0" y="0"/>
+                <wp:lineTo x="21600" y="0"/>
+                <wp:lineTo x="21600" y="21600"/>
+                <wp:lineTo x="0" y="21600"/>
+                <wp:lineTo x="0" y="0"/>
+              </wp:wrapPolygon>
+            </wp:wrapThrough>
+            <wp:docPr id="1073741857" name="officeArt object" descr="pasted-movie.png"/>
+            <wp:cNvGraphicFramePr/>
+            <a:graphic xmlns:a="http://schemas.openxmlformats.org/drawingml/2006/main">
+              <a:graphicData uri="http://schemas.openxmlformats.org/drawingml/2006/picture">
+                <pic:pic xmlns:pic="http://schemas.openxmlformats.org/drawingml/2006/picture">
+                  <pic:nvPicPr>
+                    <pic:cNvPr id="1073741857" name="pasted-movie.png" descr="pasted-movie.png"/>
+                    <pic:cNvPicPr>
+                      <a:picLocks noChangeAspect="1"/>
+                    </pic:cNvPicPr>
+                  </pic:nvPicPr>
+                  <pic:blipFill>
+                    <a:blip r:embed="rId36">
+                      <a:extLst/>
+                    </a:blip>
+                    <a:stretch>
+                      <a:fillRect/>
+                    </a:stretch>
+                  </pic:blipFill>
+                  <pic:spPr>
+                    <a:xfrm>
+                      <a:off x="0" y="0"/>
+                      <a:ext cx="5511800" cy="1320800"/>
+                    </a:xfrm>
+                    <a:prstGeom prst="rect">
+                      <a:avLst/>
+                    </a:prstGeom>
+                    <a:ln w="12700" cap="flat">
+                      <a:noFill/>
+                      <a:miter lim="400000"/>
+                    </a:ln>
+                    <a:effectLst/>
+                  </pic:spPr>
+                </pic:pic>
+              </a:graphicData>
+            </a:graphic>
+          </wp:anchor>
+        </w:drawing>
+      </w:r>
+    </w:p>
+    <w:p>
+      <w:pPr>
+        <w:pStyle w:val="Body A"/>
+      </w:pPr>
+    </w:p>
+    <w:p>
+      <w:pPr>
+        <w:pStyle w:val="Body A"/>
+      </w:pPr>
+    </w:p>
+    <w:p>
+      <w:pPr>
+        <w:pStyle w:val="Body A"/>
+      </w:pPr>
+    </w:p>
+    <w:p>
+      <w:pPr>
+        <w:pStyle w:val="Body A"/>
+      </w:pPr>
+    </w:p>
+    <w:p>
+      <w:pPr>
+        <w:pStyle w:val="Body A"/>
+      </w:pPr>
+    </w:p>
+    <w:p>
+      <w:pPr>
+        <w:pStyle w:val="Body A"/>
+      </w:pPr>
+    </w:p>
+    <w:p>
+      <w:pPr>
+        <w:pStyle w:val="Body A"/>
+      </w:pPr>
+    </w:p>
+    <w:p>
+      <w:pPr>
+        <w:pStyle w:val="Body A"/>
+      </w:pPr>
+    </w:p>
+    <w:p>
+      <w:pPr>
+        <w:pStyle w:val="Body A"/>
+        <w:rPr>
+          <w:b w:val="1"/>
+          <w:bCs w:val="1"/>
+        </w:rPr>
+      </w:pPr>
+    </w:p>
+    <w:p>
+      <w:pPr>
+        <w:pStyle w:val="Heading 3"/>
+      </w:pPr>
+      <w:r>
+        <w:rPr>
+          <w:rtl w:val="0"/>
+        </w:rPr>
+        <w:t>SEQU</w:t>
+      </w:r>
+      <w:r>
+        <w:rPr>
+          <w:rtl w:val="0"/>
+        </w:rPr>
+        <w:t>Ê</w:t>
+      </w:r>
+      <w:r>
+        <w:rPr>
+          <w:rtl w:val="0"/>
+        </w:rPr>
+        <w:t>NCIA DE RECUPERA</w:t>
+      </w:r>
+      <w:r>
+        <w:rPr>
+          <w:rtl w:val="0"/>
+        </w:rPr>
+        <w:t>ÇÃ</w:t>
+      </w:r>
+      <w:r>
+        <w:rPr>
+          <w:rtl w:val="0"/>
+        </w:rPr>
+        <w:t>O</w:t>
+      </w:r>
+    </w:p>
+    <w:p>
+      <w:pPr>
+        <w:pStyle w:val="Body A"/>
+        <w:rPr>
+          <w:b w:val="1"/>
+          <w:bCs w:val="1"/>
+        </w:rPr>
+      </w:pPr>
+    </w:p>
+    <w:p>
+      <w:pPr>
+        <w:pStyle w:val="Body A"/>
+        <w:rPr>
+          <w:b w:val="1"/>
+          <w:bCs w:val="1"/>
+        </w:rPr>
+      </w:pPr>
+      <w:r>
+        <w:rPr>
+          <w:b w:val="1"/>
+          <w:bCs w:val="1"/>
+          <w:rtl w:val="0"/>
+          <w:lang w:val="pt-PT"/>
+        </w:rPr>
+        <w:t>1</w:t>
+      </w:r>
+      <w:r>
+        <w:rPr>
+          <w:b w:val="1"/>
+          <w:bCs w:val="1"/>
+          <w:rtl w:val="0"/>
+          <w:lang w:val="en-US"/>
+        </w:rPr>
+        <w:t>3</w:t>
+      </w:r>
+      <w:r>
+        <w:rPr>
+          <w:b w:val="1"/>
+          <w:bCs w:val="1"/>
+          <w:rtl w:val="0"/>
+          <w:lang w:val="pt-PT"/>
+        </w:rPr>
+        <w:t>.  Restaurar BACKUP FULL</w:t>
+      </w:r>
+    </w:p>
+    <w:p>
+      <w:pPr>
+        <w:pStyle w:val="Body A"/>
+      </w:pPr>
+      <w:r>
+        <w:rPr>
+          <w:rtl w:val="0"/>
+        </w:rPr>
+        <w:t>“””</w:t>
+      </w:r>
+    </w:p>
+    <w:p>
+      <w:pPr>
+        <w:pStyle w:val="Body A"/>
+      </w:pPr>
+      <w:r>
+        <w:rPr>
+          <w:rtl w:val="0"/>
+        </w:rPr>
+        <w:t>RESTORE DATABASE AdventureWorks</w:t>
+      </w:r>
+    </w:p>
+    <w:p>
+      <w:pPr>
+        <w:pStyle w:val="Body A"/>
+      </w:pPr>
+      <w:r>
+        <w:rPr>
+          <w:rtl w:val="0"/>
+        </w:rPr>
+        <w:t>FROM DISK = '/var/opt/mssql/backups/AdventureWorks_FULL.bak'</w:t>
+      </w:r>
+    </w:p>
+    <w:p>
+      <w:pPr>
+        <w:pStyle w:val="Body A"/>
+      </w:pPr>
+      <w:r>
+        <w:rPr>
+          <w:rtl w:val="0"/>
+        </w:rPr>
+        <w:t>WITH</w:t>
+      </w:r>
+    </w:p>
+    <w:p>
+      <w:pPr>
+        <w:pStyle w:val="Body A"/>
+      </w:pPr>
+      <w:r>
+        <w:rPr>
+          <w:rtl w:val="0"/>
+        </w:rPr>
+        <w:t xml:space="preserve">    REPLACE,</w:t>
+      </w:r>
+    </w:p>
+    <w:p>
+      <w:pPr>
+        <w:pStyle w:val="Body A"/>
+      </w:pPr>
+      <w:r>
+        <w:rPr>
+          <w:rtl w:val="0"/>
+        </w:rPr>
+        <w:t xml:space="preserve">    NORECOVERY; -- Util para quando ainda vao existir mais</w:t>
+      </w:r>
+      <w:r>
+        <w:rPr>
+          <w:rtl w:val="0"/>
+          <w:lang w:val="en-US"/>
+        </w:rPr>
+        <w:t xml:space="preserve"> restores</w:t>
+      </w:r>
+    </w:p>
+    <w:p>
+      <w:pPr>
+        <w:pStyle w:val="Body A"/>
+      </w:pPr>
+      <w:r>
+        <w:rPr>
+          <w:rtl w:val="0"/>
+        </w:rPr>
+        <w:t>GO</w:t>
+      </w:r>
+    </w:p>
+    <w:p>
+      <w:pPr>
+        <w:pStyle w:val="Body A"/>
+      </w:pPr>
+      <w:r>
+        <w:rPr>
+          <w:rtl w:val="0"/>
+        </w:rPr>
+        <w:t>“””</w:t>
+      </w:r>
+      <w:r>
+        <w:drawing xmlns:a="http://schemas.openxmlformats.org/drawingml/2006/main">
+          <wp:anchor distT="152400" distB="152400" distL="152400" distR="152400" simplePos="0" relativeHeight="251689984" behindDoc="0" locked="0" layoutInCell="1" allowOverlap="1">
+            <wp:simplePos x="0" y="0"/>
+            <wp:positionH relativeFrom="margin">
+              <wp:posOffset>-6350</wp:posOffset>
+            </wp:positionH>
+            <wp:positionV relativeFrom="line">
+              <wp:posOffset>277329</wp:posOffset>
+            </wp:positionV>
+            <wp:extent cx="6642100" cy="1619219"/>
+            <wp:effectExtent l="0" t="0" r="0" b="0"/>
+            <wp:wrapThrough wrapText="bothSides" distL="152400" distR="152400">
+              <wp:wrapPolygon edited="1">
+                <wp:start x="0" y="0"/>
+                <wp:lineTo x="21621" y="0"/>
+                <wp:lineTo x="21621" y="21632"/>
+                <wp:lineTo x="0" y="21632"/>
+                <wp:lineTo x="0" y="0"/>
+              </wp:wrapPolygon>
+            </wp:wrapThrough>
+            <wp:docPr id="1073741858" name="officeArt object" descr="pasted-movie.png"/>
+            <wp:cNvGraphicFramePr/>
+            <a:graphic xmlns:a="http://schemas.openxmlformats.org/drawingml/2006/main">
+              <a:graphicData uri="http://schemas.openxmlformats.org/drawingml/2006/picture">
+                <pic:pic xmlns:pic="http://schemas.openxmlformats.org/drawingml/2006/picture">
+                  <pic:nvPicPr>
+                    <pic:cNvPr id="1073741858" name="pasted-movie.png" descr="pasted-movie.png"/>
+                    <pic:cNvPicPr>
+                      <a:picLocks noChangeAspect="1"/>
+                    </pic:cNvPicPr>
+                  </pic:nvPicPr>
+                  <pic:blipFill>
+                    <a:blip r:embed="rId37">
+                      <a:extLst/>
+                    </a:blip>
+                    <a:stretch>
+                      <a:fillRect/>
+                    </a:stretch>
+                  </pic:blipFill>
+                  <pic:spPr>
+                    <a:xfrm>
+                      <a:off x="0" y="0"/>
+                      <a:ext cx="6642100" cy="1619219"/>
+                    </a:xfrm>
+                    <a:prstGeom prst="rect">
+                      <a:avLst/>
+                    </a:prstGeom>
+                    <a:ln w="12700" cap="flat">
+                      <a:noFill/>
+                      <a:miter lim="400000"/>
+                    </a:ln>
+                    <a:effectLst/>
+                  </pic:spPr>
+                </pic:pic>
+              </a:graphicData>
+            </a:graphic>
+          </wp:anchor>
+        </w:drawing>
+      </w:r>
+    </w:p>
+    <w:p>
+      <w:pPr>
+        <w:pStyle w:val="Body A"/>
+      </w:pPr>
+      <w:r>
+        <w:rPr>
+          <w:rFonts w:ascii="Arial Unicode MS" w:cs="Arial Unicode MS" w:hAnsi="Arial Unicode MS" w:eastAsia="Arial Unicode MS"/>
+          <w:b w:val="0"/>
+          <w:bCs w:val="0"/>
+          <w:i w:val="0"/>
+          <w:iCs w:val="0"/>
+        </w:rPr>
+        <w:br w:type="page"/>
+      </w:r>
+    </w:p>
+    <w:p>
+      <w:pPr>
+        <w:pStyle w:val="Body A"/>
+      </w:pPr>
+    </w:p>
+    <w:p>
+      <w:pPr>
+        <w:pStyle w:val="Body A"/>
+      </w:pPr>
+    </w:p>
+    <w:p>
+      <w:pPr>
+        <w:pStyle w:val="Body A"/>
+        <w:rPr>
+          <w:b w:val="1"/>
+          <w:bCs w:val="1"/>
+        </w:rPr>
+      </w:pPr>
+      <w:r>
+        <w:rPr>
+          <w:b w:val="1"/>
+          <w:bCs w:val="1"/>
+          <w:rtl w:val="0"/>
+          <w:lang w:val="pt-PT"/>
+        </w:rPr>
+        <w:t>1</w:t>
+      </w:r>
+      <w:r>
+        <w:rPr>
+          <w:b w:val="1"/>
+          <w:bCs w:val="1"/>
+          <w:rtl w:val="0"/>
+          <w:lang w:val="en-US"/>
+        </w:rPr>
+        <w:t>4</w:t>
+      </w:r>
+      <w:r>
+        <w:rPr>
+          <w:b w:val="1"/>
+          <w:bCs w:val="1"/>
+          <w:rtl w:val="0"/>
+          <w:lang w:val="pt-PT"/>
+        </w:rPr>
+        <w:t xml:space="preserve">. </w:t>
+      </w:r>
+      <w:r>
+        <w:rPr>
+          <w:b w:val="1"/>
+          <w:bCs w:val="1"/>
+          <w:rtl w:val="0"/>
+          <w:lang w:val="pt-PT"/>
+        </w:rPr>
+        <w:t>Restaurar BACKUP DIFFERENTIAL</w:t>
+      </w:r>
+    </w:p>
+    <w:p>
+      <w:pPr>
+        <w:pStyle w:val="Body A"/>
+      </w:pPr>
+      <w:r>
+        <w:rPr>
+          <w:rtl w:val="0"/>
+        </w:rPr>
+        <w:t>“””</w:t>
+      </w:r>
+    </w:p>
+    <w:p>
+      <w:pPr>
+        <w:pStyle w:val="Body A"/>
+      </w:pPr>
+      <w:r>
+        <w:rPr>
+          <w:rtl w:val="0"/>
+        </w:rPr>
+        <w:t>RESTORE DATABASE AdventureWorks_Sales</w:t>
+      </w:r>
+    </w:p>
+    <w:p>
+      <w:pPr>
+        <w:pStyle w:val="Body A"/>
+      </w:pPr>
+      <w:r>
+        <w:rPr>
+          <w:rtl w:val="0"/>
+        </w:rPr>
+        <w:t>FROM DISK = 'C:\Backups\AWS_DIFF.bak'</w:t>
+      </w:r>
+    </w:p>
+    <w:p>
+      <w:pPr>
+        <w:pStyle w:val="Body A"/>
+      </w:pPr>
+      <w:r>
+        <w:rPr>
+          <w:rtl w:val="0"/>
+        </w:rPr>
+        <w:t>WITH RECOVERY;</w:t>
+      </w:r>
+    </w:p>
+    <w:p>
+      <w:pPr>
+        <w:pStyle w:val="Body A"/>
+      </w:pPr>
+      <w:r>
+        <w:rPr>
+          <w:rtl w:val="0"/>
+        </w:rPr>
+        <w:t>GO</w:t>
+      </w:r>
+    </w:p>
+    <w:p>
+      <w:pPr>
+        <w:pStyle w:val="Body A"/>
+      </w:pPr>
+      <w:r>
+        <w:rPr>
+          <w:rtl w:val="0"/>
+        </w:rPr>
+        <w:t>“””</w:t>
+      </w:r>
+      <w:r>
+        <w:drawing xmlns:a="http://schemas.openxmlformats.org/drawingml/2006/main">
+          <wp:anchor distT="152400" distB="152400" distL="152400" distR="152400" simplePos="0" relativeHeight="251691008" behindDoc="0" locked="0" layoutInCell="1" allowOverlap="1">
+            <wp:simplePos x="0" y="0"/>
+            <wp:positionH relativeFrom="margin">
+              <wp:posOffset>-6350</wp:posOffset>
+            </wp:positionH>
+            <wp:positionV relativeFrom="line">
+              <wp:posOffset>277329</wp:posOffset>
+            </wp:positionV>
+            <wp:extent cx="6642100" cy="1316270"/>
+            <wp:effectExtent l="0" t="0" r="0" b="0"/>
+            <wp:wrapThrough wrapText="bothSides" distL="152400" distR="152400">
+              <wp:wrapPolygon edited="1">
+                <wp:start x="0" y="0"/>
+                <wp:lineTo x="21600" y="0"/>
+                <wp:lineTo x="21600" y="21608"/>
+                <wp:lineTo x="0" y="21608"/>
+                <wp:lineTo x="0" y="0"/>
+              </wp:wrapPolygon>
+            </wp:wrapThrough>
+            <wp:docPr id="1073741859" name="officeArt object" descr="pasted-movie.png"/>
+            <wp:cNvGraphicFramePr/>
+            <a:graphic xmlns:a="http://schemas.openxmlformats.org/drawingml/2006/main">
+              <a:graphicData uri="http://schemas.openxmlformats.org/drawingml/2006/picture">
+                <pic:pic xmlns:pic="http://schemas.openxmlformats.org/drawingml/2006/picture">
+                  <pic:nvPicPr>
+                    <pic:cNvPr id="1073741859" name="pasted-movie.png" descr="pasted-movie.png"/>
+                    <pic:cNvPicPr>
+                      <a:picLocks noChangeAspect="1"/>
+                    </pic:cNvPicPr>
+                  </pic:nvPicPr>
+                  <pic:blipFill>
+                    <a:blip r:embed="rId38">
+                      <a:extLst/>
+                    </a:blip>
+                    <a:stretch>
+                      <a:fillRect/>
+                    </a:stretch>
+                  </pic:blipFill>
+                  <pic:spPr>
+                    <a:xfrm>
+                      <a:off x="0" y="0"/>
+                      <a:ext cx="6642100" cy="1316270"/>
+                    </a:xfrm>
+                    <a:prstGeom prst="rect">
+                      <a:avLst/>
+                    </a:prstGeom>
+                    <a:ln w="12700" cap="flat">
+                      <a:noFill/>
+                      <a:miter lim="400000"/>
+                    </a:ln>
+                    <a:effectLst/>
+                  </pic:spPr>
+                </pic:pic>
+              </a:graphicData>
+            </a:graphic>
+          </wp:anchor>
+        </w:drawing>
+      </w:r>
+    </w:p>
+    <w:p>
+      <w:pPr>
+        <w:pStyle w:val="Body A"/>
+      </w:pPr>
+    </w:p>
+    <w:p>
+      <w:pPr>
+        <w:pStyle w:val="Body A"/>
+        <w:rPr>
+          <w:b w:val="1"/>
+          <w:bCs w:val="1"/>
+        </w:rPr>
+      </w:pPr>
+      <w:r>
+        <w:rPr>
+          <w:b w:val="1"/>
+          <w:bCs w:val="1"/>
+          <w:rtl w:val="0"/>
+          <w:lang w:val="en-US"/>
+        </w:rPr>
+        <w:t>15. Restauro do</w:t>
+      </w:r>
+      <w:r>
+        <w:rPr>
+          <w:b w:val="1"/>
+          <w:bCs w:val="1"/>
+          <w:rtl w:val="0"/>
+          <w:lang w:val="pt-PT"/>
+        </w:rPr>
+        <w:t xml:space="preserve"> TRANSACTION LOG</w:t>
+      </w:r>
+    </w:p>
+    <w:p>
+      <w:pPr>
+        <w:pStyle w:val="Body A"/>
+      </w:pPr>
+      <w:r>
+        <w:rPr>
+          <w:rtl w:val="0"/>
+          <w:lang w:val="en-US"/>
+        </w:rPr>
+        <w:t>“””</w:t>
+      </w:r>
+    </w:p>
+    <w:p>
+      <w:pPr>
+        <w:pStyle w:val="Body A"/>
+      </w:pPr>
+      <w:r>
+        <w:rPr>
+          <w:rtl w:val="0"/>
+        </w:rPr>
+        <w:t>RESTORE LOG AdventureWorks</w:t>
+      </w:r>
+    </w:p>
+    <w:p>
+      <w:pPr>
+        <w:pStyle w:val="Body A"/>
+      </w:pPr>
+      <w:r>
+        <w:rPr>
+          <w:rtl w:val="0"/>
+        </w:rPr>
+        <w:t>FROM DISK = '/var/opt/mssql/backups/AdventureWorks_LOG.trn'</w:t>
+      </w:r>
+    </w:p>
+    <w:p>
+      <w:pPr>
+        <w:pStyle w:val="Body A"/>
+      </w:pPr>
+      <w:r>
+        <w:rPr>
+          <w:rtl w:val="0"/>
+        </w:rPr>
+        <w:t>WITH NORECOVERY;</w:t>
+      </w:r>
+    </w:p>
+    <w:p>
+      <w:pPr>
+        <w:pStyle w:val="Body A"/>
+      </w:pPr>
+      <w:r>
+        <w:rPr>
+          <w:rtl w:val="0"/>
+        </w:rPr>
+        <w:t>GO</w:t>
+      </w:r>
+    </w:p>
+    <w:p>
+      <w:pPr>
+        <w:pStyle w:val="Body A"/>
+      </w:pPr>
+      <w:r>
+        <w:rPr>
+          <w:rtl w:val="0"/>
+          <w:lang w:val="en-US"/>
+        </w:rPr>
+        <w:t>“”</w:t>
+      </w:r>
+      <w:r>
+        <w:rPr>
+          <w:rtl w:val="0"/>
+          <w:lang w:val="en-US"/>
+        </w:rPr>
+        <w:t>"</w:t>
+      </w:r>
+      <w:r>
+        <w:drawing xmlns:a="http://schemas.openxmlformats.org/drawingml/2006/main">
+          <wp:anchor distT="152400" distB="152400" distL="152400" distR="152400" simplePos="0" relativeHeight="251692032" behindDoc="0" locked="0" layoutInCell="1" allowOverlap="1">
+            <wp:simplePos x="0" y="0"/>
+            <wp:positionH relativeFrom="margin">
+              <wp:posOffset>-6350</wp:posOffset>
+            </wp:positionH>
+            <wp:positionV relativeFrom="line">
+              <wp:posOffset>277329</wp:posOffset>
+            </wp:positionV>
+            <wp:extent cx="6642100" cy="1274747"/>
+            <wp:effectExtent l="0" t="0" r="0" b="0"/>
+            <wp:wrapThrough wrapText="bothSides" distL="152400" distR="152400">
+              <wp:wrapPolygon edited="1">
+                <wp:start x="0" y="0"/>
+                <wp:lineTo x="21621" y="0"/>
+                <wp:lineTo x="21621" y="21652"/>
+                <wp:lineTo x="0" y="21652"/>
+                <wp:lineTo x="0" y="0"/>
+              </wp:wrapPolygon>
+            </wp:wrapThrough>
+            <wp:docPr id="1073741860" name="officeArt object" descr="pasted-movie.png"/>
+            <wp:cNvGraphicFramePr/>
+            <a:graphic xmlns:a="http://schemas.openxmlformats.org/drawingml/2006/main">
+              <a:graphicData uri="http://schemas.openxmlformats.org/drawingml/2006/picture">
+                <pic:pic xmlns:pic="http://schemas.openxmlformats.org/drawingml/2006/picture">
+                  <pic:nvPicPr>
+                    <pic:cNvPr id="1073741860" name="pasted-movie.png" descr="pasted-movie.png"/>
+                    <pic:cNvPicPr>
+                      <a:picLocks noChangeAspect="1"/>
+                    </pic:cNvPicPr>
+                  </pic:nvPicPr>
+                  <pic:blipFill>
+                    <a:blip r:embed="rId39">
+                      <a:extLst/>
+                    </a:blip>
+                    <a:stretch>
+                      <a:fillRect/>
+                    </a:stretch>
+                  </pic:blipFill>
+                  <pic:spPr>
+                    <a:xfrm>
+                      <a:off x="0" y="0"/>
+                      <a:ext cx="6642100" cy="1274747"/>
+                    </a:xfrm>
+                    <a:prstGeom prst="rect">
+                      <a:avLst/>
+                    </a:prstGeom>
+                    <a:ln w="12700" cap="flat">
+                      <a:noFill/>
+                      <a:miter lim="400000"/>
+                    </a:ln>
+                    <a:effectLst/>
+                  </pic:spPr>
+                </pic:pic>
+              </a:graphicData>
+            </a:graphic>
+          </wp:anchor>
+        </w:drawing>
+      </w:r>
+    </w:p>
+    <w:p>
+      <w:pPr>
+        <w:pStyle w:val="Body A"/>
+      </w:pPr>
+      <w:r>
+        <w:rPr>
+          <w:rFonts w:ascii="Arial Unicode MS" w:cs="Arial Unicode MS" w:hAnsi="Arial Unicode MS" w:eastAsia="Arial Unicode MS"/>
+          <w:b w:val="0"/>
+          <w:bCs w:val="0"/>
+          <w:i w:val="0"/>
+          <w:iCs w:val="0"/>
+        </w:rPr>
+        <w:br w:type="page"/>
+      </w:r>
+    </w:p>
+    <w:p>
+      <w:pPr>
+        <w:pStyle w:val="Body A"/>
+      </w:pPr>
+    </w:p>
+    <w:p>
+      <w:pPr>
+        <w:pStyle w:val="Body A"/>
+        <w:rPr>
+          <w:b w:val="1"/>
+          <w:bCs w:val="1"/>
+        </w:rPr>
+      </w:pPr>
+      <w:r>
+        <w:rPr>
+          <w:b w:val="1"/>
+          <w:bCs w:val="1"/>
+          <w:rtl w:val="0"/>
+          <w:lang w:val="en-US"/>
+        </w:rPr>
+        <w:t xml:space="preserve">16. Restauro do </w:t>
+      </w:r>
+      <w:r>
+        <w:rPr>
+          <w:b w:val="1"/>
+          <w:bCs w:val="1"/>
+          <w:rtl w:val="0"/>
+          <w:lang w:val="pt-PT"/>
+        </w:rPr>
+        <w:t>TRANSACTION LOG</w:t>
+      </w:r>
+      <w:r>
+        <w:rPr>
+          <w:b w:val="1"/>
+          <w:bCs w:val="1"/>
+          <w:rtl w:val="0"/>
+          <w:lang w:val="en-US"/>
+        </w:rPr>
+        <w:t xml:space="preserve"> 2</w:t>
+      </w:r>
+    </w:p>
+    <w:p>
+      <w:pPr>
+        <w:pStyle w:val="Body A"/>
+      </w:pPr>
+      <w:r>
+        <w:rPr>
+          <w:rtl w:val="0"/>
+          <w:lang w:val="en-US"/>
+        </w:rPr>
+        <w:t>“””</w:t>
+      </w:r>
+    </w:p>
+    <w:p>
+      <w:pPr>
+        <w:pStyle w:val="Body A"/>
+      </w:pPr>
+      <w:r>
+        <w:rPr>
+          <w:rtl w:val="0"/>
+        </w:rPr>
+        <w:t>RESTORE LOG AdventureWorks</w:t>
+      </w:r>
+    </w:p>
+    <w:p>
+      <w:pPr>
+        <w:pStyle w:val="Body A"/>
+      </w:pPr>
+      <w:r>
+        <w:rPr>
+          <w:rtl w:val="0"/>
+        </w:rPr>
+        <w:t>FROM DISK = '/var/opt/mssql/backups/AdventureWorks_LOG2.trn'</w:t>
+      </w:r>
+    </w:p>
+    <w:p>
+      <w:pPr>
+        <w:pStyle w:val="Body A"/>
+      </w:pPr>
+      <w:r>
+        <w:rPr>
+          <w:rtl w:val="0"/>
+        </w:rPr>
+        <w:t xml:space="preserve">WITH </w:t>
+      </w:r>
+      <w:r>
+        <w:rPr>
+          <w:rtl w:val="0"/>
+          <w:lang w:val="en-US"/>
+        </w:rPr>
+        <w:t>RECOVERY</w:t>
+      </w:r>
+      <w:r>
+        <w:rPr>
+          <w:rtl w:val="0"/>
+        </w:rPr>
+        <w:t>;</w:t>
+      </w:r>
+    </w:p>
+    <w:p>
+      <w:pPr>
+        <w:pStyle w:val="Body A"/>
+      </w:pPr>
+      <w:r>
+        <w:rPr>
+          <w:rtl w:val="0"/>
+        </w:rPr>
+        <w:t>GO</w:t>
+      </w:r>
+    </w:p>
+    <w:p>
+      <w:pPr>
+        <w:pStyle w:val="Body A"/>
+      </w:pPr>
+      <w:r>
+        <w:rPr>
+          <w:rtl w:val="0"/>
+          <w:lang w:val="en-US"/>
+        </w:rPr>
+        <w:t>“””</w:t>
+      </w:r>
+      <w:r>
+        <w:drawing xmlns:a="http://schemas.openxmlformats.org/drawingml/2006/main">
+          <wp:anchor distT="152400" distB="152400" distL="152400" distR="152400" simplePos="0" relativeHeight="251693056" behindDoc="0" locked="0" layoutInCell="1" allowOverlap="1">
+            <wp:simplePos x="0" y="0"/>
+            <wp:positionH relativeFrom="margin">
+              <wp:posOffset>-6350</wp:posOffset>
+            </wp:positionH>
+            <wp:positionV relativeFrom="line">
+              <wp:posOffset>277329</wp:posOffset>
+            </wp:positionV>
+            <wp:extent cx="6642100" cy="1220111"/>
+            <wp:effectExtent l="0" t="0" r="0" b="0"/>
+            <wp:wrapThrough wrapText="bothSides" distL="152400" distR="152400">
+              <wp:wrapPolygon edited="1">
+                <wp:start x="0" y="0"/>
+                <wp:lineTo x="21621" y="0"/>
+                <wp:lineTo x="21621" y="21703"/>
+                <wp:lineTo x="0" y="21703"/>
+                <wp:lineTo x="0" y="0"/>
+              </wp:wrapPolygon>
+            </wp:wrapThrough>
+            <wp:docPr id="1073741861" name="officeArt object" descr="pasted-movie.png"/>
+            <wp:cNvGraphicFramePr/>
+            <a:graphic xmlns:a="http://schemas.openxmlformats.org/drawingml/2006/main">
+              <a:graphicData uri="http://schemas.openxmlformats.org/drawingml/2006/picture">
+                <pic:pic xmlns:pic="http://schemas.openxmlformats.org/drawingml/2006/picture">
+                  <pic:nvPicPr>
+                    <pic:cNvPr id="1073741861" name="pasted-movie.png" descr="pasted-movie.png"/>
+                    <pic:cNvPicPr>
+                      <a:picLocks noChangeAspect="1"/>
+                    </pic:cNvPicPr>
+                  </pic:nvPicPr>
+                  <pic:blipFill>
+                    <a:blip r:embed="rId40">
+                      <a:extLst/>
+                    </a:blip>
+                    <a:stretch>
+                      <a:fillRect/>
+                    </a:stretch>
+                  </pic:blipFill>
+                  <pic:spPr>
+                    <a:xfrm>
+                      <a:off x="0" y="0"/>
+                      <a:ext cx="6642100" cy="1220111"/>
+                    </a:xfrm>
+                    <a:prstGeom prst="rect">
+                      <a:avLst/>
+                    </a:prstGeom>
+                    <a:ln w="12700" cap="flat">
+                      <a:noFill/>
+                      <a:miter lim="400000"/>
+                    </a:ln>
+                    <a:effectLst/>
+                  </pic:spPr>
+                </pic:pic>
+              </a:graphicData>
+            </a:graphic>
+          </wp:anchor>
+        </w:drawing>
+      </w:r>
+    </w:p>
+    <w:p>
+      <w:pPr>
+        <w:pStyle w:val="Body A"/>
+      </w:pPr>
+    </w:p>
+    <w:p>
+      <w:pPr>
+        <w:pStyle w:val="Body A"/>
+      </w:pPr>
+      <w:r>
+        <w:rPr>
+          <w:rFonts w:ascii="Arial Unicode MS" w:cs="Arial Unicode MS" w:hAnsi="Arial Unicode MS" w:eastAsia="Arial Unicode MS"/>
+          <w:b w:val="0"/>
+          <w:bCs w:val="0"/>
+          <w:i w:val="0"/>
+          <w:iCs w:val="0"/>
+        </w:rPr>
+        <w:br w:type="page"/>
+      </w:r>
+    </w:p>
+    <w:p>
+      <w:pPr>
+        <w:pStyle w:val="Body A"/>
+      </w:pPr>
+    </w:p>
+    <w:p>
+      <w:pPr>
+        <w:pStyle w:val="Body A"/>
+      </w:pPr>
+    </w:p>
+    <w:p>
+      <w:pPr>
+        <w:pStyle w:val="Body A"/>
+      </w:pPr>
+    </w:p>
+    <w:p>
+      <w:pPr>
+        <w:pStyle w:val="Body A"/>
+        <w:rPr>
+          <w:b w:val="1"/>
+          <w:bCs w:val="1"/>
+        </w:rPr>
+      </w:pPr>
+      <w:r>
+        <w:rPr>
+          <w:b w:val="1"/>
+          <w:bCs w:val="1"/>
+          <w:rtl w:val="0"/>
+          <w:lang w:val="pt-PT"/>
+        </w:rPr>
+        <w:t>1</w:t>
+      </w:r>
+      <w:r>
+        <w:rPr>
+          <w:b w:val="1"/>
+          <w:bCs w:val="1"/>
+          <w:rtl w:val="0"/>
+          <w:lang w:val="en-US"/>
+        </w:rPr>
+        <w:t>7</w:t>
+      </w:r>
+      <w:r>
+        <w:rPr>
+          <w:b w:val="1"/>
+          <w:bCs w:val="1"/>
+          <w:rtl w:val="0"/>
+          <w:lang w:val="pt-PT"/>
+        </w:rPr>
+        <w:t xml:space="preserve">. </w:t>
+      </w:r>
+      <w:r>
+        <w:rPr>
+          <w:b w:val="1"/>
+          <w:bCs w:val="1"/>
+          <w:rtl w:val="0"/>
+          <w:lang w:val="pt-PT"/>
+        </w:rPr>
+        <w:t>Validar dados</w:t>
+      </w:r>
+    </w:p>
+    <w:p>
+      <w:pPr>
+        <w:pStyle w:val="Body A"/>
+      </w:pPr>
+      <w:r>
+        <w:rPr>
+          <w:rtl w:val="0"/>
+        </w:rPr>
+        <w:t>“””</w:t>
+      </w:r>
+    </w:p>
+    <w:p>
+      <w:pPr>
+        <w:pStyle w:val="Body A"/>
+      </w:pPr>
+      <w:r>
+        <w:rPr>
+          <w:rtl w:val="0"/>
+        </w:rPr>
+        <w:t xml:space="preserve">SELECT * </w:t>
+      </w:r>
+    </w:p>
+    <w:p>
+      <w:pPr>
+        <w:pStyle w:val="Body A"/>
+      </w:pPr>
+      <w:r>
+        <w:rPr>
+          <w:rtl w:val="0"/>
+        </w:rPr>
+        <w:t>FROM dbo.ProductCategory</w:t>
+      </w:r>
+    </w:p>
+    <w:p>
+      <w:pPr>
+        <w:pStyle w:val="Body A"/>
+      </w:pPr>
+      <w:r>
+        <w:rPr>
+          <w:rtl w:val="0"/>
+        </w:rPr>
+        <w:t xml:space="preserve">WHERE name LIKE </w:t>
+      </w:r>
+      <w:r>
+        <w:rPr>
+          <w:rtl w:val="0"/>
+          <w:lang w:val="en-US"/>
+        </w:rPr>
+        <w:t>‘</w:t>
+      </w:r>
+      <w:r>
+        <w:rPr>
+          <w:rtl w:val="0"/>
+          <w:lang w:val="en-US"/>
+        </w:rPr>
+        <w:t>%T</w:t>
+      </w:r>
+      <w:r>
+        <w:rPr>
+          <w:rtl w:val="0"/>
+        </w:rPr>
+        <w:t>est%';</w:t>
+      </w:r>
+    </w:p>
+    <w:p>
+      <w:pPr>
+        <w:pStyle w:val="Body A"/>
+      </w:pPr>
+      <w:r>
+        <w:rPr>
+          <w:rtl w:val="0"/>
+        </w:rPr>
+        <w:t>GO</w:t>
+      </w:r>
+    </w:p>
+    <w:p>
+      <w:pPr>
+        <w:pStyle w:val="Body A"/>
+      </w:pPr>
+      <w:r>
+        <w:rPr>
+          <w:rtl w:val="0"/>
+        </w:rPr>
+        <w:t>“””</w:t>
+      </w:r>
+    </w:p>
+    <w:p>
+      <w:pPr>
+        <w:pStyle w:val="Body"/>
+      </w:pPr>
+      <w:r>
+        <w:rPr>
+          <w:rtl w:val="0"/>
+        </w:rPr>
+        <w:t>Perdeu-se o record inserido no passo 9</w:t>
+      </w:r>
+      <w:r>
+        <w:drawing xmlns:a="http://schemas.openxmlformats.org/drawingml/2006/main">
+          <wp:anchor distT="152400" distB="152400" distL="152400" distR="152400" simplePos="0" relativeHeight="251694080" behindDoc="0" locked="0" layoutInCell="1" allowOverlap="1">
+            <wp:simplePos x="0" y="0"/>
+            <wp:positionH relativeFrom="margin">
+              <wp:posOffset>-6350</wp:posOffset>
+            </wp:positionH>
+            <wp:positionV relativeFrom="line">
+              <wp:posOffset>226377</wp:posOffset>
+            </wp:positionV>
+            <wp:extent cx="3564891" cy="4743904"/>
+            <wp:effectExtent l="0" t="0" r="0" b="0"/>
+            <wp:wrapThrough wrapText="bothSides" distL="152400" distR="152400">
+              <wp:wrapPolygon edited="1">
+                <wp:start x="0" y="0"/>
+                <wp:lineTo x="21600" y="0"/>
+                <wp:lineTo x="21600" y="21600"/>
+                <wp:lineTo x="0" y="21600"/>
+                <wp:lineTo x="0" y="0"/>
+              </wp:wrapPolygon>
+            </wp:wrapThrough>
+            <wp:docPr id="1073741862" name="officeArt object" descr="pasted-movie.png"/>
+            <wp:cNvGraphicFramePr/>
+            <a:graphic xmlns:a="http://schemas.openxmlformats.org/drawingml/2006/main">
+              <a:graphicData uri="http://schemas.openxmlformats.org/drawingml/2006/picture">
+                <pic:pic xmlns:pic="http://schemas.openxmlformats.org/drawingml/2006/picture">
+                  <pic:nvPicPr>
+                    <pic:cNvPr id="1073741862" name="pasted-movie.png" descr="pasted-movie.png"/>
+                    <pic:cNvPicPr>
+                      <a:picLocks noChangeAspect="1"/>
+                    </pic:cNvPicPr>
+                  </pic:nvPicPr>
+                  <pic:blipFill>
+                    <a:blip r:embed="rId41">
+                      <a:extLst/>
+                    </a:blip>
+                    <a:stretch>
+                      <a:fillRect/>
+                    </a:stretch>
+                  </pic:blipFill>
+                  <pic:spPr>
+                    <a:xfrm>
+                      <a:off x="0" y="0"/>
+                      <a:ext cx="3564891" cy="4743904"/>
+                    </a:xfrm>
+                    <a:prstGeom prst="rect">
+                      <a:avLst/>
+                    </a:prstGeom>
+                    <a:ln w="12700" cap="flat">
+                      <a:noFill/>
+                      <a:miter lim="400000"/>
+                    </a:ln>
+                    <a:effectLst/>
+                  </pic:spPr>
+                </pic:pic>
+              </a:graphicData>
+            </a:graphic>
+          </wp:anchor>
+        </w:drawing>
+      </w:r>
+    </w:p>
+    <w:p>
+      <w:pPr>
+        <w:pStyle w:val="Body A"/>
+      </w:pPr>
+    </w:p>
+    <w:p>
+      <w:pPr>
+        <w:pStyle w:val="Body A"/>
+      </w:pPr>
+    </w:p>
+    <w:p>
+      <w:pPr>
+        <w:pStyle w:val="Body A"/>
+      </w:pPr>
+    </w:p>
+    <w:p>
+      <w:pPr>
+        <w:pStyle w:val="Body A"/>
+      </w:pPr>
+    </w:p>
+    <w:p>
+      <w:pPr>
+        <w:pStyle w:val="Body A"/>
+      </w:pPr>
+    </w:p>
+    <w:p>
+      <w:pPr>
+        <w:pStyle w:val="Body A"/>
+      </w:pPr>
+    </w:p>
+    <w:p>
+      <w:pPr>
+        <w:pStyle w:val="Body A"/>
+      </w:pPr>
+      <w:r>
+        <w:rPr>
+          <w:rFonts w:ascii="Arial Unicode MS" w:cs="Arial Unicode MS" w:hAnsi="Arial Unicode MS" w:eastAsia="Arial Unicode MS"/>
+          <w:b w:val="0"/>
+          <w:bCs w:val="0"/>
+          <w:i w:val="0"/>
+          <w:iCs w:val="0"/>
+        </w:rPr>
+        <w:br w:type="page"/>
+      </w:r>
+    </w:p>
+    <w:p>
+      <w:pPr>
+        <w:pStyle w:val="Body A"/>
+      </w:pPr>
     </w:p>
     <w:p>
       <w:pPr>
@@ -48755,7 +52628,7 @@
         <w:pStyle w:val="Heading 2"/>
         <w:numPr>
           <w:ilvl w:val="0"/>
-          <w:numId w:val="43"/>
+          <w:numId w:val="44"/>
         </w:numPr>
       </w:pPr>
       <w:bookmarkStart w:name="_Toc26" w:id="27"/>
@@ -49275,133 +53148,6 @@
     <w:p>
       <w:pPr>
         <w:pStyle w:val="Body A"/>
-        <w:numPr>
-          <w:ilvl w:val="1"/>
-          <w:numId w:val="40"/>
-        </w:numPr>
-        <w:rPr>
-          <w:outline w:val="0"/>
-          <w:color w:val="ed7d31"/>
-          <w:lang w:val="en-US"/>
-          <w14:textFill>
-            <w14:solidFill>
-              <w14:srgbClr w14:val="ED7D31"/>
-            </w14:solidFill>
-          </w14:textFill>
-        </w:rPr>
-      </w:pPr>
-      <w:r>
-        <w:rPr>
-          <w:outline w:val="0"/>
-          <w:color w:val="ed7d31"/>
-          <w:rtl w:val="0"/>
-          <w:lang w:val="en-US"/>
-          <w14:textFill>
-            <w14:solidFill>
-              <w14:srgbClr w14:val="ED7D31"/>
-            </w14:solidFill>
-          </w14:textFill>
-        </w:rPr>
-        <w:t>Customer ??</w:t>
-      </w:r>
-    </w:p>
-    <w:p>
-      <w:pPr>
-        <w:pStyle w:val="Body A"/>
-        <w:numPr>
-          <w:ilvl w:val="1"/>
-          <w:numId w:val="40"/>
-        </w:numPr>
-        <w:rPr>
-          <w:outline w:val="0"/>
-          <w:color w:val="ed7d31"/>
-          <w:lang w:val="en-US"/>
-          <w14:textFill>
-            <w14:solidFill>
-              <w14:srgbClr w14:val="ED7D31"/>
-            </w14:solidFill>
-          </w14:textFill>
-        </w:rPr>
-      </w:pPr>
-      <w:r>
-        <w:rPr>
-          <w:outline w:val="0"/>
-          <w:color w:val="ed7d31"/>
-          <w:rtl w:val="0"/>
-          <w:lang w:val="en-US"/>
-          <w14:textFill>
-            <w14:solidFill>
-              <w14:srgbClr w14:val="ED7D31"/>
-            </w14:solidFill>
-          </w14:textFill>
-        </w:rPr>
-        <w:t>ProductMaster??</w:t>
-      </w:r>
-    </w:p>
-    <w:p>
-      <w:pPr>
-        <w:pStyle w:val="Body A"/>
-        <w:numPr>
-          <w:ilvl w:val="1"/>
-          <w:numId w:val="40"/>
-        </w:numPr>
-        <w:rPr>
-          <w:outline w:val="0"/>
-          <w:color w:val="ed7d31"/>
-          <w:lang w:val="pt-PT"/>
-          <w14:textFill>
-            <w14:solidFill>
-              <w14:srgbClr w14:val="ED7D31"/>
-            </w14:solidFill>
-          </w14:textFill>
-        </w:rPr>
-      </w:pPr>
-      <w:r>
-        <w:rPr>
-          <w:outline w:val="0"/>
-          <w:color w:val="ed7d31"/>
-          <w:rtl w:val="0"/>
-          <w:lang w:val="pt-PT"/>
-          <w14:textFill>
-            <w14:solidFill>
-              <w14:srgbClr w14:val="ED7D31"/>
-            </w14:solidFill>
-          </w14:textFill>
-        </w:rPr>
-        <w:t>Product</w:t>
-      </w:r>
-      <w:r>
-        <w:rPr>
-          <w:outline w:val="0"/>
-          <w:color w:val="ed7d31"/>
-          <w:rtl w:val="0"/>
-          <w:lang w:val="en-US"/>
-          <w14:textFill>
-            <w14:solidFill>
-              <w14:srgbClr w14:val="ED7D31"/>
-            </w14:solidFill>
-          </w14:textFill>
-        </w:rPr>
-        <w:t>Variant</w:t>
-      </w:r>
-      <w:r>
-        <w:rPr>
-          <w:outline w:val="0"/>
-          <w:color w:val="ed7d31"/>
-          <w:rtl w:val="0"/>
-          <w:lang w:val="pt-PT"/>
-          <w14:textFill>
-            <w14:solidFill>
-              <w14:srgbClr w14:val="ED7D31"/>
-            </w14:solidFill>
-          </w14:textFill>
-        </w:rPr>
-        <w:t>??</w:t>
-      </w:r>
-    </w:p>
-    <w:p>
-      <w:pPr>
-        <w:pStyle w:val="Body A"/>
         <w:rPr>
           <w:outline w:val="0"/>
           <w:color w:val="ed7d31"/>
@@ -50328,124 +54074,1250 @@
       <w:pPr>
         <w:pStyle w:val="Body"/>
       </w:pPr>
-      <w:r>
-        <w:rPr>
-          <w:i w:val="1"/>
-          <w:iCs w:val="1"/>
-          <w:outline w:val="0"/>
-          <w:color w:val="a6a6a6"/>
-          <w:u w:color="a6a6a6"/>
-          <w:rtl w:val="0"/>
-          <w:lang w:val="pt-PT"/>
-          <w14:textFill>
-            <w14:solidFill>
-              <w14:srgbClr w14:val="A6A6A6"/>
-            </w14:solidFill>
-          </w14:textFill>
-        </w:rPr>
-        <w:t>Justifique as op</w:t>
-      </w:r>
-      <w:r>
-        <w:rPr>
-          <w:i w:val="1"/>
-          <w:iCs w:val="1"/>
-          <w:outline w:val="0"/>
-          <w:color w:val="a6a6a6"/>
-          <w:u w:color="a6a6a6"/>
-          <w:rtl w:val="0"/>
-          <w:lang w:val="pt-PT"/>
-          <w14:textFill>
-            <w14:solidFill>
-              <w14:srgbClr w14:val="A6A6A6"/>
-            </w14:solidFill>
-          </w14:textFill>
-        </w:rPr>
-        <w:t>çõ</w:t>
-      </w:r>
-      <w:r>
-        <w:rPr>
-          <w:i w:val="1"/>
-          <w:iCs w:val="1"/>
-          <w:outline w:val="0"/>
-          <w:color w:val="a6a6a6"/>
-          <w:u w:color="a6a6a6"/>
-          <w:rtl w:val="0"/>
-          <w:lang w:val="es-ES_tradnl"/>
-          <w14:textFill>
-            <w14:solidFill>
-              <w14:srgbClr w14:val="A6A6A6"/>
-            </w14:solidFill>
-          </w14:textFill>
-        </w:rPr>
-        <w:t>es de encripta</w:t>
-      </w:r>
-      <w:r>
-        <w:rPr>
-          <w:i w:val="1"/>
-          <w:iCs w:val="1"/>
-          <w:outline w:val="0"/>
-          <w:color w:val="a6a6a6"/>
-          <w:u w:color="a6a6a6"/>
-          <w:rtl w:val="0"/>
-          <w:lang w:val="pt-PT"/>
-          <w14:textFill>
-            <w14:solidFill>
-              <w14:srgbClr w14:val="A6A6A6"/>
-            </w14:solidFill>
-          </w14:textFill>
+    </w:p>
+    <w:p>
+      <w:pPr>
+        <w:pStyle w:val="Body"/>
+        <w:rPr>
+          <w:b w:val="1"/>
+          <w:bCs w:val="1"/>
+        </w:rPr>
+      </w:pPr>
+      <w:r>
+        <w:rPr>
+          <w:b w:val="1"/>
+          <w:bCs w:val="1"/>
+          <w:rtl w:val="0"/>
+          <w:lang w:val="pt-PT"/>
+        </w:rPr>
+        <w:t>Objetivo</w:t>
+      </w:r>
+      <w:r>
+        <w:rPr>
+          <w:b w:val="1"/>
+          <w:bCs w:val="1"/>
+          <w:rtl w:val="0"/>
+          <w:lang w:val="en-US"/>
+        </w:rPr>
+        <w:t>:</w:t>
+      </w:r>
+    </w:p>
+    <w:p>
+      <w:pPr>
+        <w:pStyle w:val="Body"/>
+      </w:pPr>
+      <w:r>
+        <w:rPr>
+          <w:rtl w:val="0"/>
+          <w:lang w:val="en-US"/>
+        </w:rPr>
+        <w:t>P</w:t>
+      </w:r>
+      <w:r>
+        <w:rPr>
+          <w:rtl w:val="0"/>
+          <w:lang w:val="pt-PT"/>
+        </w:rPr>
+        <w:t>roteger os dados sens</w:t>
+      </w:r>
+      <w:r>
+        <w:rPr>
+          <w:rtl w:val="0"/>
+        </w:rPr>
+        <w:t>í</w:t>
+      </w:r>
+      <w:r>
+        <w:rPr>
+          <w:rtl w:val="0"/>
+          <w:lang w:val="pt-PT"/>
+        </w:rPr>
+        <w:t>veis do sistema, garantindo confidencialidade e integridade, aplicando hash para dados irrevers</w:t>
+      </w:r>
+      <w:r>
+        <w:rPr>
+          <w:rtl w:val="0"/>
+        </w:rPr>
+        <w:t>í</w:t>
+      </w:r>
+      <w:r>
+        <w:rPr>
+          <w:rtl w:val="0"/>
+          <w:lang w:val="pt-PT"/>
+        </w:rPr>
+        <w:t>veis e encripta</w:t>
+      </w:r>
+      <w:r>
+        <w:rPr>
+          <w:rtl w:val="0"/>
+          <w:lang w:val="pt-PT"/>
         </w:rPr>
         <w:t>çã</w:t>
       </w:r>
       <w:r>
         <w:rPr>
-          <w:i w:val="1"/>
-          <w:iCs w:val="1"/>
-          <w:outline w:val="0"/>
-          <w:color w:val="a6a6a6"/>
-          <w:u w:color="a6a6a6"/>
-          <w:rtl w:val="0"/>
-          <w:lang w:val="pt-PT"/>
-          <w14:textFill>
-            <w14:solidFill>
-              <w14:srgbClr w14:val="A6A6A6"/>
-            </w14:solidFill>
-          </w14:textFill>
-        </w:rPr>
-        <w:t>o e/ou hash dos campos sens</w:t>
-      </w:r>
-      <w:r>
-        <w:rPr>
-          <w:i w:val="1"/>
-          <w:iCs w:val="1"/>
-          <w:outline w:val="0"/>
-          <w:color w:val="a6a6a6"/>
-          <w:u w:color="a6a6a6"/>
-          <w:rtl w:val="0"/>
-          <w14:textFill>
-            <w14:solidFill>
-              <w14:srgbClr w14:val="A6A6A6"/>
-            </w14:solidFill>
-          </w14:textFill>
+          <w:rtl w:val="0"/>
+          <w:lang w:val="it-IT"/>
+        </w:rPr>
+        <w:t>o sim</w:t>
+      </w:r>
+      <w:r>
+        <w:rPr>
+          <w:rtl w:val="0"/>
+          <w:lang w:val="fr-FR"/>
+        </w:rPr>
+        <w:t>é</w:t>
+      </w:r>
+      <w:r>
+        <w:rPr>
+          <w:rtl w:val="0"/>
+          <w:lang w:val="pt-PT"/>
+        </w:rPr>
+        <w:t>trica para dados que precisam ser recuper</w:t>
+      </w:r>
+      <w:r>
+        <w:rPr>
+          <w:rtl w:val="0"/>
+        </w:rPr>
+        <w:t>á</w:t>
+      </w:r>
+      <w:r>
+        <w:rPr>
+          <w:rtl w:val="0"/>
+          <w:lang w:val="pt-PT"/>
+        </w:rPr>
+        <w:t>veis.</w:t>
+      </w:r>
+    </w:p>
+    <w:p>
+      <w:pPr>
+        <w:pStyle w:val="Body"/>
+      </w:pPr>
+    </w:p>
+    <w:p>
+      <w:pPr>
+        <w:pStyle w:val="Heading 2"/>
+      </w:pPr>
+      <w:bookmarkStart w:name="_Toc30" w:id="31"/>
+      <w:r>
+        <w:rPr>
+          <w:rFonts w:cs="Arial Unicode MS" w:eastAsia="Arial Unicode MS"/>
+          <w:rtl w:val="0"/>
+          <w:lang w:val="pt-PT"/>
+        </w:rPr>
+        <w:t>Campos Sens</w:t>
+      </w:r>
+      <w:r>
+        <w:rPr>
+          <w:rFonts w:cs="Arial Unicode MS" w:eastAsia="Arial Unicode MS" w:hint="default"/>
+          <w:rtl w:val="0"/>
+          <w:lang w:val="pt-PT"/>
         </w:rPr>
         <w:t>í</w:t>
       </w:r>
       <w:r>
         <w:rPr>
-          <w:i w:val="1"/>
-          <w:iCs w:val="1"/>
-          <w:outline w:val="0"/>
-          <w:color w:val="a6a6a6"/>
-          <w:u w:color="a6a6a6"/>
-          <w:rtl w:val="0"/>
-          <w:lang w:val="pt-PT"/>
-          <w14:textFill>
-            <w14:solidFill>
-              <w14:srgbClr w14:val="A6A6A6"/>
-            </w14:solidFill>
-          </w14:textFill>
+          <w:rFonts w:cs="Arial Unicode MS" w:eastAsia="Arial Unicode MS"/>
+          <w:rtl w:val="0"/>
+          <w:lang w:val="pt-PT"/>
         </w:rPr>
         <w:t>veis</w:t>
       </w:r>
+      <w:bookmarkEnd w:id="31"/>
+    </w:p>
+    <w:p>
+      <w:pPr>
+        <w:pStyle w:val="Body"/>
+      </w:pPr>
+    </w:p>
+    <w:p>
+      <w:pPr>
+        <w:pStyle w:val="Body"/>
+      </w:pPr>
+      <w:r>
+        <w:rPr>
+          <w:rtl w:val="0"/>
+          <w:lang w:val="pt-PT"/>
+        </w:rPr>
+        <w:t>O nosso grupo teve como campos sens</w:t>
+      </w:r>
+      <w:r>
+        <w:rPr>
+          <w:rtl w:val="0"/>
+          <w:lang w:val="pt-PT"/>
+        </w:rPr>
+        <w:t>í</w:t>
+      </w:r>
+      <w:r>
+        <w:rPr>
+          <w:rtl w:val="0"/>
+          <w:lang w:val="pt-PT"/>
+        </w:rPr>
+        <w:t>veis extras o NIF dos Customers.</w:t>
+      </w:r>
+    </w:p>
+    <w:p>
+      <w:pPr>
+        <w:pStyle w:val="Body"/>
+      </w:pPr>
+      <w:r>
+        <w:rPr>
+          <w:rtl w:val="0"/>
+          <w:lang w:val="pt-PT"/>
+        </w:rPr>
+        <w:t>A tabela abaixo representa a implementa</w:t>
+      </w:r>
+      <w:r>
+        <w:rPr>
+          <w:rtl w:val="0"/>
+          <w:lang w:val="pt-PT"/>
+        </w:rPr>
+        <w:t>çã</w:t>
+      </w:r>
+      <w:r>
+        <w:rPr>
+          <w:rtl w:val="0"/>
+          <w:lang w:val="pt-PT"/>
+        </w:rPr>
+        <w:t>o de todos os campos protegidos e estrat</w:t>
+      </w:r>
+      <w:r>
+        <w:rPr>
+          <w:rtl w:val="0"/>
+          <w:lang w:val="pt-PT"/>
+        </w:rPr>
+        <w:t>é</w:t>
+      </w:r>
+      <w:r>
+        <w:rPr>
+          <w:rtl w:val="0"/>
+          <w:lang w:val="pt-PT"/>
+        </w:rPr>
+        <w:t>gias de prote</w:t>
+      </w:r>
+      <w:r>
+        <w:rPr>
+          <w:rtl w:val="0"/>
+          <w:lang w:val="pt-PT"/>
+        </w:rPr>
+        <w:t>çã</w:t>
+      </w:r>
+      <w:r>
+        <w:rPr>
+          <w:rtl w:val="0"/>
+          <w:lang w:val="pt-PT"/>
+        </w:rPr>
+        <w:t>o utilizadas.</w:t>
+      </w:r>
+    </w:p>
+    <w:tbl>
+      <w:tblPr>
+        <w:tblW w:w="10440" w:type="dxa"/>
+        <w:jc w:val="left"/>
+        <w:tblInd w:w="108" w:type="dxa"/>
+        <w:tblBorders>
+          <w:top w:val="single" w:color="ffffff" w:sz="8" w:space="0" w:shadow="0" w:frame="0"/>
+          <w:left w:val="single" w:color="ffffff" w:sz="8" w:space="0" w:shadow="0" w:frame="0"/>
+          <w:bottom w:val="single" w:color="ffffff" w:sz="8" w:space="0" w:shadow="0" w:frame="0"/>
+          <w:right w:val="single" w:color="ffffff" w:sz="8" w:space="0" w:shadow="0" w:frame="0"/>
+          <w:insideH w:val="single" w:color="ffffff" w:sz="8" w:space="0" w:shadow="0" w:frame="0"/>
+          <w:insideV w:val="single" w:color="ffffff" w:sz="8" w:space="0" w:shadow="0" w:frame="0"/>
+        </w:tblBorders>
+        <w:shd w:val="clear" w:color="auto" w:fill="d0ddef"/>
+        <w:tblLayout w:type="fixed"/>
+      </w:tblPr>
+      <w:tblGrid>
+        <w:gridCol w:w="2610"/>
+        <w:gridCol w:w="2610"/>
+        <w:gridCol w:w="2610"/>
+        <w:gridCol w:w="2610"/>
+      </w:tblGrid>
+      <w:tr>
+        <w:tblPrEx>
+          <w:shd w:val="clear" w:color="auto" w:fill="5b9bd5"/>
+        </w:tblPrEx>
+        <w:trPr>
+          <w:trHeight w:val="500" w:hRule="atLeast"/>
+          <w:tblHeader/>
+        </w:trPr>
+        <w:tc>
+          <w:tcPr>
+            <w:tcW w:type="dxa" w:w="2610"/>
+            <w:tcBorders>
+              <w:top w:val="single" w:color="ffffff" w:sz="8" w:space="0" w:shadow="0" w:frame="0"/>
+              <w:left w:val="single" w:color="ffffff" w:sz="8" w:space="0" w:shadow="0" w:frame="0"/>
+              <w:bottom w:val="single" w:color="ffffff" w:sz="24" w:space="0" w:shadow="0" w:frame="0"/>
+              <w:right w:val="single" w:color="ffffff" w:sz="8" w:space="0" w:shadow="0" w:frame="0"/>
+            </w:tcBorders>
+            <w:shd w:val="clear" w:color="auto" w:fill="5b9bd5"/>
+            <w:tcMar>
+              <w:top w:type="dxa" w:w="0"/>
+              <w:left w:type="dxa" w:w="0"/>
+              <w:bottom w:type="dxa" w:w="0"/>
+              <w:right w:type="dxa" w:w="0"/>
+            </w:tcMar>
+            <w:vAlign w:val="top"/>
+          </w:tcPr>
+          <w:p>
+            <w:pPr>
+              <w:pStyle w:val="Body"/>
+            </w:pPr>
+            <w:r>
+              <w:rPr>
+                <w:rFonts w:ascii="Calibri" w:hAnsi="Calibri"/>
+                <w:outline w:val="0"/>
+                <w:color w:val="ffffff"/>
+                <w:sz w:val="26"/>
+                <w:szCs w:val="26"/>
+                <w:rtl w:val="0"/>
+                <w14:textFill>
+                  <w14:solidFill>
+                    <w14:srgbClr w14:val="FFFFFF"/>
+                  </w14:solidFill>
+                </w14:textFill>
+              </w:rPr>
+              <w:t>Campo</w:t>
+            </w:r>
+          </w:p>
+        </w:tc>
+        <w:tc>
+          <w:tcPr>
+            <w:tcW w:type="dxa" w:w="2610"/>
+            <w:tcBorders>
+              <w:top w:val="single" w:color="ffffff" w:sz="8" w:space="0" w:shadow="0" w:frame="0"/>
+              <w:left w:val="single" w:color="ffffff" w:sz="8" w:space="0" w:shadow="0" w:frame="0"/>
+              <w:bottom w:val="single" w:color="ffffff" w:sz="24" w:space="0" w:shadow="0" w:frame="0"/>
+              <w:right w:val="single" w:color="ffffff" w:sz="8" w:space="0" w:shadow="0" w:frame="0"/>
+            </w:tcBorders>
+            <w:shd w:val="clear" w:color="auto" w:fill="5b9bd5"/>
+            <w:tcMar>
+              <w:top w:type="dxa" w:w="0"/>
+              <w:left w:type="dxa" w:w="0"/>
+              <w:bottom w:type="dxa" w:w="0"/>
+              <w:right w:type="dxa" w:w="0"/>
+            </w:tcMar>
+            <w:vAlign w:val="top"/>
+          </w:tcPr>
+          <w:p>
+            <w:pPr>
+              <w:pStyle w:val="Body"/>
+            </w:pPr>
+            <w:r>
+              <w:rPr>
+                <w:rFonts w:ascii="Calibri" w:hAnsi="Calibri"/>
+                <w:outline w:val="0"/>
+                <w:color w:val="ffffff"/>
+                <w:sz w:val="26"/>
+                <w:szCs w:val="26"/>
+                <w:rtl w:val="0"/>
+                <w14:textFill>
+                  <w14:solidFill>
+                    <w14:srgbClr w14:val="FFFFFF"/>
+                  </w14:solidFill>
+                </w14:textFill>
+              </w:rPr>
+              <w:t>Tipo de prote</w:t>
+            </w:r>
+            <w:r>
+              <w:rPr>
+                <w:rFonts w:ascii="Calibri" w:hAnsi="Calibri" w:hint="default"/>
+                <w:outline w:val="0"/>
+                <w:color w:val="ffffff"/>
+                <w:sz w:val="26"/>
+                <w:szCs w:val="26"/>
+                <w:rtl w:val="0"/>
+                <w14:textFill>
+                  <w14:solidFill>
+                    <w14:srgbClr w14:val="FFFFFF"/>
+                  </w14:solidFill>
+                </w14:textFill>
+              </w:rPr>
+              <w:t>çã</w:t>
+            </w:r>
+            <w:r>
+              <w:rPr>
+                <w:rFonts w:ascii="Calibri" w:hAnsi="Calibri"/>
+                <w:outline w:val="0"/>
+                <w:color w:val="ffffff"/>
+                <w:sz w:val="26"/>
+                <w:szCs w:val="26"/>
+                <w:rtl w:val="0"/>
+                <w14:textFill>
+                  <w14:solidFill>
+                    <w14:srgbClr w14:val="FFFFFF"/>
+                  </w14:solidFill>
+                </w14:textFill>
+              </w:rPr>
+              <w:t>o</w:t>
+            </w:r>
+          </w:p>
+        </w:tc>
+        <w:tc>
+          <w:tcPr>
+            <w:tcW w:type="dxa" w:w="2610"/>
+            <w:tcBorders>
+              <w:top w:val="single" w:color="ffffff" w:sz="8" w:space="0" w:shadow="0" w:frame="0"/>
+              <w:left w:val="single" w:color="ffffff" w:sz="8" w:space="0" w:shadow="0" w:frame="0"/>
+              <w:bottom w:val="single" w:color="ffffff" w:sz="24" w:space="0" w:shadow="0" w:frame="0"/>
+              <w:right w:val="single" w:color="ffffff" w:sz="8" w:space="0" w:shadow="0" w:frame="0"/>
+            </w:tcBorders>
+            <w:shd w:val="clear" w:color="auto" w:fill="5b9bd5"/>
+            <w:tcMar>
+              <w:top w:type="dxa" w:w="0"/>
+              <w:left w:type="dxa" w:w="0"/>
+              <w:bottom w:type="dxa" w:w="0"/>
+              <w:right w:type="dxa" w:w="0"/>
+            </w:tcMar>
+            <w:vAlign w:val="top"/>
+          </w:tcPr>
+          <w:p>
+            <w:pPr>
+              <w:pStyle w:val="Body"/>
+            </w:pPr>
+            <w:r>
+              <w:rPr>
+                <w:rFonts w:ascii="Calibri" w:hAnsi="Calibri"/>
+                <w:outline w:val="0"/>
+                <w:color w:val="ffffff"/>
+                <w:sz w:val="26"/>
+                <w:szCs w:val="26"/>
+                <w:rtl w:val="0"/>
+                <w14:textFill>
+                  <w14:solidFill>
+                    <w14:srgbClr w14:val="FFFFFF"/>
+                  </w14:solidFill>
+                </w14:textFill>
+              </w:rPr>
+              <w:t>M</w:t>
+            </w:r>
+            <w:r>
+              <w:rPr>
+                <w:rFonts w:ascii="Calibri" w:hAnsi="Calibri" w:hint="default"/>
+                <w:outline w:val="0"/>
+                <w:color w:val="ffffff"/>
+                <w:sz w:val="26"/>
+                <w:szCs w:val="26"/>
+                <w:rtl w:val="0"/>
+                <w14:textFill>
+                  <w14:solidFill>
+                    <w14:srgbClr w14:val="FFFFFF"/>
+                  </w14:solidFill>
+                </w14:textFill>
+              </w:rPr>
+              <w:t>é</w:t>
+            </w:r>
+            <w:r>
+              <w:rPr>
+                <w:rFonts w:ascii="Calibri" w:hAnsi="Calibri"/>
+                <w:outline w:val="0"/>
+                <w:color w:val="ffffff"/>
+                <w:sz w:val="26"/>
+                <w:szCs w:val="26"/>
+                <w:rtl w:val="0"/>
+                <w14:textFill>
+                  <w14:solidFill>
+                    <w14:srgbClr w14:val="FFFFFF"/>
+                  </w14:solidFill>
+                </w14:textFill>
+              </w:rPr>
+              <w:t>todo Implementado</w:t>
+            </w:r>
+          </w:p>
+        </w:tc>
+        <w:tc>
+          <w:tcPr>
+            <w:tcW w:type="dxa" w:w="2610"/>
+            <w:tcBorders>
+              <w:top w:val="single" w:color="ffffff" w:sz="8" w:space="0" w:shadow="0" w:frame="0"/>
+              <w:left w:val="single" w:color="ffffff" w:sz="8" w:space="0" w:shadow="0" w:frame="0"/>
+              <w:bottom w:val="single" w:color="ffffff" w:sz="24" w:space="0" w:shadow="0" w:frame="0"/>
+              <w:right w:val="single" w:color="ffffff" w:sz="8" w:space="0" w:shadow="0" w:frame="0"/>
+            </w:tcBorders>
+            <w:shd w:val="clear" w:color="auto" w:fill="5b9bd5"/>
+            <w:tcMar>
+              <w:top w:type="dxa" w:w="0"/>
+              <w:left w:type="dxa" w:w="0"/>
+              <w:bottom w:type="dxa" w:w="0"/>
+              <w:right w:type="dxa" w:w="0"/>
+            </w:tcMar>
+            <w:vAlign w:val="top"/>
+          </w:tcPr>
+          <w:p>
+            <w:pPr>
+              <w:pStyle w:val="Body"/>
+            </w:pPr>
+            <w:r>
+              <w:rPr>
+                <w:rFonts w:ascii="Calibri" w:hAnsi="Calibri"/>
+                <w:outline w:val="0"/>
+                <w:color w:val="ffffff"/>
+                <w:sz w:val="26"/>
+                <w:szCs w:val="26"/>
+                <w:rtl w:val="0"/>
+                <w14:textFill>
+                  <w14:solidFill>
+                    <w14:srgbClr w14:val="FFFFFF"/>
+                  </w14:solidFill>
+                </w14:textFill>
+              </w:rPr>
+              <w:t>Justifica</w:t>
+            </w:r>
+            <w:r>
+              <w:rPr>
+                <w:rFonts w:ascii="Calibri" w:hAnsi="Calibri" w:hint="default"/>
+                <w:outline w:val="0"/>
+                <w:color w:val="ffffff"/>
+                <w:sz w:val="26"/>
+                <w:szCs w:val="26"/>
+                <w:rtl w:val="0"/>
+                <w14:textFill>
+                  <w14:solidFill>
+                    <w14:srgbClr w14:val="FFFFFF"/>
+                  </w14:solidFill>
+                </w14:textFill>
+              </w:rPr>
+              <w:t>çã</w:t>
+            </w:r>
+            <w:r>
+              <w:rPr>
+                <w:rFonts w:ascii="Calibri" w:hAnsi="Calibri"/>
+                <w:outline w:val="0"/>
+                <w:color w:val="ffffff"/>
+                <w:sz w:val="26"/>
+                <w:szCs w:val="26"/>
+                <w:rtl w:val="0"/>
+                <w14:textFill>
+                  <w14:solidFill>
+                    <w14:srgbClr w14:val="FFFFFF"/>
+                  </w14:solidFill>
+                </w14:textFill>
+              </w:rPr>
+              <w:t>o</w:t>
+            </w:r>
+          </w:p>
+        </w:tc>
+      </w:tr>
+      <w:tr>
+        <w:tblPrEx>
+          <w:shd w:val="clear" w:color="auto" w:fill="d0ddef"/>
+        </w:tblPrEx>
+        <w:trPr>
+          <w:trHeight w:val="2625" w:hRule="atLeast"/>
+        </w:trPr>
+        <w:tc>
+          <w:tcPr>
+            <w:tcW w:type="dxa" w:w="2610"/>
+            <w:tcBorders>
+              <w:top w:val="single" w:color="ffffff" w:sz="24" w:space="0" w:shadow="0" w:frame="0"/>
+              <w:left w:val="single" w:color="ffffff" w:sz="8" w:space="0" w:shadow="0" w:frame="0"/>
+              <w:bottom w:val="single" w:color="ffffff" w:sz="8" w:space="0" w:shadow="0" w:frame="0"/>
+              <w:right w:val="single" w:color="ffffff" w:sz="8" w:space="0" w:shadow="0" w:frame="0"/>
+            </w:tcBorders>
+            <w:shd w:val="clear" w:color="auto" w:fill="d0ddef"/>
+            <w:tcMar>
+              <w:top w:type="dxa" w:w="0"/>
+              <w:left w:type="dxa" w:w="0"/>
+              <w:bottom w:type="dxa" w:w="0"/>
+              <w:right w:type="dxa" w:w="0"/>
+            </w:tcMar>
+            <w:vAlign w:val="top"/>
+          </w:tcPr>
+          <w:p>
+            <w:pPr>
+              <w:pStyle w:val="Body"/>
+            </w:pPr>
+            <w:r>
+              <w:rPr>
+                <w:rFonts w:ascii="Calibri" w:cs="Arial Unicode MS" w:hAnsi="Calibri" w:eastAsia="Arial Unicode MS"/>
+                <w:rtl w:val="0"/>
+              </w:rPr>
+              <w:t>password</w:t>
+            </w:r>
+          </w:p>
+        </w:tc>
+        <w:tc>
+          <w:tcPr>
+            <w:tcW w:type="dxa" w:w="2610"/>
+            <w:tcBorders>
+              <w:top w:val="single" w:color="ffffff" w:sz="24" w:space="0" w:shadow="0" w:frame="0"/>
+              <w:left w:val="single" w:color="ffffff" w:sz="8" w:space="0" w:shadow="0" w:frame="0"/>
+              <w:bottom w:val="single" w:color="ffffff" w:sz="8" w:space="0" w:shadow="0" w:frame="0"/>
+              <w:right w:val="single" w:color="ffffff" w:sz="8" w:space="0" w:shadow="0" w:frame="0"/>
+            </w:tcBorders>
+            <w:shd w:val="clear" w:color="auto" w:fill="d0ddef"/>
+            <w:tcMar>
+              <w:top w:type="dxa" w:w="0"/>
+              <w:left w:type="dxa" w:w="0"/>
+              <w:bottom w:type="dxa" w:w="0"/>
+              <w:right w:type="dxa" w:w="0"/>
+            </w:tcMar>
+            <w:vAlign w:val="top"/>
+          </w:tcPr>
+          <w:p>
+            <w:pPr>
+              <w:pStyle w:val="Body"/>
+            </w:pPr>
+            <w:r>
+              <w:rPr>
+                <w:rFonts w:ascii="Calibri" w:cs="Arial Unicode MS" w:hAnsi="Calibri" w:eastAsia="Arial Unicode MS"/>
+                <w:rtl w:val="0"/>
+              </w:rPr>
+              <w:t>Hash irrevers</w:t>
+            </w:r>
+            <w:r>
+              <w:rPr>
+                <w:rFonts w:ascii="Calibri" w:cs="Arial Unicode MS" w:hAnsi="Calibri" w:eastAsia="Arial Unicode MS" w:hint="default"/>
+                <w:rtl w:val="0"/>
+              </w:rPr>
+              <w:t>í</w:t>
+            </w:r>
+            <w:r>
+              <w:rPr>
+                <w:rFonts w:ascii="Calibri" w:cs="Arial Unicode MS" w:hAnsi="Calibri" w:eastAsia="Arial Unicode MS"/>
+                <w:rtl w:val="0"/>
+              </w:rPr>
+              <w:t>vel</w:t>
+            </w:r>
+          </w:p>
+        </w:tc>
+        <w:tc>
+          <w:tcPr>
+            <w:tcW w:type="dxa" w:w="2610"/>
+            <w:tcBorders>
+              <w:top w:val="single" w:color="ffffff" w:sz="24" w:space="0" w:shadow="0" w:frame="0"/>
+              <w:left w:val="single" w:color="ffffff" w:sz="8" w:space="0" w:shadow="0" w:frame="0"/>
+              <w:bottom w:val="single" w:color="ffffff" w:sz="8" w:space="0" w:shadow="0" w:frame="0"/>
+              <w:right w:val="single" w:color="ffffff" w:sz="8" w:space="0" w:shadow="0" w:frame="0"/>
+            </w:tcBorders>
+            <w:shd w:val="clear" w:color="auto" w:fill="d0ddef"/>
+            <w:tcMar>
+              <w:top w:type="dxa" w:w="0"/>
+              <w:left w:type="dxa" w:w="0"/>
+              <w:bottom w:type="dxa" w:w="0"/>
+              <w:right w:type="dxa" w:w="0"/>
+            </w:tcMar>
+            <w:vAlign w:val="top"/>
+          </w:tcPr>
+          <w:p>
+            <w:pPr>
+              <w:pStyle w:val="Body"/>
+            </w:pPr>
+            <w:r>
+              <w:rPr>
+                <w:rFonts w:ascii="Calibri" w:cs="Arial Unicode MS" w:hAnsi="Calibri" w:eastAsia="Arial Unicode MS"/>
+                <w:rtl w:val="0"/>
+              </w:rPr>
+              <w:t>SHA2_256 via fun</w:t>
+            </w:r>
+            <w:r>
+              <w:rPr>
+                <w:rFonts w:ascii="Calibri" w:cs="Arial Unicode MS" w:hAnsi="Calibri" w:eastAsia="Arial Unicode MS" w:hint="default"/>
+                <w:rtl w:val="0"/>
+              </w:rPr>
+              <w:t>çã</w:t>
+            </w:r>
+            <w:r>
+              <w:rPr>
+                <w:rFonts w:ascii="Calibri" w:cs="Arial Unicode MS" w:hAnsi="Calibri" w:eastAsia="Arial Unicode MS"/>
+                <w:rtl w:val="0"/>
+              </w:rPr>
+              <w:t>o dbo.ComputeHash</w:t>
+            </w:r>
+          </w:p>
+        </w:tc>
+        <w:tc>
+          <w:tcPr>
+            <w:tcW w:type="dxa" w:w="2610"/>
+            <w:tcBorders>
+              <w:top w:val="single" w:color="ffffff" w:sz="24" w:space="0" w:shadow="0" w:frame="0"/>
+              <w:left w:val="single" w:color="ffffff" w:sz="8" w:space="0" w:shadow="0" w:frame="0"/>
+              <w:bottom w:val="single" w:color="ffffff" w:sz="8" w:space="0" w:shadow="0" w:frame="0"/>
+              <w:right w:val="single" w:color="ffffff" w:sz="8" w:space="0" w:shadow="0" w:frame="0"/>
+            </w:tcBorders>
+            <w:shd w:val="clear" w:color="auto" w:fill="d0ddef"/>
+            <w:tcMar>
+              <w:top w:type="dxa" w:w="0"/>
+              <w:left w:type="dxa" w:w="0"/>
+              <w:bottom w:type="dxa" w:w="0"/>
+              <w:right w:type="dxa" w:w="0"/>
+            </w:tcMar>
+            <w:vAlign w:val="top"/>
+          </w:tcPr>
+          <w:p>
+            <w:pPr>
+              <w:pStyle w:val="Body"/>
+            </w:pPr>
+            <w:r>
+              <w:rPr>
+                <w:rFonts w:ascii="Calibri" w:cs="Arial Unicode MS" w:hAnsi="Calibri" w:eastAsia="Arial Unicode MS"/>
+                <w:rtl w:val="0"/>
+              </w:rPr>
+              <w:t>Hash irrevers</w:t>
+            </w:r>
+            <w:r>
+              <w:rPr>
+                <w:rFonts w:ascii="Calibri" w:cs="Arial Unicode MS" w:hAnsi="Calibri" w:eastAsia="Arial Unicode MS" w:hint="default"/>
+                <w:rtl w:val="0"/>
+              </w:rPr>
+              <w:t>í</w:t>
+            </w:r>
+            <w:r>
+              <w:rPr>
+                <w:rFonts w:ascii="Calibri" w:cs="Arial Unicode MS" w:hAnsi="Calibri" w:eastAsia="Arial Unicode MS"/>
+                <w:rtl w:val="0"/>
+              </w:rPr>
+              <w:t>vel garante que mesmo se a BD for comprometida, as passwords n</w:t>
+            </w:r>
+            <w:r>
+              <w:rPr>
+                <w:rFonts w:ascii="Calibri" w:cs="Arial Unicode MS" w:hAnsi="Calibri" w:eastAsia="Arial Unicode MS" w:hint="default"/>
+                <w:rtl w:val="0"/>
+              </w:rPr>
+              <w:t>ã</w:t>
+            </w:r>
+            <w:r>
+              <w:rPr>
+                <w:rFonts w:ascii="Calibri" w:cs="Arial Unicode MS" w:hAnsi="Calibri" w:eastAsia="Arial Unicode MS"/>
+                <w:rtl w:val="0"/>
+              </w:rPr>
+              <w:t xml:space="preserve">o podem ser revertidas. </w:t>
+            </w:r>
+          </w:p>
+          <w:p>
+            <w:pPr>
+              <w:pStyle w:val="Body"/>
+            </w:pPr>
+            <w:r>
+              <w:rPr>
+                <w:rFonts w:ascii="Calibri" w:cs="Arial Unicode MS" w:hAnsi="Calibri" w:eastAsia="Arial Unicode MS"/>
+                <w:rtl w:val="0"/>
+              </w:rPr>
+              <w:t xml:space="preserve">SHA2_256 </w:t>
+            </w:r>
+            <w:r>
+              <w:rPr>
+                <w:rFonts w:ascii="Calibri" w:cs="Arial Unicode MS" w:hAnsi="Calibri" w:eastAsia="Arial Unicode MS" w:hint="default"/>
+                <w:rtl w:val="0"/>
+              </w:rPr>
+              <w:t xml:space="preserve">é </w:t>
+            </w:r>
+            <w:r>
+              <w:rPr>
+                <w:rFonts w:ascii="Calibri" w:cs="Arial Unicode MS" w:hAnsi="Calibri" w:eastAsia="Arial Unicode MS"/>
+                <w:rtl w:val="0"/>
+              </w:rPr>
+              <w:t>robusto e amplamente recomendado para armazenamento seguro de passwords.</w:t>
+            </w:r>
+          </w:p>
+        </w:tc>
+      </w:tr>
+      <w:tr>
+        <w:tblPrEx>
+          <w:shd w:val="clear" w:color="auto" w:fill="d0ddef"/>
+        </w:tblPrEx>
+        <w:trPr>
+          <w:trHeight w:val="2605" w:hRule="atLeast"/>
+        </w:trPr>
+        <w:tc>
+          <w:tcPr>
+            <w:tcW w:type="dxa" w:w="2610"/>
+            <w:tcBorders>
+              <w:top w:val="single" w:color="ffffff" w:sz="8" w:space="0" w:shadow="0" w:frame="0"/>
+              <w:left w:val="single" w:color="ffffff" w:sz="8" w:space="0" w:shadow="0" w:frame="0"/>
+              <w:bottom w:val="single" w:color="ffffff" w:sz="8" w:space="0" w:shadow="0" w:frame="0"/>
+              <w:right w:val="single" w:color="ffffff" w:sz="8" w:space="0" w:shadow="0" w:frame="0"/>
+            </w:tcBorders>
+            <w:shd w:val="clear" w:color="auto" w:fill="e9eef7"/>
+            <w:tcMar>
+              <w:top w:type="dxa" w:w="0"/>
+              <w:left w:type="dxa" w:w="0"/>
+              <w:bottom w:type="dxa" w:w="0"/>
+              <w:right w:type="dxa" w:w="0"/>
+            </w:tcMar>
+            <w:vAlign w:val="top"/>
+          </w:tcPr>
+          <w:p>
+            <w:pPr>
+              <w:pStyle w:val="Body"/>
+            </w:pPr>
+            <w:r>
+              <w:rPr>
+                <w:rFonts w:ascii="Calibri" w:cs="Arial Unicode MS" w:hAnsi="Calibri" w:eastAsia="Arial Unicode MS"/>
+                <w:rtl w:val="0"/>
+              </w:rPr>
+              <w:t>NIF</w:t>
+            </w:r>
+          </w:p>
+        </w:tc>
+        <w:tc>
+          <w:tcPr>
+            <w:tcW w:type="dxa" w:w="2610"/>
+            <w:tcBorders>
+              <w:top w:val="single" w:color="ffffff" w:sz="8" w:space="0" w:shadow="0" w:frame="0"/>
+              <w:left w:val="single" w:color="ffffff" w:sz="8" w:space="0" w:shadow="0" w:frame="0"/>
+              <w:bottom w:val="single" w:color="ffffff" w:sz="8" w:space="0" w:shadow="0" w:frame="0"/>
+              <w:right w:val="single" w:color="ffffff" w:sz="8" w:space="0" w:shadow="0" w:frame="0"/>
+            </w:tcBorders>
+            <w:shd w:val="clear" w:color="auto" w:fill="e9eef7"/>
+            <w:tcMar>
+              <w:top w:type="dxa" w:w="0"/>
+              <w:left w:type="dxa" w:w="0"/>
+              <w:bottom w:type="dxa" w:w="0"/>
+              <w:right w:type="dxa" w:w="0"/>
+            </w:tcMar>
+            <w:vAlign w:val="top"/>
+          </w:tcPr>
+          <w:p>
+            <w:pPr>
+              <w:pStyle w:val="Body"/>
+            </w:pPr>
+            <w:r>
+              <w:rPr>
+                <w:rFonts w:ascii="Calibri" w:cs="Arial Unicode MS" w:hAnsi="Calibri" w:eastAsia="Arial Unicode MS"/>
+                <w:rtl w:val="0"/>
+              </w:rPr>
+              <w:t>Encripta</w:t>
+            </w:r>
+            <w:r>
+              <w:rPr>
+                <w:rFonts w:ascii="Calibri" w:cs="Arial Unicode MS" w:hAnsi="Calibri" w:eastAsia="Arial Unicode MS" w:hint="default"/>
+                <w:rtl w:val="0"/>
+              </w:rPr>
+              <w:t>çã</w:t>
+            </w:r>
+            <w:r>
+              <w:rPr>
+                <w:rFonts w:ascii="Calibri" w:cs="Arial Unicode MS" w:hAnsi="Calibri" w:eastAsia="Arial Unicode MS"/>
+                <w:rtl w:val="0"/>
+              </w:rPr>
+              <w:t>o sim</w:t>
+            </w:r>
+            <w:r>
+              <w:rPr>
+                <w:rFonts w:ascii="Calibri" w:cs="Arial Unicode MS" w:hAnsi="Calibri" w:eastAsia="Arial Unicode MS" w:hint="default"/>
+                <w:rtl w:val="0"/>
+              </w:rPr>
+              <w:t>é</w:t>
+            </w:r>
+            <w:r>
+              <w:rPr>
+                <w:rFonts w:ascii="Calibri" w:cs="Arial Unicode MS" w:hAnsi="Calibri" w:eastAsia="Arial Unicode MS"/>
+                <w:rtl w:val="0"/>
+              </w:rPr>
+              <w:t>trica</w:t>
+            </w:r>
+          </w:p>
+        </w:tc>
+        <w:tc>
+          <w:tcPr>
+            <w:tcW w:type="dxa" w:w="2610"/>
+            <w:tcBorders>
+              <w:top w:val="single" w:color="ffffff" w:sz="8" w:space="0" w:shadow="0" w:frame="0"/>
+              <w:left w:val="single" w:color="ffffff" w:sz="8" w:space="0" w:shadow="0" w:frame="0"/>
+              <w:bottom w:val="single" w:color="ffffff" w:sz="8" w:space="0" w:shadow="0" w:frame="0"/>
+              <w:right w:val="single" w:color="ffffff" w:sz="8" w:space="0" w:shadow="0" w:frame="0"/>
+            </w:tcBorders>
+            <w:shd w:val="clear" w:color="auto" w:fill="e9eef7"/>
+            <w:tcMar>
+              <w:top w:type="dxa" w:w="0"/>
+              <w:left w:type="dxa" w:w="0"/>
+              <w:bottom w:type="dxa" w:w="0"/>
+              <w:right w:type="dxa" w:w="0"/>
+            </w:tcMar>
+            <w:vAlign w:val="top"/>
+          </w:tcPr>
+          <w:p>
+            <w:pPr>
+              <w:pStyle w:val="Body"/>
+            </w:pPr>
+            <w:r>
+              <w:rPr>
+                <w:rFonts w:ascii="Calibri" w:cs="Arial Unicode MS" w:hAnsi="Calibri" w:eastAsia="Arial Unicode MS"/>
+                <w:rtl w:val="0"/>
+              </w:rPr>
+              <w:t>AES_256 via SYMMETRIC KEY KeyNIF e certificado CertNIF</w:t>
+            </w:r>
+          </w:p>
+        </w:tc>
+        <w:tc>
+          <w:tcPr>
+            <w:tcW w:type="dxa" w:w="2610"/>
+            <w:tcBorders>
+              <w:top w:val="single" w:color="ffffff" w:sz="8" w:space="0" w:shadow="0" w:frame="0"/>
+              <w:left w:val="single" w:color="ffffff" w:sz="8" w:space="0" w:shadow="0" w:frame="0"/>
+              <w:bottom w:val="single" w:color="ffffff" w:sz="8" w:space="0" w:shadow="0" w:frame="0"/>
+              <w:right w:val="single" w:color="ffffff" w:sz="8" w:space="0" w:shadow="0" w:frame="0"/>
+            </w:tcBorders>
+            <w:shd w:val="clear" w:color="auto" w:fill="e9eef7"/>
+            <w:tcMar>
+              <w:top w:type="dxa" w:w="0"/>
+              <w:left w:type="dxa" w:w="0"/>
+              <w:bottom w:type="dxa" w:w="0"/>
+              <w:right w:type="dxa" w:w="0"/>
+            </w:tcMar>
+            <w:vAlign w:val="top"/>
+          </w:tcPr>
+          <w:p>
+            <w:pPr>
+              <w:pStyle w:val="Body"/>
+            </w:pPr>
+            <w:r>
+              <w:rPr>
+                <w:rFonts w:ascii="Calibri" w:cs="Arial Unicode MS" w:hAnsi="Calibri" w:eastAsia="Arial Unicode MS"/>
+                <w:rtl w:val="0"/>
+              </w:rPr>
+              <w:t xml:space="preserve">NIF </w:t>
+            </w:r>
+            <w:r>
+              <w:rPr>
+                <w:rFonts w:ascii="Calibri" w:cs="Arial Unicode MS" w:hAnsi="Calibri" w:eastAsia="Arial Unicode MS" w:hint="default"/>
+                <w:rtl w:val="0"/>
+              </w:rPr>
+              <w:t xml:space="preserve">é </w:t>
+            </w:r>
+            <w:r>
+              <w:rPr>
+                <w:rFonts w:ascii="Calibri" w:cs="Arial Unicode MS" w:hAnsi="Calibri" w:eastAsia="Arial Unicode MS"/>
+                <w:rtl w:val="0"/>
+              </w:rPr>
+              <w:t>um dado sens</w:t>
+            </w:r>
+            <w:r>
+              <w:rPr>
+                <w:rFonts w:ascii="Calibri" w:cs="Arial Unicode MS" w:hAnsi="Calibri" w:eastAsia="Arial Unicode MS" w:hint="default"/>
+                <w:rtl w:val="0"/>
+              </w:rPr>
+              <w:t>í</w:t>
+            </w:r>
+            <w:r>
+              <w:rPr>
+                <w:rFonts w:ascii="Calibri" w:cs="Arial Unicode MS" w:hAnsi="Calibri" w:eastAsia="Arial Unicode MS"/>
+                <w:rtl w:val="0"/>
+              </w:rPr>
+              <w:t>vel que precisa ser recuper</w:t>
+            </w:r>
+            <w:r>
+              <w:rPr>
+                <w:rFonts w:ascii="Calibri" w:cs="Arial Unicode MS" w:hAnsi="Calibri" w:eastAsia="Arial Unicode MS" w:hint="default"/>
+                <w:rtl w:val="0"/>
+              </w:rPr>
+              <w:t>á</w:t>
+            </w:r>
+            <w:r>
+              <w:rPr>
+                <w:rFonts w:ascii="Calibri" w:cs="Arial Unicode MS" w:hAnsi="Calibri" w:eastAsia="Arial Unicode MS"/>
+                <w:rtl w:val="0"/>
+              </w:rPr>
+              <w:t>vel para consultas e relat</w:t>
+            </w:r>
+            <w:r>
+              <w:rPr>
+                <w:rFonts w:ascii="Calibri" w:cs="Arial Unicode MS" w:hAnsi="Calibri" w:eastAsia="Arial Unicode MS" w:hint="default"/>
+                <w:rtl w:val="0"/>
+              </w:rPr>
+              <w:t>ó</w:t>
+            </w:r>
+            <w:r>
+              <w:rPr>
+                <w:rFonts w:ascii="Calibri" w:cs="Arial Unicode MS" w:hAnsi="Calibri" w:eastAsia="Arial Unicode MS"/>
+                <w:rtl w:val="0"/>
+              </w:rPr>
+              <w:t xml:space="preserve">rios. </w:t>
+            </w:r>
+            <w:r>
+              <w:rPr>
+                <w:rFonts w:ascii="Calibri" w:cs="Arial Unicode MS" w:hAnsi="Calibri" w:eastAsia="Arial Unicode MS" w:hint="default"/>
+                <w:rtl w:val="0"/>
+              </w:rPr>
+              <w:br w:type="textWrapping"/>
+            </w:r>
+          </w:p>
+          <w:p>
+            <w:pPr>
+              <w:pStyle w:val="Body"/>
+            </w:pPr>
+            <w:r>
+              <w:rPr>
+                <w:rFonts w:ascii="Calibri" w:cs="Arial Unicode MS" w:hAnsi="Calibri" w:eastAsia="Arial Unicode MS"/>
+                <w:rtl w:val="0"/>
+              </w:rPr>
+              <w:t>A encripta</w:t>
+            </w:r>
+            <w:r>
+              <w:rPr>
+                <w:rFonts w:ascii="Calibri" w:cs="Arial Unicode MS" w:hAnsi="Calibri" w:eastAsia="Arial Unicode MS" w:hint="default"/>
+                <w:rtl w:val="0"/>
+              </w:rPr>
+              <w:t>çã</w:t>
+            </w:r>
+            <w:r>
+              <w:rPr>
+                <w:rFonts w:ascii="Calibri" w:cs="Arial Unicode MS" w:hAnsi="Calibri" w:eastAsia="Arial Unicode MS"/>
+                <w:rtl w:val="0"/>
+              </w:rPr>
+              <w:t>o sim</w:t>
+            </w:r>
+            <w:r>
+              <w:rPr>
+                <w:rFonts w:ascii="Calibri" w:cs="Arial Unicode MS" w:hAnsi="Calibri" w:eastAsia="Arial Unicode MS" w:hint="default"/>
+                <w:rtl w:val="0"/>
+              </w:rPr>
+              <w:t>é</w:t>
+            </w:r>
+            <w:r>
+              <w:rPr>
+                <w:rFonts w:ascii="Calibri" w:cs="Arial Unicode MS" w:hAnsi="Calibri" w:eastAsia="Arial Unicode MS"/>
+                <w:rtl w:val="0"/>
+              </w:rPr>
+              <w:t>trica permite decifrar os valores de forma segura, usando uma chave protegida por certificado.</w:t>
+            </w:r>
+          </w:p>
+        </w:tc>
+      </w:tr>
+      <w:tr>
+        <w:tblPrEx>
+          <w:shd w:val="clear" w:color="auto" w:fill="d0ddef"/>
+        </w:tblPrEx>
+        <w:trPr>
+          <w:trHeight w:val="2169" w:hRule="atLeast"/>
+        </w:trPr>
+        <w:tc>
+          <w:tcPr>
+            <w:tcW w:type="dxa" w:w="2610"/>
+            <w:tcBorders>
+              <w:top w:val="single" w:color="ffffff" w:sz="8" w:space="0" w:shadow="0" w:frame="0"/>
+              <w:left w:val="single" w:color="ffffff" w:sz="8" w:space="0" w:shadow="0" w:frame="0"/>
+              <w:bottom w:val="single" w:color="ffffff" w:sz="8" w:space="0" w:shadow="0" w:frame="0"/>
+              <w:right w:val="single" w:color="ffffff" w:sz="8" w:space="0" w:shadow="0" w:frame="0"/>
+            </w:tcBorders>
+            <w:shd w:val="clear" w:color="auto" w:fill="d0ddef"/>
+            <w:tcMar>
+              <w:top w:type="dxa" w:w="0"/>
+              <w:left w:type="dxa" w:w="0"/>
+              <w:bottom w:type="dxa" w:w="0"/>
+              <w:right w:type="dxa" w:w="0"/>
+            </w:tcMar>
+            <w:vAlign w:val="top"/>
+          </w:tcPr>
+          <w:p>
+            <w:pPr>
+              <w:pStyle w:val="Body"/>
+            </w:pPr>
+            <w:r>
+              <w:rPr>
+                <w:rFonts w:ascii="Calibri" w:cs="Arial Unicode MS" w:hAnsi="Calibri" w:eastAsia="Arial Unicode MS"/>
+                <w:rtl w:val="0"/>
+              </w:rPr>
+              <w:t>Respostas de recupera</w:t>
+            </w:r>
+            <w:r>
+              <w:rPr>
+                <w:rFonts w:ascii="Calibri" w:cs="Arial Unicode MS" w:hAnsi="Calibri" w:eastAsia="Arial Unicode MS" w:hint="default"/>
+                <w:rtl w:val="0"/>
+              </w:rPr>
+              <w:t>çã</w:t>
+            </w:r>
+            <w:r>
+              <w:rPr>
+                <w:rFonts w:ascii="Calibri" w:cs="Arial Unicode MS" w:hAnsi="Calibri" w:eastAsia="Arial Unicode MS"/>
+                <w:rtl w:val="0"/>
+              </w:rPr>
+              <w:t>o de password</w:t>
+            </w:r>
+          </w:p>
+        </w:tc>
+        <w:tc>
+          <w:tcPr>
+            <w:tcW w:type="dxa" w:w="2610"/>
+            <w:tcBorders>
+              <w:top w:val="single" w:color="ffffff" w:sz="8" w:space="0" w:shadow="0" w:frame="0"/>
+              <w:left w:val="single" w:color="ffffff" w:sz="8" w:space="0" w:shadow="0" w:frame="0"/>
+              <w:bottom w:val="single" w:color="ffffff" w:sz="8" w:space="0" w:shadow="0" w:frame="0"/>
+              <w:right w:val="single" w:color="ffffff" w:sz="8" w:space="0" w:shadow="0" w:frame="0"/>
+            </w:tcBorders>
+            <w:shd w:val="clear" w:color="auto" w:fill="d0ddef"/>
+            <w:tcMar>
+              <w:top w:type="dxa" w:w="0"/>
+              <w:left w:type="dxa" w:w="0"/>
+              <w:bottom w:type="dxa" w:w="0"/>
+              <w:right w:type="dxa" w:w="0"/>
+            </w:tcMar>
+            <w:vAlign w:val="top"/>
+          </w:tcPr>
+          <w:p>
+            <w:pPr>
+              <w:pStyle w:val="Body"/>
+            </w:pPr>
+            <w:r>
+              <w:rPr>
+                <w:rFonts w:ascii="Calibri" w:cs="Arial Unicode MS" w:hAnsi="Calibri" w:eastAsia="Arial Unicode MS"/>
+                <w:rtl w:val="0"/>
+              </w:rPr>
+              <w:t>Hash irrevers</w:t>
+            </w:r>
+            <w:r>
+              <w:rPr>
+                <w:rFonts w:ascii="Calibri" w:cs="Arial Unicode MS" w:hAnsi="Calibri" w:eastAsia="Arial Unicode MS" w:hint="default"/>
+                <w:rtl w:val="0"/>
+              </w:rPr>
+              <w:t>í</w:t>
+            </w:r>
+            <w:r>
+              <w:rPr>
+                <w:rFonts w:ascii="Calibri" w:cs="Arial Unicode MS" w:hAnsi="Calibri" w:eastAsia="Arial Unicode MS"/>
+                <w:rtl w:val="0"/>
+              </w:rPr>
+              <w:t>vel</w:t>
+            </w:r>
+          </w:p>
+        </w:tc>
+        <w:tc>
+          <w:tcPr>
+            <w:tcW w:type="dxa" w:w="2610"/>
+            <w:tcBorders>
+              <w:top w:val="single" w:color="ffffff" w:sz="8" w:space="0" w:shadow="0" w:frame="0"/>
+              <w:left w:val="single" w:color="ffffff" w:sz="8" w:space="0" w:shadow="0" w:frame="0"/>
+              <w:bottom w:val="single" w:color="ffffff" w:sz="8" w:space="0" w:shadow="0" w:frame="0"/>
+              <w:right w:val="single" w:color="ffffff" w:sz="8" w:space="0" w:shadow="0" w:frame="0"/>
+            </w:tcBorders>
+            <w:shd w:val="clear" w:color="auto" w:fill="d0ddef"/>
+            <w:tcMar>
+              <w:top w:type="dxa" w:w="0"/>
+              <w:left w:type="dxa" w:w="0"/>
+              <w:bottom w:type="dxa" w:w="0"/>
+              <w:right w:type="dxa" w:w="0"/>
+            </w:tcMar>
+            <w:vAlign w:val="top"/>
+          </w:tcPr>
+          <w:p>
+            <w:pPr>
+              <w:pStyle w:val="Body"/>
+            </w:pPr>
+            <w:r>
+              <w:rPr>
+                <w:rFonts w:ascii="Calibri" w:cs="Arial Unicode MS" w:hAnsi="Calibri" w:eastAsia="Arial Unicode MS"/>
+                <w:rtl w:val="0"/>
+              </w:rPr>
+              <w:t>SHA2_256 via fun</w:t>
+            </w:r>
+            <w:r>
+              <w:rPr>
+                <w:rFonts w:ascii="Calibri" w:cs="Arial Unicode MS" w:hAnsi="Calibri" w:eastAsia="Arial Unicode MS" w:hint="default"/>
+                <w:rtl w:val="0"/>
+              </w:rPr>
+              <w:t>çã</w:t>
+            </w:r>
+            <w:r>
+              <w:rPr>
+                <w:rFonts w:ascii="Calibri" w:cs="Arial Unicode MS" w:hAnsi="Calibri" w:eastAsia="Arial Unicode MS"/>
+                <w:rtl w:val="0"/>
+              </w:rPr>
+              <w:t>o dbo.ComputeHash</w:t>
+            </w:r>
+          </w:p>
+        </w:tc>
+        <w:tc>
+          <w:tcPr>
+            <w:tcW w:type="dxa" w:w="2610"/>
+            <w:tcBorders>
+              <w:top w:val="single" w:color="ffffff" w:sz="8" w:space="0" w:shadow="0" w:frame="0"/>
+              <w:left w:val="single" w:color="ffffff" w:sz="8" w:space="0" w:shadow="0" w:frame="0"/>
+              <w:bottom w:val="single" w:color="ffffff" w:sz="8" w:space="0" w:shadow="0" w:frame="0"/>
+              <w:right w:val="single" w:color="ffffff" w:sz="8" w:space="0" w:shadow="0" w:frame="0"/>
+            </w:tcBorders>
+            <w:shd w:val="clear" w:color="auto" w:fill="d0ddef"/>
+            <w:tcMar>
+              <w:top w:type="dxa" w:w="0"/>
+              <w:left w:type="dxa" w:w="0"/>
+              <w:bottom w:type="dxa" w:w="0"/>
+              <w:right w:type="dxa" w:w="0"/>
+            </w:tcMar>
+            <w:vAlign w:val="top"/>
+          </w:tcPr>
+          <w:p>
+            <w:pPr>
+              <w:pStyle w:val="Body"/>
+            </w:pPr>
+            <w:r>
+              <w:rPr>
+                <w:rFonts w:ascii="Calibri" w:cs="Arial Unicode MS" w:hAnsi="Calibri" w:eastAsia="Arial Unicode MS"/>
+                <w:rtl w:val="0"/>
+              </w:rPr>
+              <w:t>Respostas de recupera</w:t>
+            </w:r>
+            <w:r>
+              <w:rPr>
+                <w:rFonts w:ascii="Calibri" w:cs="Arial Unicode MS" w:hAnsi="Calibri" w:eastAsia="Arial Unicode MS" w:hint="default"/>
+                <w:rtl w:val="0"/>
+              </w:rPr>
+              <w:t>çã</w:t>
+            </w:r>
+            <w:r>
+              <w:rPr>
+                <w:rFonts w:ascii="Calibri" w:cs="Arial Unicode MS" w:hAnsi="Calibri" w:eastAsia="Arial Unicode MS"/>
+                <w:rtl w:val="0"/>
+              </w:rPr>
+              <w:t>o podem ser exploradas por atacantes. O hash irrevers</w:t>
+            </w:r>
+            <w:r>
+              <w:rPr>
+                <w:rFonts w:ascii="Calibri" w:cs="Arial Unicode MS" w:hAnsi="Calibri" w:eastAsia="Arial Unicode MS" w:hint="default"/>
+                <w:rtl w:val="0"/>
+              </w:rPr>
+              <w:t>í</w:t>
+            </w:r>
+            <w:r>
+              <w:rPr>
+                <w:rFonts w:ascii="Calibri" w:cs="Arial Unicode MS" w:hAnsi="Calibri" w:eastAsia="Arial Unicode MS"/>
+                <w:rtl w:val="0"/>
+              </w:rPr>
+              <w:t>vel protege o conte</w:t>
+            </w:r>
+            <w:r>
+              <w:rPr>
+                <w:rFonts w:ascii="Calibri" w:cs="Arial Unicode MS" w:hAnsi="Calibri" w:eastAsia="Arial Unicode MS" w:hint="default"/>
+                <w:rtl w:val="0"/>
+              </w:rPr>
+              <w:t>ú</w:t>
+            </w:r>
+            <w:r>
+              <w:rPr>
+                <w:rFonts w:ascii="Calibri" w:cs="Arial Unicode MS" w:hAnsi="Calibri" w:eastAsia="Arial Unicode MS"/>
+                <w:rtl w:val="0"/>
+              </w:rPr>
+              <w:t>do, garantindo que apenas compara</w:t>
+            </w:r>
+            <w:r>
+              <w:rPr>
+                <w:rFonts w:ascii="Calibri" w:cs="Arial Unicode MS" w:hAnsi="Calibri" w:eastAsia="Arial Unicode MS" w:hint="default"/>
+                <w:rtl w:val="0"/>
+              </w:rPr>
+              <w:t>çõ</w:t>
+            </w:r>
+            <w:r>
+              <w:rPr>
+                <w:rFonts w:ascii="Calibri" w:cs="Arial Unicode MS" w:hAnsi="Calibri" w:eastAsia="Arial Unicode MS"/>
+                <w:rtl w:val="0"/>
+              </w:rPr>
+              <w:t>es podem ser feitas, sem revelar o valor original.</w:t>
+            </w:r>
+          </w:p>
+        </w:tc>
+      </w:tr>
+    </w:tbl>
+    <w:p>
+      <w:pPr>
+        <w:pStyle w:val="Body"/>
+      </w:pPr>
+    </w:p>
+    <w:p>
+      <w:pPr>
+        <w:pStyle w:val="Body"/>
+      </w:pPr>
+    </w:p>
+    <w:p>
+      <w:pPr>
+        <w:pStyle w:val="Body"/>
+      </w:pPr>
       <w:r>
         <w:rPr>
           <w:rFonts w:ascii="Arial Unicode MS" w:cs="Arial Unicode MS" w:hAnsi="Arial Unicode MS" w:eastAsia="Arial Unicode MS"/>
@@ -50453,6 +55325,404 @@
           <w:bCs w:val="0"/>
           <w:i w:val="0"/>
           <w:iCs w:val="0"/>
+        </w:rPr>
+        <w:br w:type="page"/>
+      </w:r>
+    </w:p>
+    <w:p>
+      <w:pPr>
+        <w:pStyle w:val="Body"/>
+      </w:pPr>
+    </w:p>
+    <w:p>
+      <w:pPr>
+        <w:pStyle w:val="Body"/>
+      </w:pPr>
+    </w:p>
+    <w:p>
+      <w:pPr>
+        <w:pStyle w:val="Body"/>
+      </w:pPr>
+    </w:p>
+    <w:p>
+      <w:pPr>
+        <w:pStyle w:val="Body"/>
+        <w:rPr>
+          <w:b w:val="1"/>
+          <w:bCs w:val="1"/>
+        </w:rPr>
+      </w:pPr>
+      <w:r>
+        <w:rPr>
+          <w:b w:val="1"/>
+          <w:bCs w:val="1"/>
+          <w:rtl w:val="0"/>
+          <w:lang w:val="pt-PT"/>
+        </w:rPr>
+        <w:t>Fluxo de Seguran</w:t>
+      </w:r>
+      <w:r>
+        <w:rPr>
+          <w:b w:val="1"/>
+          <w:bCs w:val="1"/>
+          <w:rtl w:val="0"/>
+        </w:rPr>
+        <w:t>ç</w:t>
+      </w:r>
+      <w:r>
+        <w:rPr>
+          <w:b w:val="1"/>
+          <w:bCs w:val="1"/>
+          <w:rtl w:val="0"/>
+        </w:rPr>
+        <w:t>a</w:t>
+      </w:r>
+    </w:p>
+    <w:p>
+      <w:pPr>
+        <w:pStyle w:val="Body"/>
+        <w:numPr>
+          <w:ilvl w:val="0"/>
+          <w:numId w:val="45"/>
+        </w:numPr>
+        <w:rPr>
+          <w:b w:val="1"/>
+          <w:bCs w:val="1"/>
+          <w:lang w:val="en-US"/>
+        </w:rPr>
+      </w:pPr>
+      <w:r>
+        <w:rPr>
+          <w:b w:val="1"/>
+          <w:bCs w:val="1"/>
+          <w:rtl w:val="0"/>
+          <w:lang w:val="en-US"/>
+        </w:rPr>
+        <w:t xml:space="preserve">Passwords: </w:t>
+      </w:r>
+      <w:r>
+        <w:rPr>
+          <w:b w:val="0"/>
+          <w:bCs w:val="0"/>
+          <w:rtl w:val="0"/>
+          <w:lang w:val="nl-NL"/>
+        </w:rPr>
+        <w:t>Hash irrevers</w:t>
+      </w:r>
+      <w:r>
+        <w:rPr>
+          <w:b w:val="0"/>
+          <w:bCs w:val="0"/>
+          <w:rtl w:val="0"/>
+        </w:rPr>
+        <w:t>í</w:t>
+      </w:r>
+      <w:r>
+        <w:rPr>
+          <w:b w:val="0"/>
+          <w:bCs w:val="0"/>
+          <w:rtl w:val="0"/>
+          <w:lang w:val="pt-PT"/>
+        </w:rPr>
+        <w:t xml:space="preserve">vel com SHA2_256 </w:t>
+      </w:r>
+      <w:r>
+        <w:rPr>
+          <w:b w:val="0"/>
+          <w:bCs w:val="0"/>
+          <w:rtl w:val="0"/>
+        </w:rPr>
+        <w:t xml:space="preserve">→ </w:t>
+      </w:r>
+      <w:r>
+        <w:rPr>
+          <w:b w:val="0"/>
+          <w:bCs w:val="0"/>
+          <w:rtl w:val="0"/>
+        </w:rPr>
+        <w:t>n</w:t>
+      </w:r>
+      <w:r>
+        <w:rPr>
+          <w:b w:val="0"/>
+          <w:bCs w:val="0"/>
+          <w:rtl w:val="0"/>
+          <w:lang w:val="pt-PT"/>
+        </w:rPr>
+        <w:t>ã</w:t>
+      </w:r>
+      <w:r>
+        <w:rPr>
+          <w:b w:val="0"/>
+          <w:bCs w:val="0"/>
+          <w:rtl w:val="0"/>
+        </w:rPr>
+        <w:t xml:space="preserve">o </w:t>
+      </w:r>
+      <w:r>
+        <w:rPr>
+          <w:b w:val="0"/>
+          <w:bCs w:val="0"/>
+          <w:rtl w:val="0"/>
+          <w:lang w:val="fr-FR"/>
+        </w:rPr>
+        <w:t xml:space="preserve">é </w:t>
+      </w:r>
+      <w:r>
+        <w:rPr>
+          <w:b w:val="0"/>
+          <w:bCs w:val="0"/>
+          <w:rtl w:val="0"/>
+          <w:lang w:val="it-IT"/>
+        </w:rPr>
+        <w:t>poss</w:t>
+      </w:r>
+      <w:r>
+        <w:rPr>
+          <w:b w:val="0"/>
+          <w:bCs w:val="0"/>
+          <w:rtl w:val="0"/>
+        </w:rPr>
+        <w:t>í</w:t>
+      </w:r>
+      <w:r>
+        <w:rPr>
+          <w:b w:val="0"/>
+          <w:bCs w:val="0"/>
+          <w:rtl w:val="0"/>
+          <w:lang w:val="pt-PT"/>
+        </w:rPr>
+        <w:t>vel recuperar, apenas validar.</w:t>
+      </w:r>
+    </w:p>
+    <w:p>
+      <w:pPr>
+        <w:pStyle w:val="Body"/>
+        <w:numPr>
+          <w:ilvl w:val="0"/>
+          <w:numId w:val="40"/>
+        </w:numPr>
+      </w:pPr>
+      <w:r>
+        <w:rPr>
+          <w:b w:val="1"/>
+          <w:bCs w:val="1"/>
+          <w:rtl w:val="0"/>
+          <w:lang w:val="pt-PT"/>
+        </w:rPr>
+        <w:t>NIF</w:t>
+      </w:r>
+      <w:r>
+        <w:rPr>
+          <w:rtl w:val="0"/>
+          <w:lang w:val="pt-PT"/>
+        </w:rPr>
+        <w:t xml:space="preserve">: </w:t>
+      </w:r>
+      <w:r>
+        <w:rPr>
+          <w:rtl w:val="0"/>
+          <w:lang w:val="it-IT"/>
+        </w:rPr>
+        <w:t>Encripta</w:t>
+      </w:r>
+      <w:r>
+        <w:rPr>
+          <w:rtl w:val="0"/>
+          <w:lang w:val="pt-PT"/>
+        </w:rPr>
+        <w:t>çã</w:t>
+      </w:r>
+      <w:r>
+        <w:rPr>
+          <w:rtl w:val="0"/>
+          <w:lang w:val="it-IT"/>
+        </w:rPr>
+        <w:t>o sim</w:t>
+      </w:r>
+      <w:r>
+        <w:rPr>
+          <w:rtl w:val="0"/>
+          <w:lang w:val="fr-FR"/>
+        </w:rPr>
+        <w:t>é</w:t>
+      </w:r>
+      <w:r>
+        <w:rPr>
+          <w:rtl w:val="0"/>
+          <w:lang w:val="pt-PT"/>
+        </w:rPr>
+        <w:t xml:space="preserve">trica com AES_256 </w:t>
+      </w:r>
+      <w:r>
+        <w:rPr>
+          <w:rtl w:val="0"/>
+        </w:rPr>
+        <w:t xml:space="preserve">→ </w:t>
+      </w:r>
+      <w:r>
+        <w:rPr>
+          <w:rtl w:val="0"/>
+          <w:lang w:val="pt-PT"/>
+        </w:rPr>
+        <w:t>pode ser recuperado via DECRYPTBYKEY quando necess</w:t>
+      </w:r>
+      <w:r>
+        <w:rPr>
+          <w:rtl w:val="0"/>
+        </w:rPr>
+        <w:t>á</w:t>
+      </w:r>
+      <w:r>
+        <w:rPr>
+          <w:rtl w:val="0"/>
+          <w:lang w:val="it-IT"/>
+        </w:rPr>
+        <w:t>rio.</w:t>
+      </w:r>
+    </w:p>
+    <w:p>
+      <w:pPr>
+        <w:pStyle w:val="Body"/>
+        <w:numPr>
+          <w:ilvl w:val="0"/>
+          <w:numId w:val="40"/>
+        </w:numPr>
+      </w:pPr>
+      <w:r>
+        <w:rPr>
+          <w:b w:val="1"/>
+          <w:bCs w:val="1"/>
+          <w:rtl w:val="0"/>
+          <w:lang w:val="pt-PT"/>
+        </w:rPr>
+        <w:t>R</w:t>
+      </w:r>
+      <w:r>
+        <w:rPr>
+          <w:b w:val="1"/>
+          <w:bCs w:val="1"/>
+          <w:rtl w:val="0"/>
+          <w:lang w:val="pt-PT"/>
+        </w:rPr>
+        <w:t>espostas</w:t>
+      </w:r>
+      <w:r>
+        <w:rPr>
+          <w:b w:val="1"/>
+          <w:bCs w:val="1"/>
+          <w:rtl w:val="0"/>
+          <w:lang w:val="pt-PT"/>
+        </w:rPr>
+        <w:t xml:space="preserve"> de recupera</w:t>
+      </w:r>
+      <w:r>
+        <w:rPr>
+          <w:b w:val="1"/>
+          <w:bCs w:val="1"/>
+          <w:rtl w:val="0"/>
+          <w:lang w:val="pt-PT"/>
+        </w:rPr>
+        <w:t>çã</w:t>
+      </w:r>
+      <w:r>
+        <w:rPr>
+          <w:b w:val="1"/>
+          <w:bCs w:val="1"/>
+          <w:rtl w:val="0"/>
+          <w:lang w:val="pt-PT"/>
+        </w:rPr>
+        <w:t>o de password</w:t>
+      </w:r>
+      <w:r>
+        <w:rPr>
+          <w:b w:val="1"/>
+          <w:bCs w:val="1"/>
+          <w:rtl w:val="0"/>
+        </w:rPr>
+        <w:t>:</w:t>
+      </w:r>
+      <w:r>
+        <w:rPr>
+          <w:rtl w:val="0"/>
+          <w:lang w:val="nl-NL"/>
+        </w:rPr>
+        <w:t xml:space="preserve"> Hash irrevers</w:t>
+      </w:r>
+      <w:r>
+        <w:rPr>
+          <w:rtl w:val="0"/>
+        </w:rPr>
+        <w:t>í</w:t>
+      </w:r>
+      <w:r>
+        <w:rPr>
+          <w:rtl w:val="0"/>
+          <w:lang w:val="es-ES_tradnl"/>
+        </w:rPr>
+        <w:t xml:space="preserve">vel </w:t>
+      </w:r>
+      <w:r>
+        <w:rPr>
+          <w:rtl w:val="0"/>
+        </w:rPr>
+        <w:t xml:space="preserve">→ </w:t>
+      </w:r>
+      <w:r>
+        <w:rPr>
+          <w:rtl w:val="0"/>
+          <w:lang w:val="pt-PT"/>
+        </w:rPr>
+        <w:t>protege contra engenharia reversa de respostas de recupera</w:t>
+      </w:r>
+      <w:r>
+        <w:rPr>
+          <w:rtl w:val="0"/>
+          <w:lang w:val="pt-PT"/>
+        </w:rPr>
+        <w:t>çã</w:t>
+      </w:r>
+      <w:r>
+        <w:rPr>
+          <w:rtl w:val="0"/>
+          <w:lang w:val="it-IT"/>
+        </w:rPr>
+        <w:t>o.</w:t>
+      </w:r>
+    </w:p>
+    <w:p>
+      <w:pPr>
+        <w:pStyle w:val="Body"/>
+      </w:pPr>
+    </w:p>
+    <w:p>
+      <w:pPr>
+        <w:pStyle w:val="Heading 2"/>
+      </w:pPr>
+      <w:bookmarkStart w:name="_Toc31" w:id="32"/>
+      <w:r>
+        <w:rPr>
+          <w:rFonts w:cs="Arial Unicode MS" w:eastAsia="Arial Unicode MS"/>
+          <w:rtl w:val="0"/>
+          <w:lang w:val="en-US"/>
+        </w:rPr>
+        <w:t>Consulta de NIF Encriptado e Desenciptado:</w:t>
+      </w:r>
+      <w:bookmarkEnd w:id="32"/>
+    </w:p>
+    <w:p>
+      <w:pPr>
+        <w:pStyle w:val="Body A"/>
+      </w:pPr>
+    </w:p>
+    <w:p>
+      <w:pPr>
+        <w:pStyle w:val="Body A"/>
+        <w:rPr>
+          <w:b w:val="1"/>
+          <w:bCs w:val="1"/>
+          <w:i w:val="1"/>
+          <w:iCs w:val="1"/>
           <w:outline w:val="0"/>
           <w:color w:val="a6a6a6"/>
           <w:u w:color="a6a6a6"/>
@@ -50462,24 +55732,442 @@
             </w14:solidFill>
           </w14:textFill>
         </w:rPr>
+      </w:pPr>
+      <w:r>
+        <w:rPr>
+          <w:b w:val="1"/>
+          <w:bCs w:val="1"/>
+          <w:rtl w:val="0"/>
+          <w:lang w:val="en-US"/>
+        </w:rPr>
+        <w:t>Encriptado</w:t>
+      </w:r>
+    </w:p>
+    <w:p>
+      <w:pPr>
+        <w:pStyle w:val="Body"/>
+      </w:pPr>
+      <w:r>
+        <w:rPr>
+          <w:rtl w:val="0"/>
+        </w:rPr>
+        <w:t>“””</w:t>
+      </w:r>
+    </w:p>
+    <w:p>
+      <w:pPr>
+        <w:pStyle w:val="Body"/>
+      </w:pPr>
+      <w:r>
+        <w:rPr>
+          <w:rtl w:val="0"/>
+          <w:lang w:val="de-DE"/>
+        </w:rPr>
+        <w:t>SELECT</w:t>
+      </w:r>
+      <w:r>
+        <w:br w:type="textWrapping"/>
+      </w:r>
+      <w:r>
+        <w:rPr>
+          <w:rtl w:val="0"/>
+        </w:rPr>
+        <w:t xml:space="preserve">    customer_id,</w:t>
+      </w:r>
+      <w:r>
+        <w:rPr>
+          <w:rtl w:val="0"/>
+        </w:rPr>
+        <w:br w:type="textWrapping"/>
+        <w:t xml:space="preserve">    </w:t>
+      </w:r>
+      <w:r>
+        <w:rPr>
+          <w:rtl w:val="0"/>
+        </w:rPr>
+        <w:t>email_address,</w:t>
+      </w:r>
+      <w:r>
+        <w:rPr>
+          <w:rtl w:val="0"/>
+        </w:rPr>
+        <w:br w:type="textWrapping"/>
+        <w:t xml:space="preserve">    </w:t>
+      </w:r>
+      <w:r>
+        <w:rPr>
+          <w:rtl w:val="0"/>
+          <w:lang w:val="pt-PT"/>
+        </w:rPr>
+        <w:t>nif AS NIF  -- Aqui vemos o valor encriptado (VARBINARY)</w:t>
+      </w:r>
+    </w:p>
+    <w:p>
+      <w:pPr>
+        <w:pStyle w:val="Body"/>
+      </w:pPr>
+      <w:r>
+        <w:rPr>
+          <w:rtl w:val="0"/>
+        </w:rPr>
+        <w:t>FROM dbo.Customer;</w:t>
+      </w:r>
+      <w:r>
+        <w:br w:type="textWrapping"/>
+      </w:r>
+      <w:r>
+        <w:rPr>
+          <w:rtl w:val="0"/>
+        </w:rPr>
+        <w:t>GO</w:t>
+      </w:r>
+    </w:p>
+    <w:p>
+      <w:pPr>
+        <w:pStyle w:val="Body"/>
+      </w:pPr>
+      <w:r>
+        <w:rPr>
+          <w:rtl w:val="0"/>
+        </w:rPr>
+        <w:t>“””</w:t>
+      </w:r>
+      <w:r>
+        <w:drawing xmlns:a="http://schemas.openxmlformats.org/drawingml/2006/main">
+          <wp:anchor distT="152400" distB="152400" distL="152400" distR="152400" simplePos="0" relativeHeight="251695104" behindDoc="0" locked="0" layoutInCell="1" allowOverlap="1">
+            <wp:simplePos x="0" y="0"/>
+            <wp:positionH relativeFrom="margin">
+              <wp:posOffset>-6350</wp:posOffset>
+            </wp:positionH>
+            <wp:positionV relativeFrom="line">
+              <wp:posOffset>277329</wp:posOffset>
+            </wp:positionV>
+            <wp:extent cx="6642100" cy="1764436"/>
+            <wp:effectExtent l="0" t="0" r="0" b="0"/>
+            <wp:wrapThrough wrapText="bothSides" distL="152400" distR="152400">
+              <wp:wrapPolygon edited="1">
+                <wp:start x="0" y="0"/>
+                <wp:lineTo x="21600" y="0"/>
+                <wp:lineTo x="21600" y="21678"/>
+                <wp:lineTo x="0" y="21678"/>
+                <wp:lineTo x="0" y="0"/>
+              </wp:wrapPolygon>
+            </wp:wrapThrough>
+            <wp:docPr id="1073741863" name="officeArt object" descr="pasted-movie.png"/>
+            <wp:cNvGraphicFramePr/>
+            <a:graphic xmlns:a="http://schemas.openxmlformats.org/drawingml/2006/main">
+              <a:graphicData uri="http://schemas.openxmlformats.org/drawingml/2006/picture">
+                <pic:pic xmlns:pic="http://schemas.openxmlformats.org/drawingml/2006/picture">
+                  <pic:nvPicPr>
+                    <pic:cNvPr id="1073741863" name="pasted-movie.png" descr="pasted-movie.png"/>
+                    <pic:cNvPicPr>
+                      <a:picLocks noChangeAspect="1"/>
+                    </pic:cNvPicPr>
+                  </pic:nvPicPr>
+                  <pic:blipFill>
+                    <a:blip r:embed="rId42">
+                      <a:extLst/>
+                    </a:blip>
+                    <a:stretch>
+                      <a:fillRect/>
+                    </a:stretch>
+                  </pic:blipFill>
+                  <pic:spPr>
+                    <a:xfrm>
+                      <a:off x="0" y="0"/>
+                      <a:ext cx="6642100" cy="1764436"/>
+                    </a:xfrm>
+                    <a:prstGeom prst="rect">
+                      <a:avLst/>
+                    </a:prstGeom>
+                    <a:ln w="12700" cap="flat">
+                      <a:noFill/>
+                      <a:miter lim="400000"/>
+                    </a:ln>
+                    <a:effectLst/>
+                  </pic:spPr>
+                </pic:pic>
+              </a:graphicData>
+            </a:graphic>
+          </wp:anchor>
+        </w:drawing>
+      </w:r>
+    </w:p>
+    <w:p>
+      <w:pPr>
+        <w:pStyle w:val="Body"/>
+      </w:pPr>
+    </w:p>
+    <w:p>
+      <w:pPr>
+        <w:pStyle w:val="Body"/>
+      </w:pPr>
+      <w:r>
+        <w:rPr>
+          <w:rFonts w:ascii="Arial Unicode MS" w:cs="Arial Unicode MS" w:hAnsi="Arial Unicode MS" w:eastAsia="Arial Unicode MS"/>
+          <w:b w:val="0"/>
+          <w:bCs w:val="0"/>
+          <w:i w:val="0"/>
+          <w:iCs w:val="0"/>
+        </w:rPr>
         <w:br w:type="page"/>
       </w:r>
     </w:p>
     <w:p>
       <w:pPr>
         <w:pStyle w:val="Body"/>
-        <w:rPr>
-          <w:i w:val="1"/>
-          <w:iCs w:val="1"/>
-          <w:outline w:val="0"/>
-          <w:color w:val="a6a6a6"/>
-          <w:u w:color="a6a6a6"/>
-          <w14:textFill>
-            <w14:solidFill>
-              <w14:srgbClr w14:val="A6A6A6"/>
-            </w14:solidFill>
-          </w14:textFill>
-        </w:rPr>
+      </w:pPr>
+    </w:p>
+    <w:p>
+      <w:pPr>
+        <w:pStyle w:val="Body"/>
+      </w:pPr>
+      <w:r>
+        <w:rPr>
+          <w:b w:val="1"/>
+          <w:bCs w:val="1"/>
+          <w:rtl w:val="0"/>
+          <w:lang w:val="en-US"/>
+        </w:rPr>
+        <w:t>Ver dados desencriptados</w:t>
+      </w:r>
+      <w:r>
+        <w:br w:type="textWrapping"/>
+      </w:r>
+    </w:p>
+    <w:p>
+      <w:pPr>
+        <w:pStyle w:val="Body"/>
+      </w:pPr>
+      <w:r>
+        <w:rPr>
+          <w:rtl w:val="0"/>
+        </w:rPr>
+        <w:t>“””</w:t>
+        <w:br w:type="textWrapping"/>
+      </w:r>
+      <w:r>
+        <w:rPr>
+          <w:rtl w:val="0"/>
+        </w:rPr>
+        <w:t>OPEN SYMMETRIC KEY KeyNIF</w:t>
+      </w:r>
+    </w:p>
+    <w:p>
+      <w:pPr>
+        <w:pStyle w:val="Body"/>
+      </w:pPr>
+      <w:r>
+        <w:rPr>
+          <w:rtl w:val="0"/>
+        </w:rPr>
+        <w:t>DECRYPTION BY CERTIFICATE CertNIF;</w:t>
+      </w:r>
+    </w:p>
+    <w:p>
+      <w:pPr>
+        <w:pStyle w:val="Body"/>
+      </w:pPr>
+      <w:r>
+        <w:rPr>
+          <w:rtl w:val="0"/>
+        </w:rPr>
+        <w:t>GO</w:t>
+      </w:r>
+    </w:p>
+    <w:p>
+      <w:pPr>
+        <w:pStyle w:val="Body"/>
+      </w:pPr>
+    </w:p>
+    <w:p>
+      <w:pPr>
+        <w:pStyle w:val="Body"/>
+      </w:pPr>
+      <w:r>
+        <w:rPr>
+          <w:rtl w:val="0"/>
+          <w:lang w:val="de-DE"/>
+        </w:rPr>
+        <w:t>SELECT</w:t>
+      </w:r>
+    </w:p>
+    <w:p>
+      <w:pPr>
+        <w:pStyle w:val="Body"/>
+      </w:pPr>
+      <w:r>
+        <w:rPr>
+          <w:rtl w:val="0"/>
+        </w:rPr>
+        <w:t xml:space="preserve">    customer_id,</w:t>
+      </w:r>
+    </w:p>
+    <w:p>
+      <w:pPr>
+        <w:pStyle w:val="Body"/>
+      </w:pPr>
+      <w:r>
+        <w:rPr>
+          <w:rtl w:val="0"/>
+        </w:rPr>
+        <w:t xml:space="preserve">    email_address,</w:t>
+      </w:r>
+    </w:p>
+    <w:p>
+      <w:pPr>
+        <w:pStyle w:val="Body"/>
+      </w:pPr>
+      <w:r>
+        <w:rPr>
+          <w:rtl w:val="0"/>
+          <w:lang w:val="pt-PT"/>
+        </w:rPr>
+        <w:t xml:space="preserve">    CONVERT(NVARCHAR(20), DECRYPTBYKEY(nif)) AS NIF  -- Valor original em NVARCHAR</w:t>
+      </w:r>
+    </w:p>
+    <w:p>
+      <w:pPr>
+        <w:pStyle w:val="Body"/>
+      </w:pPr>
+      <w:r>
+        <w:rPr>
+          <w:rtl w:val="0"/>
+        </w:rPr>
+        <w:t>FROM dbo.Customer;</w:t>
+      </w:r>
+    </w:p>
+    <w:p>
+      <w:pPr>
+        <w:pStyle w:val="Body"/>
+      </w:pPr>
+      <w:r>
+        <w:rPr>
+          <w:rtl w:val="0"/>
+        </w:rPr>
+        <w:t>GO</w:t>
+      </w:r>
+    </w:p>
+    <w:p>
+      <w:pPr>
+        <w:pStyle w:val="Body"/>
+      </w:pPr>
+    </w:p>
+    <w:p>
+      <w:pPr>
+        <w:pStyle w:val="Body"/>
+      </w:pPr>
+      <w:r>
+        <w:rPr>
+          <w:rtl w:val="0"/>
+        </w:rPr>
+        <w:t>CLOSE SYMMETRIC KEY KeyNIF;</w:t>
+      </w:r>
+    </w:p>
+    <w:p>
+      <w:pPr>
+        <w:pStyle w:val="Body"/>
+      </w:pPr>
+      <w:r>
+        <w:rPr>
+          <w:rtl w:val="0"/>
+        </w:rPr>
+        <w:t>“””</w:t>
+      </w:r>
+    </w:p>
+    <w:p>
+      <w:pPr>
+        <w:pStyle w:val="Body"/>
+      </w:pPr>
+      <w:r>
+        <w:drawing xmlns:a="http://schemas.openxmlformats.org/drawingml/2006/main">
+          <wp:anchor distT="152400" distB="152400" distL="152400" distR="152400" simplePos="0" relativeHeight="251696128" behindDoc="0" locked="0" layoutInCell="1" allowOverlap="1">
+            <wp:simplePos x="0" y="0"/>
+            <wp:positionH relativeFrom="margin">
+              <wp:posOffset>-6350</wp:posOffset>
+            </wp:positionH>
+            <wp:positionV relativeFrom="line">
+              <wp:posOffset>277329</wp:posOffset>
+            </wp:positionV>
+            <wp:extent cx="6642100" cy="3694151"/>
+            <wp:effectExtent l="0" t="0" r="0" b="0"/>
+            <wp:wrapThrough wrapText="bothSides" distL="152400" distR="152400">
+              <wp:wrapPolygon edited="1">
+                <wp:start x="0" y="0"/>
+                <wp:lineTo x="21621" y="0"/>
+                <wp:lineTo x="21621" y="21618"/>
+                <wp:lineTo x="0" y="21618"/>
+                <wp:lineTo x="0" y="0"/>
+              </wp:wrapPolygon>
+            </wp:wrapThrough>
+            <wp:docPr id="1073741864" name="officeArt object" descr="pasted-movie.png"/>
+            <wp:cNvGraphicFramePr/>
+            <a:graphic xmlns:a="http://schemas.openxmlformats.org/drawingml/2006/main">
+              <a:graphicData uri="http://schemas.openxmlformats.org/drawingml/2006/picture">
+                <pic:pic xmlns:pic="http://schemas.openxmlformats.org/drawingml/2006/picture">
+                  <pic:nvPicPr>
+                    <pic:cNvPr id="1073741864" name="pasted-movie.png" descr="pasted-movie.png"/>
+                    <pic:cNvPicPr>
+                      <a:picLocks noChangeAspect="1"/>
+                    </pic:cNvPicPr>
+                  </pic:nvPicPr>
+                  <pic:blipFill>
+                    <a:blip r:embed="rId43">
+                      <a:extLst/>
+                    </a:blip>
+                    <a:stretch>
+                      <a:fillRect/>
+                    </a:stretch>
+                  </pic:blipFill>
+                  <pic:spPr>
+                    <a:xfrm>
+                      <a:off x="0" y="0"/>
+                      <a:ext cx="6642100" cy="3694151"/>
+                    </a:xfrm>
+                    <a:prstGeom prst="rect">
+                      <a:avLst/>
+                    </a:prstGeom>
+                    <a:ln w="12700" cap="flat">
+                      <a:noFill/>
+                      <a:miter lim="400000"/>
+                    </a:ln>
+                    <a:effectLst/>
+                  </pic:spPr>
+                </pic:pic>
+              </a:graphicData>
+            </a:graphic>
+          </wp:anchor>
+        </w:drawing>
+      </w:r>
+    </w:p>
+    <w:p>
+      <w:pPr>
+        <w:pStyle w:val="Body"/>
+      </w:pPr>
+      <w:r>
+        <w:rPr>
+          <w:rFonts w:ascii="Arial Unicode MS" w:cs="Arial Unicode MS" w:hAnsi="Arial Unicode MS" w:eastAsia="Arial Unicode MS"/>
+          <w:b w:val="0"/>
+          <w:bCs w:val="0"/>
+          <w:i w:val="0"/>
+          <w:iCs w:val="0"/>
+        </w:rPr>
+        <w:br w:type="page"/>
+      </w:r>
+    </w:p>
+    <w:p>
+      <w:pPr>
+        <w:pStyle w:val="Body"/>
+      </w:pPr>
+    </w:p>
+    <w:p>
+      <w:pPr>
+        <w:pStyle w:val="Body"/>
+      </w:pPr>
+    </w:p>
+    <w:p>
+      <w:pPr>
+        <w:pStyle w:val="Body"/>
       </w:pPr>
     </w:p>
     <w:p>
@@ -50495,7 +56183,7 @@
           </w14:textOutline>
         </w:rPr>
       </w:pPr>
-      <w:bookmarkStart w:name="_Toc30" w:id="31"/>
+      <w:bookmarkStart w:name="_Toc32" w:id="33"/>
       <w:r>
         <w:rPr>
           <w:rtl w:val="0"/>
@@ -50525,7 +56213,7 @@
         </w:rPr>
         <w:t>es</w:t>
       </w:r>
-      <w:bookmarkEnd w:id="31"/>
+      <w:bookmarkEnd w:id="33"/>
     </w:p>
     <w:p>
       <w:pPr>
@@ -50697,7 +56385,7 @@
           </w14:textOutline>
         </w:rPr>
       </w:pPr>
-      <w:bookmarkStart w:name="_Toc31" w:id="32"/>
+      <w:bookmarkStart w:name="_Toc33" w:id="34"/>
       <w:r>
         <w:rPr>
           <w:rtl w:val="0"/>
@@ -50707,7 +56395,7 @@
         </w:rPr>
         <w:t>NoSQL</w:t>
       </w:r>
-      <w:bookmarkEnd w:id="32"/>
+      <w:bookmarkEnd w:id="34"/>
     </w:p>
     <w:p>
       <w:pPr>
@@ -50815,7 +56503,7 @@
           </w14:textOutline>
         </w:rPr>
       </w:pPr>
-      <w:bookmarkStart w:name="_Toc32" w:id="33"/>
+      <w:bookmarkStart w:name="_Toc34" w:id="35"/>
       <w:r>
         <w:rPr>
           <w:rtl w:val="0"/>
@@ -50865,7 +56553,7 @@
         </w:rPr>
         <w:t>o</w:t>
       </w:r>
-      <w:bookmarkEnd w:id="33"/>
+      <w:bookmarkEnd w:id="35"/>
     </w:p>
     <w:p>
       <w:pPr>
@@ -50885,7 +56573,7 @@
           </w14:textOutline>
         </w:rPr>
       </w:pPr>
-      <w:bookmarkStart w:name="_Toc33" w:id="34"/>
+      <w:bookmarkStart w:name="_Toc35" w:id="36"/>
       <w:r>
         <w:rPr>
           <w:rtl w:val="0"/>
@@ -50915,7 +56603,7 @@
         </w:rPr>
         <w:t>o</w:t>
       </w:r>
-      <w:bookmarkEnd w:id="34"/>
+      <w:bookmarkEnd w:id="36"/>
     </w:p>
     <w:p>
       <w:pPr>
@@ -51005,7 +56693,7 @@
         <w:pStyle w:val="List Paragraph"/>
         <w:numPr>
           <w:ilvl w:val="0"/>
-          <w:numId w:val="45"/>
+          <w:numId w:val="47"/>
         </w:numPr>
         <w:bidi w:val="0"/>
         <w:ind w:right="0"/>
@@ -51135,7 +56823,7 @@
         <w:pStyle w:val="List Paragraph"/>
         <w:numPr>
           <w:ilvl w:val="0"/>
-          <w:numId w:val="45"/>
+          <w:numId w:val="47"/>
         </w:numPr>
         <w:bidi w:val="0"/>
         <w:ind w:right="0"/>
@@ -51367,7 +57055,7 @@
         <w:pStyle w:val="List Paragraph"/>
         <w:numPr>
           <w:ilvl w:val="0"/>
-          <w:numId w:val="45"/>
+          <w:numId w:val="47"/>
         </w:numPr>
         <w:bidi w:val="0"/>
         <w:ind w:right="0"/>
@@ -51546,7 +57234,7 @@
         <w:pStyle w:val="List Paragraph"/>
         <w:numPr>
           <w:ilvl w:val="0"/>
-          <w:numId w:val="45"/>
+          <w:numId w:val="47"/>
         </w:numPr>
         <w:bidi w:val="0"/>
         <w:ind w:right="0"/>
@@ -51726,7 +57414,7 @@
           </w14:textOutline>
         </w:rPr>
       </w:pPr>
-      <w:bookmarkStart w:name="_Toc34" w:id="35"/>
+      <w:bookmarkStart w:name="_Toc36" w:id="37"/>
       <w:r>
         <w:rPr>
           <w:rtl w:val="0"/>
@@ -51756,7 +57444,7 @@
         </w:rPr>
         <w:t>es</w:t>
       </w:r>
-      <w:bookmarkEnd w:id="35"/>
+      <w:bookmarkEnd w:id="37"/>
     </w:p>
     <w:p>
       <w:pPr>
@@ -52272,10 +57960,10 @@
       <w:r/>
     </w:p>
     <w:sectPr>
-      <w:headerReference w:type="default" r:id="rId27"/>
-      <w:headerReference w:type="first" r:id="rId28"/>
-      <w:footerReference w:type="default" r:id="rId29"/>
-      <w:footerReference w:type="first" r:id="rId30"/>
+      <w:headerReference w:type="default" r:id="rId44"/>
+      <w:headerReference w:type="first" r:id="rId45"/>
+      <w:footerReference w:type="default" r:id="rId46"/>
+      <w:footerReference w:type="first" r:id="rId47"/>
       <w:pgSz w:w="11900" w:h="16840" w:orient="portrait"/>
       <w:pgMar w:top="720" w:right="720" w:bottom="720" w:left="720" w:header="708" w:footer="708"/>
       <w:titlePg w:val="1"/>
@@ -59178,12 +64866,559 @@
     <w:abstractNumId w:val="4"/>
     <w:lvlOverride w:ilvl="0">
       <w:startOverride w:val="1"/>
+      <w:lvl w:ilvl="0">
+        <w:start w:val="1"/>
+        <w:numFmt w:val="decimal"/>
+        <w:suff w:val="tab"/>
+        <w:lvlText w:val="%1."/>
+        <w:lvlJc w:val="left"/>
+        <w:pPr>
+          <w:ind w:left="232" w:hanging="232"/>
+        </w:pPr>
+        <w:rPr>
+          <w:rFonts w:hAnsi="Arial Unicode MS"/>
+          <w:b w:val="1"/>
+          <w:bCs w:val="1"/>
+          <w:caps w:val="0"/>
+          <w:smallCaps w:val="0"/>
+          <w:strike w:val="0"/>
+          <w:dstrike w:val="0"/>
+          <w:outline w:val="0"/>
+          <w:emboss w:val="0"/>
+          <w:imprint w:val="0"/>
+          <w:spacing w:val="0"/>
+          <w:w w:val="100"/>
+          <w:kern w:val="0"/>
+          <w:position w:val="0"/>
+          <w:highlight w:val="none"/>
+          <w:vertAlign w:val="baseline"/>
+        </w:rPr>
+      </w:lvl>
+    </w:lvlOverride>
+    <w:lvlOverride w:ilvl="1">
+      <w:lvl w:ilvl="1">
+        <w:start w:val="1"/>
+        <w:numFmt w:val="decimal"/>
+        <w:suff w:val="tab"/>
+        <w:lvlText w:val="%2."/>
+        <w:lvlJc w:val="left"/>
+        <w:pPr>
+          <w:ind w:left="1032" w:hanging="232"/>
+        </w:pPr>
+        <w:rPr>
+          <w:rFonts w:hAnsi="Arial Unicode MS"/>
+          <w:b w:val="1"/>
+          <w:bCs w:val="1"/>
+          <w:caps w:val="0"/>
+          <w:smallCaps w:val="0"/>
+          <w:strike w:val="0"/>
+          <w:dstrike w:val="0"/>
+          <w:outline w:val="0"/>
+          <w:emboss w:val="0"/>
+          <w:imprint w:val="0"/>
+          <w:spacing w:val="0"/>
+          <w:w w:val="100"/>
+          <w:kern w:val="0"/>
+          <w:position w:val="0"/>
+          <w:highlight w:val="none"/>
+          <w:vertAlign w:val="baseline"/>
+        </w:rPr>
+      </w:lvl>
+    </w:lvlOverride>
+    <w:lvlOverride w:ilvl="2">
+      <w:lvl w:ilvl="2">
+        <w:start w:val="1"/>
+        <w:numFmt w:val="decimal"/>
+        <w:suff w:val="tab"/>
+        <w:lvlText w:val="%3."/>
+        <w:lvlJc w:val="left"/>
+        <w:pPr>
+          <w:ind w:left="1832" w:hanging="232"/>
+        </w:pPr>
+        <w:rPr>
+          <w:rFonts w:hAnsi="Arial Unicode MS"/>
+          <w:b w:val="1"/>
+          <w:bCs w:val="1"/>
+          <w:caps w:val="0"/>
+          <w:smallCaps w:val="0"/>
+          <w:strike w:val="0"/>
+          <w:dstrike w:val="0"/>
+          <w:outline w:val="0"/>
+          <w:emboss w:val="0"/>
+          <w:imprint w:val="0"/>
+          <w:spacing w:val="0"/>
+          <w:w w:val="100"/>
+          <w:kern w:val="0"/>
+          <w:position w:val="0"/>
+          <w:highlight w:val="none"/>
+          <w:vertAlign w:val="baseline"/>
+        </w:rPr>
+      </w:lvl>
+    </w:lvlOverride>
+    <w:lvlOverride w:ilvl="3">
+      <w:lvl w:ilvl="3">
+        <w:start w:val="1"/>
+        <w:numFmt w:val="decimal"/>
+        <w:suff w:val="tab"/>
+        <w:lvlText w:val="%4."/>
+        <w:lvlJc w:val="left"/>
+        <w:pPr>
+          <w:ind w:left="2632" w:hanging="232"/>
+        </w:pPr>
+        <w:rPr>
+          <w:rFonts w:hAnsi="Arial Unicode MS"/>
+          <w:b w:val="1"/>
+          <w:bCs w:val="1"/>
+          <w:caps w:val="0"/>
+          <w:smallCaps w:val="0"/>
+          <w:strike w:val="0"/>
+          <w:dstrike w:val="0"/>
+          <w:outline w:val="0"/>
+          <w:emboss w:val="0"/>
+          <w:imprint w:val="0"/>
+          <w:spacing w:val="0"/>
+          <w:w w:val="100"/>
+          <w:kern w:val="0"/>
+          <w:position w:val="0"/>
+          <w:highlight w:val="none"/>
+          <w:vertAlign w:val="baseline"/>
+        </w:rPr>
+      </w:lvl>
+    </w:lvlOverride>
+    <w:lvlOverride w:ilvl="4">
+      <w:lvl w:ilvl="4">
+        <w:start w:val="1"/>
+        <w:numFmt w:val="decimal"/>
+        <w:suff w:val="tab"/>
+        <w:lvlText w:val="%5."/>
+        <w:lvlJc w:val="left"/>
+        <w:pPr>
+          <w:ind w:left="3432" w:hanging="232"/>
+        </w:pPr>
+        <w:rPr>
+          <w:rFonts w:hAnsi="Arial Unicode MS"/>
+          <w:b w:val="1"/>
+          <w:bCs w:val="1"/>
+          <w:caps w:val="0"/>
+          <w:smallCaps w:val="0"/>
+          <w:strike w:val="0"/>
+          <w:dstrike w:val="0"/>
+          <w:outline w:val="0"/>
+          <w:emboss w:val="0"/>
+          <w:imprint w:val="0"/>
+          <w:spacing w:val="0"/>
+          <w:w w:val="100"/>
+          <w:kern w:val="0"/>
+          <w:position w:val="0"/>
+          <w:highlight w:val="none"/>
+          <w:vertAlign w:val="baseline"/>
+        </w:rPr>
+      </w:lvl>
+    </w:lvlOverride>
+    <w:lvlOverride w:ilvl="5">
+      <w:lvl w:ilvl="5">
+        <w:start w:val="1"/>
+        <w:numFmt w:val="decimal"/>
+        <w:suff w:val="tab"/>
+        <w:lvlText w:val="%6."/>
+        <w:lvlJc w:val="left"/>
+        <w:pPr>
+          <w:ind w:left="4232" w:hanging="232"/>
+        </w:pPr>
+        <w:rPr>
+          <w:rFonts w:hAnsi="Arial Unicode MS"/>
+          <w:b w:val="1"/>
+          <w:bCs w:val="1"/>
+          <w:caps w:val="0"/>
+          <w:smallCaps w:val="0"/>
+          <w:strike w:val="0"/>
+          <w:dstrike w:val="0"/>
+          <w:outline w:val="0"/>
+          <w:emboss w:val="0"/>
+          <w:imprint w:val="0"/>
+          <w:spacing w:val="0"/>
+          <w:w w:val="100"/>
+          <w:kern w:val="0"/>
+          <w:position w:val="0"/>
+          <w:highlight w:val="none"/>
+          <w:vertAlign w:val="baseline"/>
+        </w:rPr>
+      </w:lvl>
+    </w:lvlOverride>
+    <w:lvlOverride w:ilvl="6">
+      <w:lvl w:ilvl="6">
+        <w:start w:val="1"/>
+        <w:numFmt w:val="decimal"/>
+        <w:suff w:val="tab"/>
+        <w:lvlText w:val="%7."/>
+        <w:lvlJc w:val="left"/>
+        <w:pPr>
+          <w:ind w:left="5032" w:hanging="232"/>
+        </w:pPr>
+        <w:rPr>
+          <w:rFonts w:hAnsi="Arial Unicode MS"/>
+          <w:b w:val="1"/>
+          <w:bCs w:val="1"/>
+          <w:caps w:val="0"/>
+          <w:smallCaps w:val="0"/>
+          <w:strike w:val="0"/>
+          <w:dstrike w:val="0"/>
+          <w:outline w:val="0"/>
+          <w:emboss w:val="0"/>
+          <w:imprint w:val="0"/>
+          <w:spacing w:val="0"/>
+          <w:w w:val="100"/>
+          <w:kern w:val="0"/>
+          <w:position w:val="0"/>
+          <w:highlight w:val="none"/>
+          <w:vertAlign w:val="baseline"/>
+        </w:rPr>
+      </w:lvl>
+    </w:lvlOverride>
+    <w:lvlOverride w:ilvl="7">
+      <w:lvl w:ilvl="7">
+        <w:start w:val="1"/>
+        <w:numFmt w:val="decimal"/>
+        <w:suff w:val="tab"/>
+        <w:lvlText w:val="%8."/>
+        <w:lvlJc w:val="left"/>
+        <w:pPr>
+          <w:ind w:left="5832" w:hanging="232"/>
+        </w:pPr>
+        <w:rPr>
+          <w:rFonts w:hAnsi="Arial Unicode MS"/>
+          <w:b w:val="1"/>
+          <w:bCs w:val="1"/>
+          <w:caps w:val="0"/>
+          <w:smallCaps w:val="0"/>
+          <w:strike w:val="0"/>
+          <w:dstrike w:val="0"/>
+          <w:outline w:val="0"/>
+          <w:emboss w:val="0"/>
+          <w:imprint w:val="0"/>
+          <w:spacing w:val="0"/>
+          <w:w w:val="100"/>
+          <w:kern w:val="0"/>
+          <w:position w:val="0"/>
+          <w:highlight w:val="none"/>
+          <w:vertAlign w:val="baseline"/>
+        </w:rPr>
+      </w:lvl>
+    </w:lvlOverride>
+    <w:lvlOverride w:ilvl="8">
+      <w:lvl w:ilvl="8">
+        <w:start w:val="1"/>
+        <w:numFmt w:val="decimal"/>
+        <w:suff w:val="tab"/>
+        <w:lvlText w:val="%9."/>
+        <w:lvlJc w:val="left"/>
+        <w:pPr>
+          <w:ind w:left="6632" w:hanging="232"/>
+        </w:pPr>
+        <w:rPr>
+          <w:rFonts w:hAnsi="Arial Unicode MS"/>
+          <w:b w:val="1"/>
+          <w:bCs w:val="1"/>
+          <w:caps w:val="0"/>
+          <w:smallCaps w:val="0"/>
+          <w:strike w:val="0"/>
+          <w:dstrike w:val="0"/>
+          <w:outline w:val="0"/>
+          <w:emboss w:val="0"/>
+          <w:imprint w:val="0"/>
+          <w:spacing w:val="0"/>
+          <w:w w:val="100"/>
+          <w:kern w:val="0"/>
+          <w:position w:val="0"/>
+          <w:highlight w:val="none"/>
+          <w:vertAlign w:val="baseline"/>
+        </w:rPr>
+      </w:lvl>
     </w:lvlOverride>
   </w:num>
   <w:num w:numId="44">
+    <w:abstractNumId w:val="4"/>
+    <w:lvlOverride w:ilvl="0">
+      <w:startOverride w:val="1"/>
+    </w:lvlOverride>
+  </w:num>
+  <w:num w:numId="45">
+    <w:abstractNumId w:val="6"/>
+    <w:lvlOverride w:ilvl="0">
+      <w:lvl w:ilvl="0">
+        <w:start w:val="1"/>
+        <w:numFmt w:val="bullet"/>
+        <w:suff w:val="tab"/>
+        <w:lvlText w:val="•"/>
+        <w:lvlJc w:val="left"/>
+        <w:pPr>
+          <w:ind w:left="174" w:hanging="174"/>
+        </w:pPr>
+        <w:rPr>
+          <w:rFonts w:hAnsi="Arial Unicode MS"/>
+          <w:b w:val="1"/>
+          <w:bCs w:val="1"/>
+          <w:caps w:val="0"/>
+          <w:smallCaps w:val="0"/>
+          <w:strike w:val="0"/>
+          <w:dstrike w:val="0"/>
+          <w:outline w:val="0"/>
+          <w:emboss w:val="0"/>
+          <w:imprint w:val="0"/>
+          <w:spacing w:val="0"/>
+          <w:w w:val="100"/>
+          <w:kern w:val="0"/>
+          <w:position w:val="0"/>
+          <w:highlight w:val="none"/>
+          <w:vertAlign w:val="baseline"/>
+        </w:rPr>
+      </w:lvl>
+    </w:lvlOverride>
+    <w:lvlOverride w:ilvl="1">
+      <w:lvl w:ilvl="1">
+        <w:start w:val="1"/>
+        <w:numFmt w:val="bullet"/>
+        <w:suff w:val="tab"/>
+        <w:lvlText w:val="•"/>
+        <w:lvlJc w:val="left"/>
+        <w:pPr>
+          <w:ind w:left="774" w:hanging="174"/>
+        </w:pPr>
+        <w:rPr>
+          <w:rFonts w:hAnsi="Arial Unicode MS"/>
+          <w:b w:val="1"/>
+          <w:bCs w:val="1"/>
+          <w:caps w:val="0"/>
+          <w:smallCaps w:val="0"/>
+          <w:strike w:val="0"/>
+          <w:dstrike w:val="0"/>
+          <w:outline w:val="0"/>
+          <w:emboss w:val="0"/>
+          <w:imprint w:val="0"/>
+          <w:spacing w:val="0"/>
+          <w:w w:val="100"/>
+          <w:kern w:val="0"/>
+          <w:position w:val="0"/>
+          <w:highlight w:val="none"/>
+          <w:vertAlign w:val="baseline"/>
+        </w:rPr>
+      </w:lvl>
+    </w:lvlOverride>
+    <w:lvlOverride w:ilvl="2">
+      <w:lvl w:ilvl="2">
+        <w:start w:val="1"/>
+        <w:numFmt w:val="bullet"/>
+        <w:suff w:val="tab"/>
+        <w:lvlText w:val="•"/>
+        <w:lvlJc w:val="left"/>
+        <w:pPr>
+          <w:ind w:left="1374" w:hanging="174"/>
+        </w:pPr>
+        <w:rPr>
+          <w:rFonts w:hAnsi="Arial Unicode MS"/>
+          <w:b w:val="1"/>
+          <w:bCs w:val="1"/>
+          <w:caps w:val="0"/>
+          <w:smallCaps w:val="0"/>
+          <w:strike w:val="0"/>
+          <w:dstrike w:val="0"/>
+          <w:outline w:val="0"/>
+          <w:emboss w:val="0"/>
+          <w:imprint w:val="0"/>
+          <w:spacing w:val="0"/>
+          <w:w w:val="100"/>
+          <w:kern w:val="0"/>
+          <w:position w:val="0"/>
+          <w:highlight w:val="none"/>
+          <w:vertAlign w:val="baseline"/>
+        </w:rPr>
+      </w:lvl>
+    </w:lvlOverride>
+    <w:lvlOverride w:ilvl="3">
+      <w:lvl w:ilvl="3">
+        <w:start w:val="1"/>
+        <w:numFmt w:val="bullet"/>
+        <w:suff w:val="tab"/>
+        <w:lvlText w:val="•"/>
+        <w:lvlJc w:val="left"/>
+        <w:pPr>
+          <w:ind w:left="1974" w:hanging="174"/>
+        </w:pPr>
+        <w:rPr>
+          <w:rFonts w:hAnsi="Arial Unicode MS"/>
+          <w:b w:val="1"/>
+          <w:bCs w:val="1"/>
+          <w:caps w:val="0"/>
+          <w:smallCaps w:val="0"/>
+          <w:strike w:val="0"/>
+          <w:dstrike w:val="0"/>
+          <w:outline w:val="0"/>
+          <w:emboss w:val="0"/>
+          <w:imprint w:val="0"/>
+          <w:spacing w:val="0"/>
+          <w:w w:val="100"/>
+          <w:kern w:val="0"/>
+          <w:position w:val="0"/>
+          <w:highlight w:val="none"/>
+          <w:vertAlign w:val="baseline"/>
+        </w:rPr>
+      </w:lvl>
+    </w:lvlOverride>
+    <w:lvlOverride w:ilvl="4">
+      <w:lvl w:ilvl="4">
+        <w:start w:val="1"/>
+        <w:numFmt w:val="bullet"/>
+        <w:suff w:val="tab"/>
+        <w:lvlText w:val="•"/>
+        <w:lvlJc w:val="left"/>
+        <w:pPr>
+          <w:ind w:left="2574" w:hanging="174"/>
+        </w:pPr>
+        <w:rPr>
+          <w:rFonts w:hAnsi="Arial Unicode MS"/>
+          <w:b w:val="1"/>
+          <w:bCs w:val="1"/>
+          <w:caps w:val="0"/>
+          <w:smallCaps w:val="0"/>
+          <w:strike w:val="0"/>
+          <w:dstrike w:val="0"/>
+          <w:outline w:val="0"/>
+          <w:emboss w:val="0"/>
+          <w:imprint w:val="0"/>
+          <w:spacing w:val="0"/>
+          <w:w w:val="100"/>
+          <w:kern w:val="0"/>
+          <w:position w:val="0"/>
+          <w:highlight w:val="none"/>
+          <w:vertAlign w:val="baseline"/>
+        </w:rPr>
+      </w:lvl>
+    </w:lvlOverride>
+    <w:lvlOverride w:ilvl="5">
+      <w:lvl w:ilvl="5">
+        <w:start w:val="1"/>
+        <w:numFmt w:val="bullet"/>
+        <w:suff w:val="tab"/>
+        <w:lvlText w:val="•"/>
+        <w:lvlJc w:val="left"/>
+        <w:pPr>
+          <w:ind w:left="3174" w:hanging="174"/>
+        </w:pPr>
+        <w:rPr>
+          <w:rFonts w:hAnsi="Arial Unicode MS"/>
+          <w:b w:val="1"/>
+          <w:bCs w:val="1"/>
+          <w:caps w:val="0"/>
+          <w:smallCaps w:val="0"/>
+          <w:strike w:val="0"/>
+          <w:dstrike w:val="0"/>
+          <w:outline w:val="0"/>
+          <w:emboss w:val="0"/>
+          <w:imprint w:val="0"/>
+          <w:spacing w:val="0"/>
+          <w:w w:val="100"/>
+          <w:kern w:val="0"/>
+          <w:position w:val="0"/>
+          <w:highlight w:val="none"/>
+          <w:vertAlign w:val="baseline"/>
+        </w:rPr>
+      </w:lvl>
+    </w:lvlOverride>
+    <w:lvlOverride w:ilvl="6">
+      <w:lvl w:ilvl="6">
+        <w:start w:val="1"/>
+        <w:numFmt w:val="bullet"/>
+        <w:suff w:val="tab"/>
+        <w:lvlText w:val="•"/>
+        <w:lvlJc w:val="left"/>
+        <w:pPr>
+          <w:ind w:left="3774" w:hanging="174"/>
+        </w:pPr>
+        <w:rPr>
+          <w:rFonts w:hAnsi="Arial Unicode MS"/>
+          <w:b w:val="1"/>
+          <w:bCs w:val="1"/>
+          <w:caps w:val="0"/>
+          <w:smallCaps w:val="0"/>
+          <w:strike w:val="0"/>
+          <w:dstrike w:val="0"/>
+          <w:outline w:val="0"/>
+          <w:emboss w:val="0"/>
+          <w:imprint w:val="0"/>
+          <w:spacing w:val="0"/>
+          <w:w w:val="100"/>
+          <w:kern w:val="0"/>
+          <w:position w:val="0"/>
+          <w:highlight w:val="none"/>
+          <w:vertAlign w:val="baseline"/>
+        </w:rPr>
+      </w:lvl>
+    </w:lvlOverride>
+    <w:lvlOverride w:ilvl="7">
+      <w:lvl w:ilvl="7">
+        <w:start w:val="1"/>
+        <w:numFmt w:val="bullet"/>
+        <w:suff w:val="tab"/>
+        <w:lvlText w:val="•"/>
+        <w:lvlJc w:val="left"/>
+        <w:pPr>
+          <w:ind w:left="4374" w:hanging="174"/>
+        </w:pPr>
+        <w:rPr>
+          <w:rFonts w:hAnsi="Arial Unicode MS"/>
+          <w:b w:val="1"/>
+          <w:bCs w:val="1"/>
+          <w:caps w:val="0"/>
+          <w:smallCaps w:val="0"/>
+          <w:strike w:val="0"/>
+          <w:dstrike w:val="0"/>
+          <w:outline w:val="0"/>
+          <w:emboss w:val="0"/>
+          <w:imprint w:val="0"/>
+          <w:spacing w:val="0"/>
+          <w:w w:val="100"/>
+          <w:kern w:val="0"/>
+          <w:position w:val="0"/>
+          <w:highlight w:val="none"/>
+          <w:vertAlign w:val="baseline"/>
+        </w:rPr>
+      </w:lvl>
+    </w:lvlOverride>
+    <w:lvlOverride w:ilvl="8">
+      <w:lvl w:ilvl="8">
+        <w:start w:val="1"/>
+        <w:numFmt w:val="bullet"/>
+        <w:suff w:val="tab"/>
+        <w:lvlText w:val="•"/>
+        <w:lvlJc w:val="left"/>
+        <w:pPr>
+          <w:ind w:left="4974" w:hanging="174"/>
+        </w:pPr>
+        <w:rPr>
+          <w:rFonts w:hAnsi="Arial Unicode MS"/>
+          <w:b w:val="1"/>
+          <w:bCs w:val="1"/>
+          <w:caps w:val="0"/>
+          <w:smallCaps w:val="0"/>
+          <w:strike w:val="0"/>
+          <w:dstrike w:val="0"/>
+          <w:outline w:val="0"/>
+          <w:emboss w:val="0"/>
+          <w:imprint w:val="0"/>
+          <w:spacing w:val="0"/>
+          <w:w w:val="100"/>
+          <w:kern w:val="0"/>
+          <w:position w:val="0"/>
+          <w:highlight w:val="none"/>
+          <w:vertAlign w:val="baseline"/>
+        </w:rPr>
+      </w:lvl>
+    </w:lvlOverride>
+  </w:num>
+  <w:num w:numId="46">
     <w:abstractNumId w:val="9"/>
   </w:num>
-  <w:num w:numId="45">
+  <w:num w:numId="47">
     <w:abstractNumId w:val="8"/>
   </w:num>
 </w:numbering>
@@ -59771,7 +66006,7 @@
     <w:name w:val="Imported Style 2"/>
     <w:pPr>
       <w:numPr>
-        <w:numId w:val="44"/>
+        <w:numId w:val="46"/>
       </w:numPr>
     </w:pPr>
   </w:style>
